--- a/Uwaycontech/实验例程/CC2530基础实验/8-CC2530 UART配置/实验指导书/8-CC2530 UART配置.docx
+++ b/Uwaycontech/实验例程/CC2530基础实验/8-CC2530 UART配置/实验指导书/8-CC2530 UART配置.docx
@@ -1044,6 +1044,7 @@
     <w:p>
       <w:pPr>
         <w:numPr>
+          <w:ilvl w:val="0"/>
           <w:numId w:val="0"/>
         </w:numPr>
         <w:jc w:val="center"/>
@@ -1095,6 +1096,7 @@
     <w:p>
       <w:pPr>
         <w:numPr>
+          <w:ilvl w:val="0"/>
           <w:numId w:val="0"/>
         </w:numPr>
         <w:jc w:val="center"/>
@@ -1206,6 +1208,7 @@
     <w:p>
       <w:pPr>
         <w:numPr>
+          <w:ilvl w:val="0"/>
           <w:numId w:val="0"/>
         </w:numPr>
         <w:ind w:leftChars="0"/>
@@ -2004,6 +2007,12 @@
           <w:lang w:val="en-US" w:eastAsia="zh-CN"/>
         </w:rPr>
         <w:tab/>
+      </w:r>
+      <w:r>
+        <w:rPr>
+          <w:rFonts w:hint="eastAsia" w:ascii="宋体" w:hAnsi="宋体" w:eastAsia="宋体" w:cs="宋体"/>
+          <w:lang w:val="en-US" w:eastAsia="zh-CN"/>
+        </w:rPr>
         <w:t xml:space="preserve"> //1111 1110 指定串口0在备用位置1，即P0_3和P0_2</w:t>
       </w:r>
     </w:p>
@@ -2041,6 +2050,12 @@
           <w:lang w:val="en-US" w:eastAsia="zh-CN"/>
         </w:rPr>
         <w:tab/>
+      </w:r>
+      <w:r>
+        <w:rPr>
+          <w:rFonts w:hint="eastAsia" w:ascii="宋体" w:hAnsi="宋体" w:eastAsia="宋体" w:cs="宋体"/>
+          <w:lang w:val="en-US" w:eastAsia="zh-CN"/>
+        </w:rPr>
         <w:t xml:space="preserve"> //0000 1100 配置P0_3和P0_2为具有片上外设功能的IO口</w:t>
       </w:r>
     </w:p>
@@ -2078,6 +2093,12 @@
           <w:lang w:val="en-US" w:eastAsia="zh-CN"/>
         </w:rPr>
         <w:tab/>
+      </w:r>
+      <w:r>
+        <w:rPr>
+          <w:rFonts w:hint="eastAsia" w:ascii="宋体" w:hAnsi="宋体" w:eastAsia="宋体" w:cs="宋体"/>
+          <w:lang w:val="en-US" w:eastAsia="zh-CN"/>
+        </w:rPr>
         <w:t xml:space="preserve"> //1100 0000 配置串口0为UART功能 使能接收器</w:t>
       </w:r>
     </w:p>
@@ -2115,6 +2136,12 @@
           <w:lang w:val="en-US" w:eastAsia="zh-CN"/>
         </w:rPr>
         <w:tab/>
+      </w:r>
+      <w:r>
+        <w:rPr>
+          <w:rFonts w:hint="eastAsia" w:ascii="宋体" w:hAnsi="宋体" w:eastAsia="宋体" w:cs="宋体"/>
+          <w:lang w:val="en-US" w:eastAsia="zh-CN"/>
+        </w:rPr>
         <w:t xml:space="preserve"> //设置BAUD_E为8</w:t>
       </w:r>
     </w:p>
@@ -2152,6 +2179,12 @@
           <w:lang w:val="en-US" w:eastAsia="zh-CN"/>
         </w:rPr>
         <w:tab/>
+      </w:r>
+      <w:r>
+        <w:rPr>
+          <w:rFonts w:hint="eastAsia" w:ascii="宋体" w:hAnsi="宋体" w:eastAsia="宋体" w:cs="宋体"/>
+          <w:lang w:val="en-US" w:eastAsia="zh-CN"/>
+        </w:rPr>
         <w:t xml:space="preserve"> //设置BAUD_M为59 结合BAUD_E和BAUD_M设置波特率为9600</w:t>
       </w:r>
     </w:p>
@@ -2189,6 +2222,12 @@
           <w:lang w:val="en-US" w:eastAsia="zh-CN"/>
         </w:rPr>
         <w:tab/>
+      </w:r>
+      <w:r>
+        <w:rPr>
+          <w:rFonts w:hint="eastAsia" w:ascii="宋体" w:hAnsi="宋体" w:eastAsia="宋体" w:cs="宋体"/>
+          <w:lang w:val="en-US" w:eastAsia="zh-CN"/>
+        </w:rPr>
         <w:t xml:space="preserve"> //使能串口0接收</w:t>
       </w:r>
     </w:p>
@@ -2226,7 +2265,6 @@
           <w:lang w:val="en-US" w:eastAsia="zh-CN"/>
         </w:rPr>
         <w:tab/>
-        <w:t/>
       </w:r>
       <w:r>
         <w:rPr>
@@ -2234,7 +2272,6 @@
           <w:lang w:val="en-US" w:eastAsia="zh-CN"/>
         </w:rPr>
         <w:tab/>
-        <w:t/>
       </w:r>
       <w:r>
         <w:rPr>
@@ -2242,7 +2279,6 @@
           <w:lang w:val="en-US" w:eastAsia="zh-CN"/>
         </w:rPr>
         <w:tab/>
-        <w:t/>
       </w:r>
       <w:r>
         <w:rPr>
@@ -2250,6 +2286,12 @@
           <w:lang w:val="en-US" w:eastAsia="zh-CN"/>
         </w:rPr>
         <w:tab/>
+      </w:r>
+      <w:r>
+        <w:rPr>
+          <w:rFonts w:hint="eastAsia" w:ascii="宋体" w:hAnsi="宋体" w:eastAsia="宋体" w:cs="宋体"/>
+          <w:lang w:val="en-US" w:eastAsia="zh-CN"/>
+        </w:rPr>
         <w:t>//打开CPU总中断</w:t>
       </w:r>
     </w:p>
@@ -2882,7 +2924,6 @@
           <w:lang w:val="en-US" w:eastAsia="zh-CN"/>
         </w:rPr>
         <w:tab/>
-        <w:t/>
       </w:r>
       <w:r>
         <w:rPr>
@@ -2890,7 +2931,6 @@
           <w:lang w:val="en-US" w:eastAsia="zh-CN"/>
         </w:rPr>
         <w:tab/>
-        <w:t/>
       </w:r>
       <w:r>
         <w:rPr>
@@ -2898,7 +2938,6 @@
           <w:lang w:val="en-US" w:eastAsia="zh-CN"/>
         </w:rPr>
         <w:tab/>
-        <w:t/>
       </w:r>
       <w:r>
         <w:rPr>
@@ -2906,7 +2945,6 @@
           <w:lang w:val="en-US" w:eastAsia="zh-CN"/>
         </w:rPr>
         <w:tab/>
-        <w:t/>
       </w:r>
       <w:r>
         <w:rPr>
@@ -2914,6 +2952,12 @@
           <w:lang w:val="en-US" w:eastAsia="zh-CN"/>
         </w:rPr>
         <w:tab/>
+      </w:r>
+      <w:r>
+        <w:rPr>
+          <w:rFonts w:hint="eastAsia" w:ascii="宋体" w:hAnsi="宋体" w:eastAsia="宋体" w:cs="宋体"/>
+          <w:lang w:val="en-US" w:eastAsia="zh-CN"/>
+        </w:rPr>
         <w:t>//清除串口0接收标志位</w:t>
       </w:r>
     </w:p>
@@ -2951,7 +2995,6 @@
           <w:lang w:val="en-US" w:eastAsia="zh-CN"/>
         </w:rPr>
         <w:tab/>
-        <w:t/>
       </w:r>
       <w:r>
         <w:rPr>
@@ -2959,7 +3002,6 @@
           <w:lang w:val="en-US" w:eastAsia="zh-CN"/>
         </w:rPr>
         <w:tab/>
-        <w:t/>
       </w:r>
       <w:r>
         <w:rPr>
@@ -2967,7 +3009,6 @@
           <w:lang w:val="en-US" w:eastAsia="zh-CN"/>
         </w:rPr>
         <w:tab/>
-        <w:t/>
       </w:r>
       <w:r>
         <w:rPr>
@@ -2975,7 +3016,71 @@
           <w:lang w:val="en-US" w:eastAsia="zh-CN"/>
         </w:rPr>
         <w:tab/>
-        <w:t/>
+      </w:r>
+      <w:r>
+        <w:rPr>
+          <w:rFonts w:hint="eastAsia" w:ascii="宋体" w:hAnsi="宋体" w:eastAsia="宋体" w:cs="宋体"/>
+          <w:lang w:val="en-US" w:eastAsia="zh-CN"/>
+        </w:rPr>
+        <w:t>//从串口0接收器读取数据</w:t>
+      </w:r>
+    </w:p>
+    <w:p>
+      <w:pPr>
+        <w:keepNext w:val="0"/>
+        <w:keepLines w:val="0"/>
+        <w:pageBreakBefore w:val="0"/>
+        <w:kinsoku/>
+        <w:wordWrap/>
+        <w:overflowPunct/>
+        <w:topLinePunct w:val="0"/>
+        <w:autoSpaceDE/>
+        <w:autoSpaceDN/>
+        <w:bidi w:val="0"/>
+        <w:adjustRightInd/>
+        <w:snapToGrid/>
+        <w:jc w:val="both"/>
+        <w:textAlignment w:val="auto"/>
+        <w:rPr>
+          <w:rFonts w:hint="eastAsia" w:ascii="宋体" w:hAnsi="宋体" w:eastAsia="宋体" w:cs="宋体"/>
+          <w:lang w:val="en-US" w:eastAsia="zh-CN"/>
+        </w:rPr>
+      </w:pPr>
+      <w:r>
+        <w:rPr>
+          <w:rFonts w:hint="eastAsia" w:ascii="宋体" w:hAnsi="宋体" w:eastAsia="宋体" w:cs="宋体"/>
+          <w:lang w:val="en-US" w:eastAsia="zh-CN"/>
+        </w:rPr>
+        <w:t xml:space="preserve">    LED1 = !LED1;</w:t>
+      </w:r>
+    </w:p>
+    <w:p>
+      <w:pPr>
+        <w:keepNext w:val="0"/>
+        <w:keepLines w:val="0"/>
+        <w:pageBreakBefore w:val="0"/>
+        <w:kinsoku/>
+        <w:wordWrap/>
+        <w:overflowPunct/>
+        <w:topLinePunct w:val="0"/>
+        <w:autoSpaceDE/>
+        <w:autoSpaceDN/>
+        <w:bidi w:val="0"/>
+        <w:adjustRightInd/>
+        <w:snapToGrid/>
+        <w:jc w:val="both"/>
+        <w:textAlignment w:val="auto"/>
+        <w:rPr>
+          <w:rFonts w:hint="eastAsia" w:ascii="宋体" w:hAnsi="宋体" w:eastAsia="宋体" w:cs="宋体"/>
+          <w:lang w:val="en-US" w:eastAsia="zh-CN"/>
+        </w:rPr>
+      </w:pPr>
+      <w:r>
+        <w:rPr>
+          <w:rFonts w:hint="eastAsia" w:ascii="宋体" w:hAnsi="宋体" w:eastAsia="宋体" w:cs="宋体"/>
+          <w:lang w:val="en-US" w:eastAsia="zh-CN"/>
+        </w:rPr>
+        <w:t xml:space="preserve">    U0DBUF = buf;</w:t>
       </w:r>
       <w:r>
         <w:rPr>
@@ -2983,7 +3088,761 @@
           <w:lang w:val="en-US" w:eastAsia="zh-CN"/>
         </w:rPr>
         <w:tab/>
-        <w:t>//从串口0接收器读取数据</w:t>
+      </w:r>
+      <w:r>
+        <w:rPr>
+          <w:rFonts w:hint="eastAsia" w:ascii="宋体" w:hAnsi="宋体" w:eastAsia="宋体" w:cs="宋体"/>
+          <w:lang w:val="en-US" w:eastAsia="zh-CN"/>
+        </w:rPr>
+        <w:tab/>
+      </w:r>
+      <w:r>
+        <w:rPr>
+          <w:rFonts w:hint="eastAsia" w:ascii="宋体" w:hAnsi="宋体" w:eastAsia="宋体" w:cs="宋体"/>
+          <w:lang w:val="en-US" w:eastAsia="zh-CN"/>
+        </w:rPr>
+        <w:tab/>
+      </w:r>
+      <w:r>
+        <w:rPr>
+          <w:rFonts w:hint="eastAsia" w:ascii="宋体" w:hAnsi="宋体" w:eastAsia="宋体" w:cs="宋体"/>
+          <w:lang w:val="en-US" w:eastAsia="zh-CN"/>
+        </w:rPr>
+        <w:tab/>
+      </w:r>
+      <w:r>
+        <w:rPr>
+          <w:rFonts w:hint="eastAsia" w:ascii="宋体" w:hAnsi="宋体" w:eastAsia="宋体" w:cs="宋体"/>
+          <w:lang w:val="en-US" w:eastAsia="zh-CN"/>
+        </w:rPr>
+        <w:t>//将ch放进串口0发送器内</w:t>
+      </w:r>
+    </w:p>
+    <w:p>
+      <w:pPr>
+        <w:keepNext w:val="0"/>
+        <w:keepLines w:val="0"/>
+        <w:pageBreakBefore w:val="0"/>
+        <w:kinsoku/>
+        <w:wordWrap/>
+        <w:overflowPunct/>
+        <w:topLinePunct w:val="0"/>
+        <w:autoSpaceDE/>
+        <w:autoSpaceDN/>
+        <w:bidi w:val="0"/>
+        <w:adjustRightInd/>
+        <w:snapToGrid/>
+        <w:jc w:val="both"/>
+        <w:textAlignment w:val="auto"/>
+        <w:rPr>
+          <w:rFonts w:hint="eastAsia" w:ascii="宋体" w:hAnsi="宋体" w:eastAsia="宋体" w:cs="宋体"/>
+          <w:lang w:val="en-US" w:eastAsia="zh-CN"/>
+        </w:rPr>
+      </w:pPr>
+      <w:r>
+        <w:rPr>
+          <w:rFonts w:hint="eastAsia" w:ascii="宋体" w:hAnsi="宋体" w:eastAsia="宋体" w:cs="宋体"/>
+          <w:lang w:val="en-US" w:eastAsia="zh-CN"/>
+        </w:rPr>
+        <w:t xml:space="preserve">    while(UTX0IF == 0); </w:t>
+      </w:r>
+      <w:r>
+        <w:rPr>
+          <w:rFonts w:hint="eastAsia" w:ascii="宋体" w:hAnsi="宋体" w:eastAsia="宋体" w:cs="宋体"/>
+          <w:lang w:val="en-US" w:eastAsia="zh-CN"/>
+        </w:rPr>
+        <w:tab/>
+      </w:r>
+      <w:r>
+        <w:rPr>
+          <w:rFonts w:hint="eastAsia" w:ascii="宋体" w:hAnsi="宋体" w:eastAsia="宋体" w:cs="宋体"/>
+          <w:lang w:val="en-US" w:eastAsia="zh-CN"/>
+        </w:rPr>
+        <w:tab/>
+      </w:r>
+      <w:r>
+        <w:rPr>
+          <w:rFonts w:hint="eastAsia" w:ascii="宋体" w:hAnsi="宋体" w:eastAsia="宋体" w:cs="宋体"/>
+          <w:lang w:val="en-US" w:eastAsia="zh-CN"/>
+        </w:rPr>
+        <w:tab/>
+      </w:r>
+      <w:bookmarkStart w:id="0" w:name="_GoBack"/>
+      <w:bookmarkEnd w:id="0"/>
+      <w:r>
+        <w:rPr>
+          <w:rFonts w:hint="eastAsia" w:ascii="宋体" w:hAnsi="宋体" w:eastAsia="宋体" w:cs="宋体"/>
+          <w:lang w:val="en-US" w:eastAsia="zh-CN"/>
+        </w:rPr>
+        <w:t>//等待串口0发送完毕</w:t>
+      </w:r>
+    </w:p>
+    <w:p>
+      <w:pPr>
+        <w:keepNext w:val="0"/>
+        <w:keepLines w:val="0"/>
+        <w:pageBreakBefore w:val="0"/>
+        <w:kinsoku/>
+        <w:wordWrap/>
+        <w:overflowPunct/>
+        <w:topLinePunct w:val="0"/>
+        <w:autoSpaceDE/>
+        <w:autoSpaceDN/>
+        <w:bidi w:val="0"/>
+        <w:adjustRightInd/>
+        <w:snapToGrid/>
+        <w:jc w:val="both"/>
+        <w:textAlignment w:val="auto"/>
+        <w:rPr>
+          <w:rFonts w:hint="eastAsia" w:ascii="宋体" w:hAnsi="宋体" w:eastAsia="宋体" w:cs="宋体"/>
+          <w:lang w:val="en-US" w:eastAsia="zh-CN"/>
+        </w:rPr>
+      </w:pPr>
+      <w:r>
+        <w:rPr>
+          <w:rFonts w:hint="eastAsia" w:ascii="宋体" w:hAnsi="宋体" w:eastAsia="宋体" w:cs="宋体"/>
+          <w:lang w:val="en-US" w:eastAsia="zh-CN"/>
+        </w:rPr>
+        <w:t xml:space="preserve">    UTX0IF = 0; </w:t>
+      </w:r>
+      <w:r>
+        <w:rPr>
+          <w:rFonts w:hint="eastAsia" w:ascii="宋体" w:hAnsi="宋体" w:eastAsia="宋体" w:cs="宋体"/>
+          <w:lang w:val="en-US" w:eastAsia="zh-CN"/>
+        </w:rPr>
+        <w:tab/>
+      </w:r>
+      <w:r>
+        <w:rPr>
+          <w:rFonts w:hint="eastAsia" w:ascii="宋体" w:hAnsi="宋体" w:eastAsia="宋体" w:cs="宋体"/>
+          <w:lang w:val="en-US" w:eastAsia="zh-CN"/>
+        </w:rPr>
+        <w:tab/>
+      </w:r>
+      <w:r>
+        <w:rPr>
+          <w:rFonts w:hint="eastAsia" w:ascii="宋体" w:hAnsi="宋体" w:eastAsia="宋体" w:cs="宋体"/>
+          <w:lang w:val="en-US" w:eastAsia="zh-CN"/>
+        </w:rPr>
+        <w:tab/>
+      </w:r>
+      <w:r>
+        <w:rPr>
+          <w:rFonts w:hint="eastAsia" w:ascii="宋体" w:hAnsi="宋体" w:eastAsia="宋体" w:cs="宋体"/>
+          <w:lang w:val="en-US" w:eastAsia="zh-CN"/>
+        </w:rPr>
+        <w:tab/>
+      </w:r>
+      <w:r>
+        <w:rPr>
+          <w:rFonts w:hint="eastAsia" w:ascii="宋体" w:hAnsi="宋体" w:eastAsia="宋体" w:cs="宋体"/>
+          <w:lang w:val="en-US" w:eastAsia="zh-CN"/>
+        </w:rPr>
+        <w:tab/>
+      </w:r>
+      <w:r>
+        <w:rPr>
+          <w:rFonts w:hint="eastAsia" w:ascii="宋体" w:hAnsi="宋体" w:eastAsia="宋体" w:cs="宋体"/>
+          <w:lang w:val="en-US" w:eastAsia="zh-CN"/>
+        </w:rPr>
+        <w:t>//清除串口0发送标志位</w:t>
+      </w:r>
+    </w:p>
+    <w:p>
+      <w:pPr>
+        <w:keepNext w:val="0"/>
+        <w:keepLines w:val="0"/>
+        <w:pageBreakBefore w:val="0"/>
+        <w:kinsoku/>
+        <w:wordWrap/>
+        <w:overflowPunct/>
+        <w:topLinePunct w:val="0"/>
+        <w:autoSpaceDE/>
+        <w:autoSpaceDN/>
+        <w:bidi w:val="0"/>
+        <w:adjustRightInd/>
+        <w:snapToGrid/>
+        <w:jc w:val="both"/>
+        <w:textAlignment w:val="auto"/>
+        <w:rPr>
+          <w:rFonts w:hint="eastAsia" w:ascii="宋体" w:hAnsi="宋体" w:eastAsia="宋体" w:cs="宋体"/>
+          <w:lang w:val="en-US" w:eastAsia="zh-CN"/>
+        </w:rPr>
+      </w:pPr>
+      <w:r>
+        <w:rPr>
+          <w:rFonts w:hint="eastAsia" w:ascii="宋体" w:hAnsi="宋体" w:eastAsia="宋体" w:cs="宋体"/>
+          <w:lang w:val="en-US" w:eastAsia="zh-CN"/>
+        </w:rPr>
+        <w:t>}</w:t>
+      </w:r>
+    </w:p>
+    <w:p>
+      <w:pPr>
+        <w:keepNext w:val="0"/>
+        <w:keepLines w:val="0"/>
+        <w:pageBreakBefore w:val="0"/>
+        <w:widowControl w:val="0"/>
+        <w:kinsoku/>
+        <w:wordWrap/>
+        <w:overflowPunct/>
+        <w:topLinePunct w:val="0"/>
+        <w:autoSpaceDE/>
+        <w:autoSpaceDN/>
+        <w:bidi w:val="0"/>
+        <w:adjustRightInd/>
+        <w:snapToGrid/>
+        <w:ind w:firstLine="400" w:firstLineChars="200"/>
+        <w:jc w:val="both"/>
+        <w:textAlignment w:val="auto"/>
+        <w:rPr>
+          <w:rFonts w:hint="eastAsia" w:ascii="宋体" w:hAnsi="宋体" w:eastAsia="宋体" w:cs="宋体"/>
+          <w:lang w:val="en-US" w:eastAsia="zh-CN"/>
+        </w:rPr>
+      </w:pPr>
+      <w:r>
+        <w:rPr>
+          <w:rFonts w:hint="eastAsia" w:ascii="宋体" w:hAnsi="宋体" w:eastAsia="宋体" w:cs="宋体"/>
+          <w:lang w:val="en-US" w:eastAsia="zh-CN"/>
+        </w:rPr>
+        <w:t>通信要在32MHz下才能执行，所以我们要从16MHz转换到32MHz。下面是main.c文件：</w:t>
+      </w:r>
+    </w:p>
+    <w:p>
+      <w:pPr>
+        <w:keepNext w:val="0"/>
+        <w:keepLines w:val="0"/>
+        <w:pageBreakBefore w:val="0"/>
+        <w:kinsoku/>
+        <w:wordWrap/>
+        <w:overflowPunct/>
+        <w:topLinePunct w:val="0"/>
+        <w:autoSpaceDE/>
+        <w:autoSpaceDN/>
+        <w:bidi w:val="0"/>
+        <w:adjustRightInd/>
+        <w:snapToGrid/>
+        <w:jc w:val="both"/>
+        <w:textAlignment w:val="auto"/>
+        <w:rPr>
+          <w:rFonts w:hint="eastAsia" w:ascii="宋体" w:hAnsi="宋体" w:eastAsia="宋体" w:cs="宋体"/>
+          <w:lang w:val="en-US" w:eastAsia="zh-CN"/>
+        </w:rPr>
+      </w:pPr>
+      <w:r>
+        <w:rPr>
+          <w:rFonts w:hint="eastAsia" w:ascii="宋体" w:hAnsi="宋体" w:eastAsia="宋体" w:cs="宋体"/>
+          <w:lang w:val="en-US" w:eastAsia="zh-CN"/>
+        </w:rPr>
+        <w:t>#include "iocc2530.h"                     //头文件</w:t>
+      </w:r>
+    </w:p>
+    <w:p>
+      <w:pPr>
+        <w:keepNext w:val="0"/>
+        <w:keepLines w:val="0"/>
+        <w:pageBreakBefore w:val="0"/>
+        <w:kinsoku/>
+        <w:wordWrap/>
+        <w:overflowPunct/>
+        <w:topLinePunct w:val="0"/>
+        <w:autoSpaceDE/>
+        <w:autoSpaceDN/>
+        <w:bidi w:val="0"/>
+        <w:adjustRightInd/>
+        <w:snapToGrid/>
+        <w:jc w:val="both"/>
+        <w:textAlignment w:val="auto"/>
+        <w:rPr>
+          <w:rFonts w:hint="eastAsia" w:ascii="宋体" w:hAnsi="宋体" w:eastAsia="宋体" w:cs="宋体"/>
+          <w:lang w:val="en-US" w:eastAsia="zh-CN"/>
+        </w:rPr>
+      </w:pPr>
+      <w:r>
+        <w:rPr>
+          <w:rFonts w:hint="eastAsia" w:ascii="宋体" w:hAnsi="宋体" w:eastAsia="宋体" w:cs="宋体"/>
+          <w:lang w:val="en-US" w:eastAsia="zh-CN"/>
+        </w:rPr>
+        <w:t>#include "headfile.h"</w:t>
+      </w:r>
+    </w:p>
+    <w:p>
+      <w:pPr>
+        <w:keepNext w:val="0"/>
+        <w:keepLines w:val="0"/>
+        <w:pageBreakBefore w:val="0"/>
+        <w:kinsoku/>
+        <w:wordWrap/>
+        <w:overflowPunct/>
+        <w:topLinePunct w:val="0"/>
+        <w:autoSpaceDE/>
+        <w:autoSpaceDN/>
+        <w:bidi w:val="0"/>
+        <w:adjustRightInd/>
+        <w:snapToGrid/>
+        <w:jc w:val="both"/>
+        <w:textAlignment w:val="auto"/>
+        <w:rPr>
+          <w:rFonts w:hint="eastAsia" w:ascii="宋体" w:hAnsi="宋体" w:eastAsia="宋体" w:cs="宋体"/>
+          <w:lang w:val="en-US" w:eastAsia="zh-CN"/>
+        </w:rPr>
+      </w:pPr>
+    </w:p>
+    <w:p>
+      <w:pPr>
+        <w:keepNext w:val="0"/>
+        <w:keepLines w:val="0"/>
+        <w:pageBreakBefore w:val="0"/>
+        <w:kinsoku/>
+        <w:wordWrap/>
+        <w:overflowPunct/>
+        <w:topLinePunct w:val="0"/>
+        <w:autoSpaceDE/>
+        <w:autoSpaceDN/>
+        <w:bidi w:val="0"/>
+        <w:adjustRightInd/>
+        <w:snapToGrid/>
+        <w:jc w:val="both"/>
+        <w:textAlignment w:val="auto"/>
+        <w:rPr>
+          <w:rFonts w:hint="eastAsia" w:ascii="宋体" w:hAnsi="宋体" w:eastAsia="宋体" w:cs="宋体"/>
+          <w:lang w:val="en-US" w:eastAsia="zh-CN"/>
+        </w:rPr>
+      </w:pPr>
+      <w:r>
+        <w:rPr>
+          <w:rFonts w:hint="eastAsia" w:ascii="宋体" w:hAnsi="宋体" w:eastAsia="宋体" w:cs="宋体"/>
+          <w:lang w:val="en-US" w:eastAsia="zh-CN"/>
+        </w:rPr>
+        <w:t>void main(void)</w:t>
+      </w:r>
+    </w:p>
+    <w:p>
+      <w:pPr>
+        <w:keepNext w:val="0"/>
+        <w:keepLines w:val="0"/>
+        <w:pageBreakBefore w:val="0"/>
+        <w:kinsoku/>
+        <w:wordWrap/>
+        <w:overflowPunct/>
+        <w:topLinePunct w:val="0"/>
+        <w:autoSpaceDE/>
+        <w:autoSpaceDN/>
+        <w:bidi w:val="0"/>
+        <w:adjustRightInd/>
+        <w:snapToGrid/>
+        <w:jc w:val="both"/>
+        <w:textAlignment w:val="auto"/>
+        <w:rPr>
+          <w:rFonts w:hint="eastAsia" w:ascii="宋体" w:hAnsi="宋体" w:eastAsia="宋体" w:cs="宋体"/>
+          <w:lang w:val="en-US" w:eastAsia="zh-CN"/>
+        </w:rPr>
+      </w:pPr>
+      <w:r>
+        <w:rPr>
+          <w:rFonts w:hint="eastAsia" w:ascii="宋体" w:hAnsi="宋体" w:eastAsia="宋体" w:cs="宋体"/>
+          <w:lang w:val="en-US" w:eastAsia="zh-CN"/>
+        </w:rPr>
+        <w:t>{</w:t>
+      </w:r>
+    </w:p>
+    <w:p>
+      <w:pPr>
+        <w:keepNext w:val="0"/>
+        <w:keepLines w:val="0"/>
+        <w:pageBreakBefore w:val="0"/>
+        <w:kinsoku/>
+        <w:wordWrap/>
+        <w:overflowPunct/>
+        <w:topLinePunct w:val="0"/>
+        <w:autoSpaceDE/>
+        <w:autoSpaceDN/>
+        <w:bidi w:val="0"/>
+        <w:adjustRightInd/>
+        <w:snapToGrid/>
+        <w:jc w:val="both"/>
+        <w:textAlignment w:val="auto"/>
+        <w:rPr>
+          <w:rFonts w:hint="eastAsia" w:ascii="宋体" w:hAnsi="宋体" w:eastAsia="宋体" w:cs="宋体"/>
+          <w:lang w:val="en-US" w:eastAsia="zh-CN"/>
+        </w:rPr>
+      </w:pPr>
+      <w:r>
+        <w:rPr>
+          <w:rFonts w:hint="eastAsia" w:ascii="宋体" w:hAnsi="宋体" w:eastAsia="宋体" w:cs="宋体"/>
+          <w:lang w:val="en-US" w:eastAsia="zh-CN"/>
+        </w:rPr>
+        <w:t xml:space="preserve">    led_init();</w:t>
+      </w:r>
+    </w:p>
+    <w:p>
+      <w:pPr>
+        <w:keepNext w:val="0"/>
+        <w:keepLines w:val="0"/>
+        <w:pageBreakBefore w:val="0"/>
+        <w:kinsoku/>
+        <w:wordWrap/>
+        <w:overflowPunct/>
+        <w:topLinePunct w:val="0"/>
+        <w:autoSpaceDE/>
+        <w:autoSpaceDN/>
+        <w:bidi w:val="0"/>
+        <w:adjustRightInd/>
+        <w:snapToGrid/>
+        <w:jc w:val="both"/>
+        <w:textAlignment w:val="auto"/>
+        <w:rPr>
+          <w:rFonts w:hint="eastAsia" w:ascii="宋体" w:hAnsi="宋体" w:eastAsia="宋体" w:cs="宋体"/>
+          <w:lang w:val="en-US" w:eastAsia="zh-CN"/>
+        </w:rPr>
+      </w:pPr>
+      <w:r>
+        <w:rPr>
+          <w:rFonts w:hint="eastAsia" w:ascii="宋体" w:hAnsi="宋体" w:eastAsia="宋体" w:cs="宋体"/>
+          <w:lang w:val="en-US" w:eastAsia="zh-CN"/>
+        </w:rPr>
+        <w:t xml:space="preserve">    clk32m_init();</w:t>
+      </w:r>
+    </w:p>
+    <w:p>
+      <w:pPr>
+        <w:keepNext w:val="0"/>
+        <w:keepLines w:val="0"/>
+        <w:pageBreakBefore w:val="0"/>
+        <w:kinsoku/>
+        <w:wordWrap/>
+        <w:overflowPunct/>
+        <w:topLinePunct w:val="0"/>
+        <w:autoSpaceDE/>
+        <w:autoSpaceDN/>
+        <w:bidi w:val="0"/>
+        <w:adjustRightInd/>
+        <w:snapToGrid/>
+        <w:jc w:val="both"/>
+        <w:textAlignment w:val="auto"/>
+        <w:rPr>
+          <w:rFonts w:hint="eastAsia" w:ascii="宋体" w:hAnsi="宋体" w:eastAsia="宋体" w:cs="宋体"/>
+          <w:lang w:val="en-US" w:eastAsia="zh-CN"/>
+        </w:rPr>
+      </w:pPr>
+      <w:r>
+        <w:rPr>
+          <w:rFonts w:hint="eastAsia" w:ascii="宋体" w:hAnsi="宋体" w:eastAsia="宋体" w:cs="宋体"/>
+          <w:lang w:val="en-US" w:eastAsia="zh-CN"/>
+        </w:rPr>
+        <w:t xml:space="preserve">    uart0_init();</w:t>
+      </w:r>
+    </w:p>
+    <w:p>
+      <w:pPr>
+        <w:keepNext w:val="0"/>
+        <w:keepLines w:val="0"/>
+        <w:pageBreakBefore w:val="0"/>
+        <w:kinsoku/>
+        <w:wordWrap/>
+        <w:overflowPunct/>
+        <w:topLinePunct w:val="0"/>
+        <w:autoSpaceDE/>
+        <w:autoSpaceDN/>
+        <w:bidi w:val="0"/>
+        <w:adjustRightInd/>
+        <w:snapToGrid/>
+        <w:jc w:val="both"/>
+        <w:textAlignment w:val="auto"/>
+        <w:rPr>
+          <w:rFonts w:hint="eastAsia" w:ascii="宋体" w:hAnsi="宋体" w:eastAsia="宋体" w:cs="宋体"/>
+          <w:lang w:val="en-US" w:eastAsia="zh-CN"/>
+        </w:rPr>
+      </w:pPr>
+      <w:r>
+        <w:rPr>
+          <w:rFonts w:hint="eastAsia" w:ascii="宋体" w:hAnsi="宋体" w:eastAsia="宋体" w:cs="宋体"/>
+          <w:lang w:val="en-US" w:eastAsia="zh-CN"/>
+        </w:rPr>
+        <w:t xml:space="preserve">    while(1)</w:t>
+      </w:r>
+    </w:p>
+    <w:p>
+      <w:pPr>
+        <w:keepNext w:val="0"/>
+        <w:keepLines w:val="0"/>
+        <w:pageBreakBefore w:val="0"/>
+        <w:kinsoku/>
+        <w:wordWrap/>
+        <w:overflowPunct/>
+        <w:topLinePunct w:val="0"/>
+        <w:autoSpaceDE/>
+        <w:autoSpaceDN/>
+        <w:bidi w:val="0"/>
+        <w:adjustRightInd/>
+        <w:snapToGrid/>
+        <w:jc w:val="both"/>
+        <w:textAlignment w:val="auto"/>
+        <w:rPr>
+          <w:rFonts w:hint="eastAsia" w:ascii="宋体" w:hAnsi="宋体" w:eastAsia="宋体" w:cs="宋体"/>
+          <w:lang w:val="en-US" w:eastAsia="zh-CN"/>
+        </w:rPr>
+      </w:pPr>
+      <w:r>
+        <w:rPr>
+          <w:rFonts w:hint="eastAsia" w:ascii="宋体" w:hAnsi="宋体" w:eastAsia="宋体" w:cs="宋体"/>
+          <w:lang w:val="en-US" w:eastAsia="zh-CN"/>
+        </w:rPr>
+        <w:t xml:space="preserve">    {</w:t>
+      </w:r>
+    </w:p>
+    <w:p>
+      <w:pPr>
+        <w:keepNext w:val="0"/>
+        <w:keepLines w:val="0"/>
+        <w:pageBreakBefore w:val="0"/>
+        <w:kinsoku/>
+        <w:wordWrap/>
+        <w:overflowPunct/>
+        <w:topLinePunct w:val="0"/>
+        <w:autoSpaceDE/>
+        <w:autoSpaceDN/>
+        <w:bidi w:val="0"/>
+        <w:adjustRightInd/>
+        <w:snapToGrid/>
+        <w:jc w:val="both"/>
+        <w:textAlignment w:val="auto"/>
+        <w:rPr>
+          <w:rFonts w:hint="eastAsia" w:ascii="宋体" w:hAnsi="宋体" w:eastAsia="宋体" w:cs="宋体"/>
+          <w:lang w:val="en-US" w:eastAsia="zh-CN"/>
+        </w:rPr>
+      </w:pPr>
+      <w:r>
+        <w:rPr>
+          <w:rFonts w:hint="eastAsia" w:ascii="宋体" w:hAnsi="宋体" w:eastAsia="宋体" w:cs="宋体"/>
+          <w:lang w:val="en-US" w:eastAsia="zh-CN"/>
+        </w:rPr>
+        <w:t xml:space="preserve">    }</w:t>
+      </w:r>
+    </w:p>
+    <w:p>
+      <w:pPr>
+        <w:keepNext w:val="0"/>
+        <w:keepLines w:val="0"/>
+        <w:pageBreakBefore w:val="0"/>
+        <w:kinsoku/>
+        <w:wordWrap/>
+        <w:overflowPunct/>
+        <w:topLinePunct w:val="0"/>
+        <w:autoSpaceDE/>
+        <w:autoSpaceDN/>
+        <w:bidi w:val="0"/>
+        <w:adjustRightInd/>
+        <w:snapToGrid/>
+        <w:jc w:val="both"/>
+        <w:textAlignment w:val="auto"/>
+        <w:rPr>
+          <w:rFonts w:hint="eastAsia" w:ascii="宋体" w:hAnsi="宋体" w:eastAsia="宋体" w:cs="宋体"/>
+          <w:lang w:val="en-US" w:eastAsia="zh-CN"/>
+        </w:rPr>
+      </w:pPr>
+      <w:r>
+        <w:rPr>
+          <w:rFonts w:hint="eastAsia" w:ascii="宋体" w:hAnsi="宋体" w:eastAsia="宋体" w:cs="宋体"/>
+          <w:lang w:val="en-US" w:eastAsia="zh-CN"/>
+        </w:rPr>
+        <w:t>}</w:t>
+      </w:r>
+    </w:p>
+    <w:p>
+      <w:pPr>
+        <w:keepNext w:val="0"/>
+        <w:keepLines w:val="0"/>
+        <w:pageBreakBefore w:val="0"/>
+        <w:kinsoku/>
+        <w:wordWrap/>
+        <w:overflowPunct/>
+        <w:topLinePunct w:val="0"/>
+        <w:autoSpaceDE/>
+        <w:autoSpaceDN/>
+        <w:bidi w:val="0"/>
+        <w:adjustRightInd/>
+        <w:snapToGrid/>
+        <w:jc w:val="both"/>
+        <w:textAlignment w:val="auto"/>
+        <w:rPr>
+          <w:rFonts w:hint="eastAsia" w:ascii="宋体" w:hAnsi="宋体" w:eastAsia="宋体" w:cs="宋体"/>
+          <w:lang w:val="en-US" w:eastAsia="zh-CN"/>
+        </w:rPr>
+      </w:pPr>
+    </w:p>
+    <w:p>
+      <w:pPr>
+        <w:keepNext w:val="0"/>
+        <w:keepLines w:val="0"/>
+        <w:pageBreakBefore w:val="0"/>
+        <w:kinsoku/>
+        <w:wordWrap/>
+        <w:overflowPunct/>
+        <w:topLinePunct w:val="0"/>
+        <w:autoSpaceDE/>
+        <w:autoSpaceDN/>
+        <w:bidi w:val="0"/>
+        <w:adjustRightInd/>
+        <w:snapToGrid/>
+        <w:jc w:val="both"/>
+        <w:textAlignment w:val="auto"/>
+        <w:rPr>
+          <w:rFonts w:hint="eastAsia" w:ascii="宋体" w:hAnsi="宋体" w:eastAsia="宋体" w:cs="宋体"/>
+          <w:lang w:val="en-US" w:eastAsia="zh-CN"/>
+        </w:rPr>
+      </w:pPr>
+      <w:r>
+        <w:rPr>
+          <w:rFonts w:hint="eastAsia" w:ascii="宋体" w:hAnsi="宋体" w:eastAsia="宋体" w:cs="宋体"/>
+          <w:lang w:val="en-US" w:eastAsia="zh-CN"/>
+        </w:rPr>
+        <w:t>#pragma vector = URX0_VECTOR</w:t>
+      </w:r>
+    </w:p>
+    <w:p>
+      <w:pPr>
+        <w:keepNext w:val="0"/>
+        <w:keepLines w:val="0"/>
+        <w:pageBreakBefore w:val="0"/>
+        <w:kinsoku/>
+        <w:wordWrap/>
+        <w:overflowPunct/>
+        <w:topLinePunct w:val="0"/>
+        <w:autoSpaceDE/>
+        <w:autoSpaceDN/>
+        <w:bidi w:val="0"/>
+        <w:adjustRightInd/>
+        <w:snapToGrid/>
+        <w:jc w:val="both"/>
+        <w:textAlignment w:val="auto"/>
+        <w:rPr>
+          <w:rFonts w:hint="eastAsia" w:ascii="宋体" w:hAnsi="宋体" w:eastAsia="宋体" w:cs="宋体"/>
+          <w:lang w:val="en-US" w:eastAsia="zh-CN"/>
+        </w:rPr>
+      </w:pPr>
+      <w:r>
+        <w:rPr>
+          <w:rFonts w:hint="eastAsia" w:ascii="宋体" w:hAnsi="宋体" w:eastAsia="宋体" w:cs="宋体"/>
+          <w:lang w:val="en-US" w:eastAsia="zh-CN"/>
+        </w:rPr>
+        <w:t>__interrupt void uart0_rx(void)</w:t>
+      </w:r>
+    </w:p>
+    <w:p>
+      <w:pPr>
+        <w:keepNext w:val="0"/>
+        <w:keepLines w:val="0"/>
+        <w:pageBreakBefore w:val="0"/>
+        <w:kinsoku/>
+        <w:wordWrap/>
+        <w:overflowPunct/>
+        <w:topLinePunct w:val="0"/>
+        <w:autoSpaceDE/>
+        <w:autoSpaceDN/>
+        <w:bidi w:val="0"/>
+        <w:adjustRightInd/>
+        <w:snapToGrid/>
+        <w:jc w:val="both"/>
+        <w:textAlignment w:val="auto"/>
+        <w:rPr>
+          <w:rFonts w:hint="eastAsia" w:ascii="宋体" w:hAnsi="宋体" w:eastAsia="宋体" w:cs="宋体"/>
+          <w:lang w:val="en-US" w:eastAsia="zh-CN"/>
+        </w:rPr>
+      </w:pPr>
+      <w:r>
+        <w:rPr>
+          <w:rFonts w:hint="eastAsia" w:ascii="宋体" w:hAnsi="宋体" w:eastAsia="宋体" w:cs="宋体"/>
+          <w:lang w:val="en-US" w:eastAsia="zh-CN"/>
+        </w:rPr>
+        <w:t>{</w:t>
+      </w:r>
+    </w:p>
+    <w:p>
+      <w:pPr>
+        <w:keepNext w:val="0"/>
+        <w:keepLines w:val="0"/>
+        <w:pageBreakBefore w:val="0"/>
+        <w:kinsoku/>
+        <w:wordWrap/>
+        <w:overflowPunct/>
+        <w:topLinePunct w:val="0"/>
+        <w:autoSpaceDE/>
+        <w:autoSpaceDN/>
+        <w:bidi w:val="0"/>
+        <w:adjustRightInd/>
+        <w:snapToGrid/>
+        <w:jc w:val="both"/>
+        <w:textAlignment w:val="auto"/>
+        <w:rPr>
+          <w:rFonts w:hint="eastAsia" w:ascii="宋体" w:hAnsi="宋体" w:eastAsia="宋体" w:cs="宋体"/>
+          <w:lang w:val="en-US" w:eastAsia="zh-CN"/>
+        </w:rPr>
+      </w:pPr>
+      <w:r>
+        <w:rPr>
+          <w:rFonts w:hint="eastAsia" w:ascii="宋体" w:hAnsi="宋体" w:eastAsia="宋体" w:cs="宋体"/>
+          <w:lang w:val="en-US" w:eastAsia="zh-CN"/>
+        </w:rPr>
+        <w:t xml:space="preserve">    char buf;</w:t>
+      </w:r>
+    </w:p>
+    <w:p>
+      <w:pPr>
+        <w:keepNext w:val="0"/>
+        <w:keepLines w:val="0"/>
+        <w:pageBreakBefore w:val="0"/>
+        <w:kinsoku/>
+        <w:wordWrap/>
+        <w:overflowPunct/>
+        <w:topLinePunct w:val="0"/>
+        <w:autoSpaceDE/>
+        <w:autoSpaceDN/>
+        <w:bidi w:val="0"/>
+        <w:adjustRightInd/>
+        <w:snapToGrid/>
+        <w:jc w:val="both"/>
+        <w:textAlignment w:val="auto"/>
+        <w:rPr>
+          <w:rFonts w:hint="eastAsia" w:ascii="宋体" w:hAnsi="宋体" w:eastAsia="宋体" w:cs="宋体"/>
+          <w:lang w:val="en-US" w:eastAsia="zh-CN"/>
+        </w:rPr>
+      </w:pPr>
+      <w:r>
+        <w:rPr>
+          <w:rFonts w:hint="eastAsia" w:ascii="宋体" w:hAnsi="宋体" w:eastAsia="宋体" w:cs="宋体"/>
+          <w:lang w:val="en-US" w:eastAsia="zh-CN"/>
+        </w:rPr>
+        <w:t xml:space="preserve">    URX0IF = 0;                 //清除串口0接收标志位</w:t>
+      </w:r>
+    </w:p>
+    <w:p>
+      <w:pPr>
+        <w:keepNext w:val="0"/>
+        <w:keepLines w:val="0"/>
+        <w:pageBreakBefore w:val="0"/>
+        <w:kinsoku/>
+        <w:wordWrap/>
+        <w:overflowPunct/>
+        <w:topLinePunct w:val="0"/>
+        <w:autoSpaceDE/>
+        <w:autoSpaceDN/>
+        <w:bidi w:val="0"/>
+        <w:adjustRightInd/>
+        <w:snapToGrid/>
+        <w:jc w:val="both"/>
+        <w:textAlignment w:val="auto"/>
+        <w:rPr>
+          <w:rFonts w:hint="eastAsia" w:ascii="宋体" w:hAnsi="宋体" w:eastAsia="宋体" w:cs="宋体"/>
+          <w:lang w:val="en-US" w:eastAsia="zh-CN"/>
+        </w:rPr>
+      </w:pPr>
+      <w:r>
+        <w:rPr>
+          <w:rFonts w:hint="eastAsia" w:ascii="宋体" w:hAnsi="宋体" w:eastAsia="宋体" w:cs="宋体"/>
+          <w:lang w:val="en-US" w:eastAsia="zh-CN"/>
+        </w:rPr>
+        <w:t xml:space="preserve">    buf = U0DBUF;               //从串口0接收器读取数据</w:t>
       </w:r>
     </w:p>
     <w:p>
@@ -3041,177 +3900,65 @@
           <w:rFonts w:hint="eastAsia" w:ascii="宋体" w:hAnsi="宋体" w:eastAsia="宋体" w:cs="宋体"/>
           <w:lang w:val="en-US" w:eastAsia="zh-CN"/>
         </w:rPr>
-        <w:t xml:space="preserve">    U0DBUF = buf;</w:t>
-      </w:r>
-      <w:r>
-        <w:rPr>
-          <w:rFonts w:hint="eastAsia" w:ascii="宋体" w:hAnsi="宋体" w:eastAsia="宋体" w:cs="宋体"/>
-          <w:lang w:val="en-US" w:eastAsia="zh-CN"/>
-        </w:rPr>
-        <w:tab/>
-        <w:t/>
-      </w:r>
-      <w:r>
-        <w:rPr>
-          <w:rFonts w:hint="eastAsia" w:ascii="宋体" w:hAnsi="宋体" w:eastAsia="宋体" w:cs="宋体"/>
-          <w:lang w:val="en-US" w:eastAsia="zh-CN"/>
-        </w:rPr>
-        <w:tab/>
-        <w:t/>
-      </w:r>
-      <w:r>
-        <w:rPr>
-          <w:rFonts w:hint="eastAsia" w:ascii="宋体" w:hAnsi="宋体" w:eastAsia="宋体" w:cs="宋体"/>
-          <w:lang w:val="en-US" w:eastAsia="zh-CN"/>
-        </w:rPr>
-        <w:tab/>
-        <w:t/>
-      </w:r>
-      <w:r>
-        <w:rPr>
-          <w:rFonts w:hint="eastAsia" w:ascii="宋体" w:hAnsi="宋体" w:eastAsia="宋体" w:cs="宋体"/>
-          <w:lang w:val="en-US" w:eastAsia="zh-CN"/>
-        </w:rPr>
-        <w:tab/>
-        <w:t/>
-      </w:r>
-      <w:r>
-        <w:rPr>
-          <w:rFonts w:hint="eastAsia" w:ascii="宋体" w:hAnsi="宋体" w:eastAsia="宋体" w:cs="宋体"/>
-          <w:lang w:val="en-US" w:eastAsia="zh-CN"/>
-        </w:rPr>
-        <w:tab/>
-        <w:t>//将ch放进串口0发送器内</w:t>
-      </w:r>
-    </w:p>
-    <w:p>
-      <w:pPr>
-        <w:keepNext w:val="0"/>
-        <w:keepLines w:val="0"/>
-        <w:pageBreakBefore w:val="0"/>
-        <w:kinsoku/>
-        <w:wordWrap/>
-        <w:overflowPunct/>
-        <w:topLinePunct w:val="0"/>
-        <w:autoSpaceDE/>
-        <w:autoSpaceDN/>
-        <w:bidi w:val="0"/>
-        <w:adjustRightInd/>
-        <w:snapToGrid/>
-        <w:jc w:val="both"/>
-        <w:textAlignment w:val="auto"/>
-        <w:rPr>
-          <w:rFonts w:hint="eastAsia" w:ascii="宋体" w:hAnsi="宋体" w:eastAsia="宋体" w:cs="宋体"/>
-          <w:lang w:val="en-US" w:eastAsia="zh-CN"/>
-        </w:rPr>
-      </w:pPr>
-      <w:r>
-        <w:rPr>
-          <w:rFonts w:hint="eastAsia" w:ascii="宋体" w:hAnsi="宋体" w:eastAsia="宋体" w:cs="宋体"/>
-          <w:lang w:val="en-US" w:eastAsia="zh-CN"/>
-        </w:rPr>
-        <w:t xml:space="preserve">    while(UTX0IF == 0); </w:t>
-      </w:r>
-      <w:r>
-        <w:rPr>
-          <w:rFonts w:hint="eastAsia" w:ascii="宋体" w:hAnsi="宋体" w:eastAsia="宋体" w:cs="宋体"/>
-          <w:lang w:val="en-US" w:eastAsia="zh-CN"/>
-        </w:rPr>
-        <w:tab/>
-        <w:t/>
-      </w:r>
-      <w:r>
-        <w:rPr>
-          <w:rFonts w:hint="eastAsia" w:ascii="宋体" w:hAnsi="宋体" w:eastAsia="宋体" w:cs="宋体"/>
-          <w:lang w:val="en-US" w:eastAsia="zh-CN"/>
-        </w:rPr>
-        <w:tab/>
-        <w:t/>
-      </w:r>
-      <w:r>
-        <w:rPr>
-          <w:rFonts w:hint="eastAsia" w:ascii="宋体" w:hAnsi="宋体" w:eastAsia="宋体" w:cs="宋体"/>
-          <w:lang w:val="en-US" w:eastAsia="zh-CN"/>
-        </w:rPr>
-        <w:tab/>
-        <w:t/>
-      </w:r>
-      <w:r>
-        <w:rPr>
-          <w:rFonts w:hint="eastAsia" w:ascii="宋体" w:hAnsi="宋体" w:eastAsia="宋体" w:cs="宋体"/>
-          <w:lang w:val="en-US" w:eastAsia="zh-CN"/>
-        </w:rPr>
-        <w:tab/>
-        <w:t>//等待串口0发送完毕</w:t>
-      </w:r>
-    </w:p>
-    <w:p>
-      <w:pPr>
-        <w:keepNext w:val="0"/>
-        <w:keepLines w:val="0"/>
-        <w:pageBreakBefore w:val="0"/>
-        <w:kinsoku/>
-        <w:wordWrap/>
-        <w:overflowPunct/>
-        <w:topLinePunct w:val="0"/>
-        <w:autoSpaceDE/>
-        <w:autoSpaceDN/>
-        <w:bidi w:val="0"/>
-        <w:adjustRightInd/>
-        <w:snapToGrid/>
-        <w:jc w:val="both"/>
-        <w:textAlignment w:val="auto"/>
-        <w:rPr>
-          <w:rFonts w:hint="eastAsia" w:ascii="宋体" w:hAnsi="宋体" w:eastAsia="宋体" w:cs="宋体"/>
-          <w:lang w:val="en-US" w:eastAsia="zh-CN"/>
-        </w:rPr>
-      </w:pPr>
-      <w:r>
-        <w:rPr>
-          <w:rFonts w:hint="eastAsia" w:ascii="宋体" w:hAnsi="宋体" w:eastAsia="宋体" w:cs="宋体"/>
-          <w:lang w:val="en-US" w:eastAsia="zh-CN"/>
-        </w:rPr>
-        <w:t xml:space="preserve">    UTX0IF = 0; </w:t>
-      </w:r>
-      <w:r>
-        <w:rPr>
-          <w:rFonts w:hint="eastAsia" w:ascii="宋体" w:hAnsi="宋体" w:eastAsia="宋体" w:cs="宋体"/>
-          <w:lang w:val="en-US" w:eastAsia="zh-CN"/>
-        </w:rPr>
-        <w:tab/>
-        <w:t/>
-      </w:r>
-      <w:r>
-        <w:rPr>
-          <w:rFonts w:hint="eastAsia" w:ascii="宋体" w:hAnsi="宋体" w:eastAsia="宋体" w:cs="宋体"/>
-          <w:lang w:val="en-US" w:eastAsia="zh-CN"/>
-        </w:rPr>
-        <w:tab/>
-        <w:t/>
-      </w:r>
-      <w:r>
-        <w:rPr>
-          <w:rFonts w:hint="eastAsia" w:ascii="宋体" w:hAnsi="宋体" w:eastAsia="宋体" w:cs="宋体"/>
-          <w:lang w:val="en-US" w:eastAsia="zh-CN"/>
-        </w:rPr>
-        <w:tab/>
-        <w:t/>
-      </w:r>
-      <w:r>
-        <w:rPr>
-          <w:rFonts w:hint="eastAsia" w:ascii="宋体" w:hAnsi="宋体" w:eastAsia="宋体" w:cs="宋体"/>
-          <w:lang w:val="en-US" w:eastAsia="zh-CN"/>
-        </w:rPr>
-        <w:tab/>
-        <w:t/>
-      </w:r>
-      <w:r>
-        <w:rPr>
-          <w:rFonts w:hint="eastAsia" w:ascii="宋体" w:hAnsi="宋体" w:eastAsia="宋体" w:cs="宋体"/>
-          <w:lang w:val="en-US" w:eastAsia="zh-CN"/>
-        </w:rPr>
-        <w:tab/>
-        <w:t>//清除串口0发送标志位</w:t>
+        <w:t xml:space="preserve">    U0DBUF = buf;               //将ch放进串口0发送器内</w:t>
+      </w:r>
+    </w:p>
+    <w:p>
+      <w:pPr>
+        <w:keepNext w:val="0"/>
+        <w:keepLines w:val="0"/>
+        <w:pageBreakBefore w:val="0"/>
+        <w:kinsoku/>
+        <w:wordWrap/>
+        <w:overflowPunct/>
+        <w:topLinePunct w:val="0"/>
+        <w:autoSpaceDE/>
+        <w:autoSpaceDN/>
+        <w:bidi w:val="0"/>
+        <w:adjustRightInd/>
+        <w:snapToGrid/>
+        <w:jc w:val="both"/>
+        <w:textAlignment w:val="auto"/>
+        <w:rPr>
+          <w:rFonts w:hint="eastAsia" w:ascii="宋体" w:hAnsi="宋体" w:eastAsia="宋体" w:cs="宋体"/>
+          <w:lang w:val="en-US" w:eastAsia="zh-CN"/>
+        </w:rPr>
+      </w:pPr>
+      <w:r>
+        <w:rPr>
+          <w:rFonts w:hint="eastAsia" w:ascii="宋体" w:hAnsi="宋体" w:eastAsia="宋体" w:cs="宋体"/>
+          <w:lang w:val="en-US" w:eastAsia="zh-CN"/>
+        </w:rPr>
+        <w:t xml:space="preserve">    while(UTX0IF == 0);         //等待串口0发送完毕</w:t>
+      </w:r>
+    </w:p>
+    <w:p>
+      <w:pPr>
+        <w:keepNext w:val="0"/>
+        <w:keepLines w:val="0"/>
+        <w:pageBreakBefore w:val="0"/>
+        <w:kinsoku/>
+        <w:wordWrap/>
+        <w:overflowPunct/>
+        <w:topLinePunct w:val="0"/>
+        <w:autoSpaceDE/>
+        <w:autoSpaceDN/>
+        <w:bidi w:val="0"/>
+        <w:adjustRightInd/>
+        <w:snapToGrid/>
+        <w:jc w:val="both"/>
+        <w:textAlignment w:val="auto"/>
+        <w:rPr>
+          <w:rFonts w:hint="eastAsia" w:ascii="宋体" w:hAnsi="宋体" w:eastAsia="宋体" w:cs="宋体"/>
+          <w:lang w:val="en-US" w:eastAsia="zh-CN"/>
+        </w:rPr>
+      </w:pPr>
+      <w:r>
+        <w:rPr>
+          <w:rFonts w:hint="eastAsia" w:ascii="宋体" w:hAnsi="宋体" w:eastAsia="宋体" w:cs="宋体"/>
+          <w:lang w:val="en-US" w:eastAsia="zh-CN"/>
+        </w:rPr>
+        <w:t xml:space="preserve">    UTX0IF = 0;                 //清除串口0发送标志位</w:t>
       </w:r>
     </w:p>
     <w:p>
@@ -3271,719 +4018,6 @@
           <w:rFonts w:hint="eastAsia" w:ascii="宋体" w:hAnsi="宋体" w:eastAsia="宋体" w:cs="宋体"/>
           <w:lang w:val="en-US" w:eastAsia="zh-CN"/>
         </w:rPr>
-        <w:t>通信要在32MHz下才能执行，所以我们要从16MHz转换到32MHz。下面是main.c文件：</w:t>
-      </w:r>
-    </w:p>
-    <w:p>
-      <w:pPr>
-        <w:keepNext w:val="0"/>
-        <w:keepLines w:val="0"/>
-        <w:pageBreakBefore w:val="0"/>
-        <w:kinsoku/>
-        <w:wordWrap/>
-        <w:overflowPunct/>
-        <w:topLinePunct w:val="0"/>
-        <w:autoSpaceDE/>
-        <w:autoSpaceDN/>
-        <w:bidi w:val="0"/>
-        <w:adjustRightInd/>
-        <w:snapToGrid/>
-        <w:jc w:val="both"/>
-        <w:textAlignment w:val="auto"/>
-        <w:rPr>
-          <w:rFonts w:hint="eastAsia" w:ascii="宋体" w:hAnsi="宋体" w:eastAsia="宋体" w:cs="宋体"/>
-          <w:lang w:val="en-US" w:eastAsia="zh-CN"/>
-        </w:rPr>
-      </w:pPr>
-      <w:r>
-        <w:rPr>
-          <w:rFonts w:hint="eastAsia" w:ascii="宋体" w:hAnsi="宋体" w:eastAsia="宋体" w:cs="宋体"/>
-          <w:lang w:val="en-US" w:eastAsia="zh-CN"/>
-        </w:rPr>
-        <w:t>#include "iocc2530.h"                     //头文件</w:t>
-      </w:r>
-    </w:p>
-    <w:p>
-      <w:pPr>
-        <w:keepNext w:val="0"/>
-        <w:keepLines w:val="0"/>
-        <w:pageBreakBefore w:val="0"/>
-        <w:kinsoku/>
-        <w:wordWrap/>
-        <w:overflowPunct/>
-        <w:topLinePunct w:val="0"/>
-        <w:autoSpaceDE/>
-        <w:autoSpaceDN/>
-        <w:bidi w:val="0"/>
-        <w:adjustRightInd/>
-        <w:snapToGrid/>
-        <w:jc w:val="both"/>
-        <w:textAlignment w:val="auto"/>
-        <w:rPr>
-          <w:rFonts w:hint="eastAsia" w:ascii="宋体" w:hAnsi="宋体" w:eastAsia="宋体" w:cs="宋体"/>
-          <w:lang w:val="en-US" w:eastAsia="zh-CN"/>
-        </w:rPr>
-      </w:pPr>
-      <w:r>
-        <w:rPr>
-          <w:rFonts w:hint="eastAsia" w:ascii="宋体" w:hAnsi="宋体" w:eastAsia="宋体" w:cs="宋体"/>
-          <w:lang w:val="en-US" w:eastAsia="zh-CN"/>
-        </w:rPr>
-        <w:t>#include "headfile.h"</w:t>
-      </w:r>
-    </w:p>
-    <w:p>
-      <w:pPr>
-        <w:keepNext w:val="0"/>
-        <w:keepLines w:val="0"/>
-        <w:pageBreakBefore w:val="0"/>
-        <w:kinsoku/>
-        <w:wordWrap/>
-        <w:overflowPunct/>
-        <w:topLinePunct w:val="0"/>
-        <w:autoSpaceDE/>
-        <w:autoSpaceDN/>
-        <w:bidi w:val="0"/>
-        <w:adjustRightInd/>
-        <w:snapToGrid/>
-        <w:jc w:val="both"/>
-        <w:textAlignment w:val="auto"/>
-        <w:rPr>
-          <w:rFonts w:hint="eastAsia" w:ascii="宋体" w:hAnsi="宋体" w:eastAsia="宋体" w:cs="宋体"/>
-          <w:lang w:val="en-US" w:eastAsia="zh-CN"/>
-        </w:rPr>
-      </w:pPr>
-    </w:p>
-    <w:p>
-      <w:pPr>
-        <w:keepNext w:val="0"/>
-        <w:keepLines w:val="0"/>
-        <w:pageBreakBefore w:val="0"/>
-        <w:kinsoku/>
-        <w:wordWrap/>
-        <w:overflowPunct/>
-        <w:topLinePunct w:val="0"/>
-        <w:autoSpaceDE/>
-        <w:autoSpaceDN/>
-        <w:bidi w:val="0"/>
-        <w:adjustRightInd/>
-        <w:snapToGrid/>
-        <w:jc w:val="both"/>
-        <w:textAlignment w:val="auto"/>
-        <w:rPr>
-          <w:rFonts w:hint="eastAsia" w:ascii="宋体" w:hAnsi="宋体" w:eastAsia="宋体" w:cs="宋体"/>
-          <w:lang w:val="en-US" w:eastAsia="zh-CN"/>
-        </w:rPr>
-      </w:pPr>
-      <w:r>
-        <w:rPr>
-          <w:rFonts w:hint="eastAsia" w:ascii="宋体" w:hAnsi="宋体" w:eastAsia="宋体" w:cs="宋体"/>
-          <w:lang w:val="en-US" w:eastAsia="zh-CN"/>
-        </w:rPr>
-        <w:t>void main(void)</w:t>
-      </w:r>
-    </w:p>
-    <w:p>
-      <w:pPr>
-        <w:keepNext w:val="0"/>
-        <w:keepLines w:val="0"/>
-        <w:pageBreakBefore w:val="0"/>
-        <w:kinsoku/>
-        <w:wordWrap/>
-        <w:overflowPunct/>
-        <w:topLinePunct w:val="0"/>
-        <w:autoSpaceDE/>
-        <w:autoSpaceDN/>
-        <w:bidi w:val="0"/>
-        <w:adjustRightInd/>
-        <w:snapToGrid/>
-        <w:jc w:val="both"/>
-        <w:textAlignment w:val="auto"/>
-        <w:rPr>
-          <w:rFonts w:hint="eastAsia" w:ascii="宋体" w:hAnsi="宋体" w:eastAsia="宋体" w:cs="宋体"/>
-          <w:lang w:val="en-US" w:eastAsia="zh-CN"/>
-        </w:rPr>
-      </w:pPr>
-      <w:r>
-        <w:rPr>
-          <w:rFonts w:hint="eastAsia" w:ascii="宋体" w:hAnsi="宋体" w:eastAsia="宋体" w:cs="宋体"/>
-          <w:lang w:val="en-US" w:eastAsia="zh-CN"/>
-        </w:rPr>
-        <w:t>{</w:t>
-      </w:r>
-    </w:p>
-    <w:p>
-      <w:pPr>
-        <w:keepNext w:val="0"/>
-        <w:keepLines w:val="0"/>
-        <w:pageBreakBefore w:val="0"/>
-        <w:kinsoku/>
-        <w:wordWrap/>
-        <w:overflowPunct/>
-        <w:topLinePunct w:val="0"/>
-        <w:autoSpaceDE/>
-        <w:autoSpaceDN/>
-        <w:bidi w:val="0"/>
-        <w:adjustRightInd/>
-        <w:snapToGrid/>
-        <w:jc w:val="both"/>
-        <w:textAlignment w:val="auto"/>
-        <w:rPr>
-          <w:rFonts w:hint="eastAsia" w:ascii="宋体" w:hAnsi="宋体" w:eastAsia="宋体" w:cs="宋体"/>
-          <w:lang w:val="en-US" w:eastAsia="zh-CN"/>
-        </w:rPr>
-      </w:pPr>
-      <w:r>
-        <w:rPr>
-          <w:rFonts w:hint="eastAsia" w:ascii="宋体" w:hAnsi="宋体" w:eastAsia="宋体" w:cs="宋体"/>
-          <w:lang w:val="en-US" w:eastAsia="zh-CN"/>
-        </w:rPr>
-        <w:t xml:space="preserve">    led_init();</w:t>
-      </w:r>
-    </w:p>
-    <w:p>
-      <w:pPr>
-        <w:keepNext w:val="0"/>
-        <w:keepLines w:val="0"/>
-        <w:pageBreakBefore w:val="0"/>
-        <w:kinsoku/>
-        <w:wordWrap/>
-        <w:overflowPunct/>
-        <w:topLinePunct w:val="0"/>
-        <w:autoSpaceDE/>
-        <w:autoSpaceDN/>
-        <w:bidi w:val="0"/>
-        <w:adjustRightInd/>
-        <w:snapToGrid/>
-        <w:jc w:val="both"/>
-        <w:textAlignment w:val="auto"/>
-        <w:rPr>
-          <w:rFonts w:hint="eastAsia" w:ascii="宋体" w:hAnsi="宋体" w:eastAsia="宋体" w:cs="宋体"/>
-          <w:lang w:val="en-US" w:eastAsia="zh-CN"/>
-        </w:rPr>
-      </w:pPr>
-      <w:r>
-        <w:rPr>
-          <w:rFonts w:hint="eastAsia" w:ascii="宋体" w:hAnsi="宋体" w:eastAsia="宋体" w:cs="宋体"/>
-          <w:lang w:val="en-US" w:eastAsia="zh-CN"/>
-        </w:rPr>
-        <w:t xml:space="preserve">    clk32m_init();</w:t>
-      </w:r>
-    </w:p>
-    <w:p>
-      <w:pPr>
-        <w:keepNext w:val="0"/>
-        <w:keepLines w:val="0"/>
-        <w:pageBreakBefore w:val="0"/>
-        <w:kinsoku/>
-        <w:wordWrap/>
-        <w:overflowPunct/>
-        <w:topLinePunct w:val="0"/>
-        <w:autoSpaceDE/>
-        <w:autoSpaceDN/>
-        <w:bidi w:val="0"/>
-        <w:adjustRightInd/>
-        <w:snapToGrid/>
-        <w:jc w:val="both"/>
-        <w:textAlignment w:val="auto"/>
-        <w:rPr>
-          <w:rFonts w:hint="eastAsia" w:ascii="宋体" w:hAnsi="宋体" w:eastAsia="宋体" w:cs="宋体"/>
-          <w:lang w:val="en-US" w:eastAsia="zh-CN"/>
-        </w:rPr>
-      </w:pPr>
-      <w:r>
-        <w:rPr>
-          <w:rFonts w:hint="eastAsia" w:ascii="宋体" w:hAnsi="宋体" w:eastAsia="宋体" w:cs="宋体"/>
-          <w:lang w:val="en-US" w:eastAsia="zh-CN"/>
-        </w:rPr>
-        <w:t xml:space="preserve">    uart0_init();</w:t>
-      </w:r>
-    </w:p>
-    <w:p>
-      <w:pPr>
-        <w:keepNext w:val="0"/>
-        <w:keepLines w:val="0"/>
-        <w:pageBreakBefore w:val="0"/>
-        <w:kinsoku/>
-        <w:wordWrap/>
-        <w:overflowPunct/>
-        <w:topLinePunct w:val="0"/>
-        <w:autoSpaceDE/>
-        <w:autoSpaceDN/>
-        <w:bidi w:val="0"/>
-        <w:adjustRightInd/>
-        <w:snapToGrid/>
-        <w:jc w:val="both"/>
-        <w:textAlignment w:val="auto"/>
-        <w:rPr>
-          <w:rFonts w:hint="eastAsia" w:ascii="宋体" w:hAnsi="宋体" w:eastAsia="宋体" w:cs="宋体"/>
-          <w:lang w:val="en-US" w:eastAsia="zh-CN"/>
-        </w:rPr>
-      </w:pPr>
-      <w:r>
-        <w:rPr>
-          <w:rFonts w:hint="eastAsia" w:ascii="宋体" w:hAnsi="宋体" w:eastAsia="宋体" w:cs="宋体"/>
-          <w:lang w:val="en-US" w:eastAsia="zh-CN"/>
-        </w:rPr>
-        <w:t xml:space="preserve">    while(1)</w:t>
-      </w:r>
-    </w:p>
-    <w:p>
-      <w:pPr>
-        <w:keepNext w:val="0"/>
-        <w:keepLines w:val="0"/>
-        <w:pageBreakBefore w:val="0"/>
-        <w:kinsoku/>
-        <w:wordWrap/>
-        <w:overflowPunct/>
-        <w:topLinePunct w:val="0"/>
-        <w:autoSpaceDE/>
-        <w:autoSpaceDN/>
-        <w:bidi w:val="0"/>
-        <w:adjustRightInd/>
-        <w:snapToGrid/>
-        <w:jc w:val="both"/>
-        <w:textAlignment w:val="auto"/>
-        <w:rPr>
-          <w:rFonts w:hint="eastAsia" w:ascii="宋体" w:hAnsi="宋体" w:eastAsia="宋体" w:cs="宋体"/>
-          <w:lang w:val="en-US" w:eastAsia="zh-CN"/>
-        </w:rPr>
-      </w:pPr>
-      <w:r>
-        <w:rPr>
-          <w:rFonts w:hint="eastAsia" w:ascii="宋体" w:hAnsi="宋体" w:eastAsia="宋体" w:cs="宋体"/>
-          <w:lang w:val="en-US" w:eastAsia="zh-CN"/>
-        </w:rPr>
-        <w:t xml:space="preserve">    {</w:t>
-      </w:r>
-    </w:p>
-    <w:p>
-      <w:pPr>
-        <w:keepNext w:val="0"/>
-        <w:keepLines w:val="0"/>
-        <w:pageBreakBefore w:val="0"/>
-        <w:kinsoku/>
-        <w:wordWrap/>
-        <w:overflowPunct/>
-        <w:topLinePunct w:val="0"/>
-        <w:autoSpaceDE/>
-        <w:autoSpaceDN/>
-        <w:bidi w:val="0"/>
-        <w:adjustRightInd/>
-        <w:snapToGrid/>
-        <w:jc w:val="both"/>
-        <w:textAlignment w:val="auto"/>
-        <w:rPr>
-          <w:rFonts w:hint="eastAsia" w:ascii="宋体" w:hAnsi="宋体" w:eastAsia="宋体" w:cs="宋体"/>
-          <w:lang w:val="en-US" w:eastAsia="zh-CN"/>
-        </w:rPr>
-      </w:pPr>
-      <w:r>
-        <w:rPr>
-          <w:rFonts w:hint="eastAsia" w:ascii="宋体" w:hAnsi="宋体" w:eastAsia="宋体" w:cs="宋体"/>
-          <w:lang w:val="en-US" w:eastAsia="zh-CN"/>
-        </w:rPr>
-        <w:t xml:space="preserve">    }</w:t>
-      </w:r>
-    </w:p>
-    <w:p>
-      <w:pPr>
-        <w:keepNext w:val="0"/>
-        <w:keepLines w:val="0"/>
-        <w:pageBreakBefore w:val="0"/>
-        <w:kinsoku/>
-        <w:wordWrap/>
-        <w:overflowPunct/>
-        <w:topLinePunct w:val="0"/>
-        <w:autoSpaceDE/>
-        <w:autoSpaceDN/>
-        <w:bidi w:val="0"/>
-        <w:adjustRightInd/>
-        <w:snapToGrid/>
-        <w:jc w:val="both"/>
-        <w:textAlignment w:val="auto"/>
-        <w:rPr>
-          <w:rFonts w:hint="eastAsia" w:ascii="宋体" w:hAnsi="宋体" w:eastAsia="宋体" w:cs="宋体"/>
-          <w:lang w:val="en-US" w:eastAsia="zh-CN"/>
-        </w:rPr>
-      </w:pPr>
-      <w:r>
-        <w:rPr>
-          <w:rFonts w:hint="eastAsia" w:ascii="宋体" w:hAnsi="宋体" w:eastAsia="宋体" w:cs="宋体"/>
-          <w:lang w:val="en-US" w:eastAsia="zh-CN"/>
-        </w:rPr>
-        <w:t>}</w:t>
-      </w:r>
-    </w:p>
-    <w:p>
-      <w:pPr>
-        <w:keepNext w:val="0"/>
-        <w:keepLines w:val="0"/>
-        <w:pageBreakBefore w:val="0"/>
-        <w:kinsoku/>
-        <w:wordWrap/>
-        <w:overflowPunct/>
-        <w:topLinePunct w:val="0"/>
-        <w:autoSpaceDE/>
-        <w:autoSpaceDN/>
-        <w:bidi w:val="0"/>
-        <w:adjustRightInd/>
-        <w:snapToGrid/>
-        <w:jc w:val="both"/>
-        <w:textAlignment w:val="auto"/>
-        <w:rPr>
-          <w:rFonts w:hint="eastAsia" w:ascii="宋体" w:hAnsi="宋体" w:eastAsia="宋体" w:cs="宋体"/>
-          <w:lang w:val="en-US" w:eastAsia="zh-CN"/>
-        </w:rPr>
-      </w:pPr>
-    </w:p>
-    <w:p>
-      <w:pPr>
-        <w:keepNext w:val="0"/>
-        <w:keepLines w:val="0"/>
-        <w:pageBreakBefore w:val="0"/>
-        <w:kinsoku/>
-        <w:wordWrap/>
-        <w:overflowPunct/>
-        <w:topLinePunct w:val="0"/>
-        <w:autoSpaceDE/>
-        <w:autoSpaceDN/>
-        <w:bidi w:val="0"/>
-        <w:adjustRightInd/>
-        <w:snapToGrid/>
-        <w:jc w:val="both"/>
-        <w:textAlignment w:val="auto"/>
-        <w:rPr>
-          <w:rFonts w:hint="eastAsia" w:ascii="宋体" w:hAnsi="宋体" w:eastAsia="宋体" w:cs="宋体"/>
-          <w:lang w:val="en-US" w:eastAsia="zh-CN"/>
-        </w:rPr>
-      </w:pPr>
-      <w:r>
-        <w:rPr>
-          <w:rFonts w:hint="eastAsia" w:ascii="宋体" w:hAnsi="宋体" w:eastAsia="宋体" w:cs="宋体"/>
-          <w:lang w:val="en-US" w:eastAsia="zh-CN"/>
-        </w:rPr>
-        <w:t>#pragma vector = URX0_VECTOR</w:t>
-      </w:r>
-    </w:p>
-    <w:p>
-      <w:pPr>
-        <w:keepNext w:val="0"/>
-        <w:keepLines w:val="0"/>
-        <w:pageBreakBefore w:val="0"/>
-        <w:kinsoku/>
-        <w:wordWrap/>
-        <w:overflowPunct/>
-        <w:topLinePunct w:val="0"/>
-        <w:autoSpaceDE/>
-        <w:autoSpaceDN/>
-        <w:bidi w:val="0"/>
-        <w:adjustRightInd/>
-        <w:snapToGrid/>
-        <w:jc w:val="both"/>
-        <w:textAlignment w:val="auto"/>
-        <w:rPr>
-          <w:rFonts w:hint="eastAsia" w:ascii="宋体" w:hAnsi="宋体" w:eastAsia="宋体" w:cs="宋体"/>
-          <w:lang w:val="en-US" w:eastAsia="zh-CN"/>
-        </w:rPr>
-      </w:pPr>
-      <w:r>
-        <w:rPr>
-          <w:rFonts w:hint="eastAsia" w:ascii="宋体" w:hAnsi="宋体" w:eastAsia="宋体" w:cs="宋体"/>
-          <w:lang w:val="en-US" w:eastAsia="zh-CN"/>
-        </w:rPr>
-        <w:t>__interrupt void uart0_rx(void)</w:t>
-      </w:r>
-    </w:p>
-    <w:p>
-      <w:pPr>
-        <w:keepNext w:val="0"/>
-        <w:keepLines w:val="0"/>
-        <w:pageBreakBefore w:val="0"/>
-        <w:kinsoku/>
-        <w:wordWrap/>
-        <w:overflowPunct/>
-        <w:topLinePunct w:val="0"/>
-        <w:autoSpaceDE/>
-        <w:autoSpaceDN/>
-        <w:bidi w:val="0"/>
-        <w:adjustRightInd/>
-        <w:snapToGrid/>
-        <w:jc w:val="both"/>
-        <w:textAlignment w:val="auto"/>
-        <w:rPr>
-          <w:rFonts w:hint="eastAsia" w:ascii="宋体" w:hAnsi="宋体" w:eastAsia="宋体" w:cs="宋体"/>
-          <w:lang w:val="en-US" w:eastAsia="zh-CN"/>
-        </w:rPr>
-      </w:pPr>
-      <w:r>
-        <w:rPr>
-          <w:rFonts w:hint="eastAsia" w:ascii="宋体" w:hAnsi="宋体" w:eastAsia="宋体" w:cs="宋体"/>
-          <w:lang w:val="en-US" w:eastAsia="zh-CN"/>
-        </w:rPr>
-        <w:t>{</w:t>
-      </w:r>
-    </w:p>
-    <w:p>
-      <w:pPr>
-        <w:keepNext w:val="0"/>
-        <w:keepLines w:val="0"/>
-        <w:pageBreakBefore w:val="0"/>
-        <w:kinsoku/>
-        <w:wordWrap/>
-        <w:overflowPunct/>
-        <w:topLinePunct w:val="0"/>
-        <w:autoSpaceDE/>
-        <w:autoSpaceDN/>
-        <w:bidi w:val="0"/>
-        <w:adjustRightInd/>
-        <w:snapToGrid/>
-        <w:jc w:val="both"/>
-        <w:textAlignment w:val="auto"/>
-        <w:rPr>
-          <w:rFonts w:hint="eastAsia" w:ascii="宋体" w:hAnsi="宋体" w:eastAsia="宋体" w:cs="宋体"/>
-          <w:lang w:val="en-US" w:eastAsia="zh-CN"/>
-        </w:rPr>
-      </w:pPr>
-      <w:r>
-        <w:rPr>
-          <w:rFonts w:hint="eastAsia" w:ascii="宋体" w:hAnsi="宋体" w:eastAsia="宋体" w:cs="宋体"/>
-          <w:lang w:val="en-US" w:eastAsia="zh-CN"/>
-        </w:rPr>
-        <w:t xml:space="preserve">    char buf;</w:t>
-      </w:r>
-    </w:p>
-    <w:p>
-      <w:pPr>
-        <w:keepNext w:val="0"/>
-        <w:keepLines w:val="0"/>
-        <w:pageBreakBefore w:val="0"/>
-        <w:kinsoku/>
-        <w:wordWrap/>
-        <w:overflowPunct/>
-        <w:topLinePunct w:val="0"/>
-        <w:autoSpaceDE/>
-        <w:autoSpaceDN/>
-        <w:bidi w:val="0"/>
-        <w:adjustRightInd/>
-        <w:snapToGrid/>
-        <w:jc w:val="both"/>
-        <w:textAlignment w:val="auto"/>
-        <w:rPr>
-          <w:rFonts w:hint="eastAsia" w:ascii="宋体" w:hAnsi="宋体" w:eastAsia="宋体" w:cs="宋体"/>
-          <w:lang w:val="en-US" w:eastAsia="zh-CN"/>
-        </w:rPr>
-      </w:pPr>
-      <w:r>
-        <w:rPr>
-          <w:rFonts w:hint="eastAsia" w:ascii="宋体" w:hAnsi="宋体" w:eastAsia="宋体" w:cs="宋体"/>
-          <w:lang w:val="en-US" w:eastAsia="zh-CN"/>
-        </w:rPr>
-        <w:t xml:space="preserve">    URX0IF = 0;                 //清除串口0接收标志位</w:t>
-      </w:r>
-    </w:p>
-    <w:p>
-      <w:pPr>
-        <w:keepNext w:val="0"/>
-        <w:keepLines w:val="0"/>
-        <w:pageBreakBefore w:val="0"/>
-        <w:kinsoku/>
-        <w:wordWrap/>
-        <w:overflowPunct/>
-        <w:topLinePunct w:val="0"/>
-        <w:autoSpaceDE/>
-        <w:autoSpaceDN/>
-        <w:bidi w:val="0"/>
-        <w:adjustRightInd/>
-        <w:snapToGrid/>
-        <w:jc w:val="both"/>
-        <w:textAlignment w:val="auto"/>
-        <w:rPr>
-          <w:rFonts w:hint="eastAsia" w:ascii="宋体" w:hAnsi="宋体" w:eastAsia="宋体" w:cs="宋体"/>
-          <w:lang w:val="en-US" w:eastAsia="zh-CN"/>
-        </w:rPr>
-      </w:pPr>
-      <w:r>
-        <w:rPr>
-          <w:rFonts w:hint="eastAsia" w:ascii="宋体" w:hAnsi="宋体" w:eastAsia="宋体" w:cs="宋体"/>
-          <w:lang w:val="en-US" w:eastAsia="zh-CN"/>
-        </w:rPr>
-        <w:t xml:space="preserve">    buf = U0DBUF;               //从串口0接收器读取数据</w:t>
-      </w:r>
-    </w:p>
-    <w:p>
-      <w:pPr>
-        <w:keepNext w:val="0"/>
-        <w:keepLines w:val="0"/>
-        <w:pageBreakBefore w:val="0"/>
-        <w:kinsoku/>
-        <w:wordWrap/>
-        <w:overflowPunct/>
-        <w:topLinePunct w:val="0"/>
-        <w:autoSpaceDE/>
-        <w:autoSpaceDN/>
-        <w:bidi w:val="0"/>
-        <w:adjustRightInd/>
-        <w:snapToGrid/>
-        <w:jc w:val="both"/>
-        <w:textAlignment w:val="auto"/>
-        <w:rPr>
-          <w:rFonts w:hint="eastAsia" w:ascii="宋体" w:hAnsi="宋体" w:eastAsia="宋体" w:cs="宋体"/>
-          <w:lang w:val="en-US" w:eastAsia="zh-CN"/>
-        </w:rPr>
-      </w:pPr>
-      <w:r>
-        <w:rPr>
-          <w:rFonts w:hint="eastAsia" w:ascii="宋体" w:hAnsi="宋体" w:eastAsia="宋体" w:cs="宋体"/>
-          <w:lang w:val="en-US" w:eastAsia="zh-CN"/>
-        </w:rPr>
-        <w:t xml:space="preserve">    LED1 = !LED1;</w:t>
-      </w:r>
-    </w:p>
-    <w:p>
-      <w:pPr>
-        <w:keepNext w:val="0"/>
-        <w:keepLines w:val="0"/>
-        <w:pageBreakBefore w:val="0"/>
-        <w:kinsoku/>
-        <w:wordWrap/>
-        <w:overflowPunct/>
-        <w:topLinePunct w:val="0"/>
-        <w:autoSpaceDE/>
-        <w:autoSpaceDN/>
-        <w:bidi w:val="0"/>
-        <w:adjustRightInd/>
-        <w:snapToGrid/>
-        <w:jc w:val="both"/>
-        <w:textAlignment w:val="auto"/>
-        <w:rPr>
-          <w:rFonts w:hint="eastAsia" w:ascii="宋体" w:hAnsi="宋体" w:eastAsia="宋体" w:cs="宋体"/>
-          <w:lang w:val="en-US" w:eastAsia="zh-CN"/>
-        </w:rPr>
-      </w:pPr>
-      <w:r>
-        <w:rPr>
-          <w:rFonts w:hint="eastAsia" w:ascii="宋体" w:hAnsi="宋体" w:eastAsia="宋体" w:cs="宋体"/>
-          <w:lang w:val="en-US" w:eastAsia="zh-CN"/>
-        </w:rPr>
-        <w:t xml:space="preserve">    U0DBUF = buf;               //将ch放进串口0发送器内</w:t>
-      </w:r>
-    </w:p>
-    <w:p>
-      <w:pPr>
-        <w:keepNext w:val="0"/>
-        <w:keepLines w:val="0"/>
-        <w:pageBreakBefore w:val="0"/>
-        <w:kinsoku/>
-        <w:wordWrap/>
-        <w:overflowPunct/>
-        <w:topLinePunct w:val="0"/>
-        <w:autoSpaceDE/>
-        <w:autoSpaceDN/>
-        <w:bidi w:val="0"/>
-        <w:adjustRightInd/>
-        <w:snapToGrid/>
-        <w:jc w:val="both"/>
-        <w:textAlignment w:val="auto"/>
-        <w:rPr>
-          <w:rFonts w:hint="eastAsia" w:ascii="宋体" w:hAnsi="宋体" w:eastAsia="宋体" w:cs="宋体"/>
-          <w:lang w:val="en-US" w:eastAsia="zh-CN"/>
-        </w:rPr>
-      </w:pPr>
-      <w:r>
-        <w:rPr>
-          <w:rFonts w:hint="eastAsia" w:ascii="宋体" w:hAnsi="宋体" w:eastAsia="宋体" w:cs="宋体"/>
-          <w:lang w:val="en-US" w:eastAsia="zh-CN"/>
-        </w:rPr>
-        <w:t xml:space="preserve">    while(UTX0IF == 0);         //等待串口0发送完毕</w:t>
-      </w:r>
-    </w:p>
-    <w:p>
-      <w:pPr>
-        <w:keepNext w:val="0"/>
-        <w:keepLines w:val="0"/>
-        <w:pageBreakBefore w:val="0"/>
-        <w:kinsoku/>
-        <w:wordWrap/>
-        <w:overflowPunct/>
-        <w:topLinePunct w:val="0"/>
-        <w:autoSpaceDE/>
-        <w:autoSpaceDN/>
-        <w:bidi w:val="0"/>
-        <w:adjustRightInd/>
-        <w:snapToGrid/>
-        <w:jc w:val="both"/>
-        <w:textAlignment w:val="auto"/>
-        <w:rPr>
-          <w:rFonts w:hint="eastAsia" w:ascii="宋体" w:hAnsi="宋体" w:eastAsia="宋体" w:cs="宋体"/>
-          <w:lang w:val="en-US" w:eastAsia="zh-CN"/>
-        </w:rPr>
-      </w:pPr>
-      <w:r>
-        <w:rPr>
-          <w:rFonts w:hint="eastAsia" w:ascii="宋体" w:hAnsi="宋体" w:eastAsia="宋体" w:cs="宋体"/>
-          <w:lang w:val="en-US" w:eastAsia="zh-CN"/>
-        </w:rPr>
-        <w:t xml:space="preserve">    UTX0IF = 0;                 //清除串口0发送标志位</w:t>
-      </w:r>
-    </w:p>
-    <w:p>
-      <w:pPr>
-        <w:keepNext w:val="0"/>
-        <w:keepLines w:val="0"/>
-        <w:pageBreakBefore w:val="0"/>
-        <w:kinsoku/>
-        <w:wordWrap/>
-        <w:overflowPunct/>
-        <w:topLinePunct w:val="0"/>
-        <w:autoSpaceDE/>
-        <w:autoSpaceDN/>
-        <w:bidi w:val="0"/>
-        <w:adjustRightInd/>
-        <w:snapToGrid/>
-        <w:jc w:val="both"/>
-        <w:textAlignment w:val="auto"/>
-        <w:rPr>
-          <w:rFonts w:hint="eastAsia" w:ascii="宋体" w:hAnsi="宋体" w:eastAsia="宋体" w:cs="宋体"/>
-          <w:lang w:val="en-US" w:eastAsia="zh-CN"/>
-        </w:rPr>
-      </w:pPr>
-      <w:r>
-        <w:rPr>
-          <w:rFonts w:hint="eastAsia" w:ascii="宋体" w:hAnsi="宋体" w:eastAsia="宋体" w:cs="宋体"/>
-          <w:lang w:val="en-US" w:eastAsia="zh-CN"/>
-        </w:rPr>
-        <w:t>}</w:t>
-      </w:r>
-    </w:p>
-    <w:p>
-      <w:pPr>
-        <w:keepNext w:val="0"/>
-        <w:keepLines w:val="0"/>
-        <w:pageBreakBefore w:val="0"/>
-        <w:widowControl w:val="0"/>
-        <w:kinsoku/>
-        <w:wordWrap/>
-        <w:overflowPunct/>
-        <w:topLinePunct w:val="0"/>
-        <w:autoSpaceDE/>
-        <w:autoSpaceDN/>
-        <w:bidi w:val="0"/>
-        <w:adjustRightInd/>
-        <w:snapToGrid/>
-        <w:ind w:firstLine="400" w:firstLineChars="200"/>
-        <w:jc w:val="both"/>
-        <w:textAlignment w:val="auto"/>
-        <w:rPr>
-          <w:rFonts w:hint="eastAsia" w:ascii="宋体" w:hAnsi="宋体" w:eastAsia="宋体" w:cs="宋体"/>
-          <w:lang w:val="en-US" w:eastAsia="zh-CN"/>
-        </w:rPr>
-      </w:pPr>
-      <w:r>
-        <w:rPr>
-          <w:rFonts w:hint="eastAsia" w:ascii="宋体" w:hAnsi="宋体" w:eastAsia="宋体" w:cs="宋体"/>
-          <w:lang w:val="en-US" w:eastAsia="zh-CN"/>
-        </w:rPr>
         <w:t>接上Micro-USB线，打开工具软件打开串口工具，这里我们选择对应的端口和波特率，其他的不用修改，然后打开串口。</w:t>
       </w:r>
     </w:p>
@@ -4004,7 +4038,6 @@
         <w:jc w:val="center"/>
         <w:textAlignment w:val="auto"/>
       </w:pPr>
-      <w:bookmarkStart w:id="0" w:name="_GoBack"/>
       <w:r>
         <w:drawing>
           <wp:inline distT="0" distB="0" distL="114300" distR="114300">
@@ -4048,7 +4081,6 @@
           </wp:inline>
         </w:drawing>
       </w:r>
-      <w:bookmarkEnd w:id="0"/>
     </w:p>
     <w:p>
       <w:pPr>

--- a/Uwaycontech/实验例程/CC2530基础实验/8-CC2530 UART配置/实验指导书/8-CC2530 UART配置.docx
+++ b/Uwaycontech/实验例程/CC2530基础实验/8-CC2530 UART配置/实验指导书/8-CC2530 UART配置.docx
@@ -2261,914 +2261,932 @@
       </w:r>
       <w:r>
         <w:rPr>
-          <w:rFonts w:hint="eastAsia" w:ascii="宋体" w:hAnsi="宋体" w:eastAsia="宋体" w:cs="宋体"/>
+          <w:rFonts w:hint="eastAsia" w:ascii="宋体" w:hAnsi="宋体" w:cs="宋体"/>
           <w:lang w:val="en-US" w:eastAsia="zh-CN"/>
         </w:rPr>
         <w:tab/>
-      </w:r>
-      <w:r>
-        <w:rPr>
-          <w:rFonts w:hint="eastAsia" w:ascii="宋体" w:hAnsi="宋体" w:eastAsia="宋体" w:cs="宋体"/>
+        <w:t/>
+      </w:r>
+      <w:r>
+        <w:rPr>
+          <w:rFonts w:hint="eastAsia" w:ascii="宋体" w:hAnsi="宋体" w:cs="宋体"/>
           <w:lang w:val="en-US" w:eastAsia="zh-CN"/>
         </w:rPr>
         <w:tab/>
-      </w:r>
-      <w:r>
-        <w:rPr>
-          <w:rFonts w:hint="eastAsia" w:ascii="宋体" w:hAnsi="宋体" w:eastAsia="宋体" w:cs="宋体"/>
+        <w:t/>
+      </w:r>
+      <w:r>
+        <w:rPr>
+          <w:rFonts w:hint="eastAsia" w:ascii="宋体" w:hAnsi="宋体" w:cs="宋体"/>
           <w:lang w:val="en-US" w:eastAsia="zh-CN"/>
         </w:rPr>
         <w:tab/>
-      </w:r>
-      <w:r>
-        <w:rPr>
-          <w:rFonts w:hint="eastAsia" w:ascii="宋体" w:hAnsi="宋体" w:eastAsia="宋体" w:cs="宋体"/>
+        <w:t/>
+      </w:r>
+      <w:r>
+        <w:rPr>
+          <w:rFonts w:hint="eastAsia" w:ascii="宋体" w:hAnsi="宋体" w:cs="宋体"/>
           <w:lang w:val="en-US" w:eastAsia="zh-CN"/>
         </w:rPr>
         <w:tab/>
-      </w:r>
-      <w:r>
-        <w:rPr>
-          <w:rFonts w:hint="eastAsia" w:ascii="宋体" w:hAnsi="宋体" w:eastAsia="宋体" w:cs="宋体"/>
-          <w:lang w:val="en-US" w:eastAsia="zh-CN"/>
-        </w:rPr>
-        <w:t>//打开CPU总中断</w:t>
-      </w:r>
-    </w:p>
-    <w:p>
-      <w:pPr>
-        <w:keepNext w:val="0"/>
-        <w:keepLines w:val="0"/>
-        <w:pageBreakBefore w:val="0"/>
-        <w:kinsoku/>
-        <w:wordWrap/>
-        <w:overflowPunct/>
-        <w:topLinePunct w:val="0"/>
-        <w:autoSpaceDE/>
-        <w:autoSpaceDN/>
-        <w:bidi w:val="0"/>
-        <w:adjustRightInd/>
-        <w:snapToGrid/>
-        <w:jc w:val="both"/>
-        <w:textAlignment w:val="auto"/>
-        <w:rPr>
-          <w:rFonts w:hint="eastAsia" w:ascii="宋体" w:hAnsi="宋体" w:eastAsia="宋体" w:cs="宋体"/>
-          <w:lang w:val="en-US" w:eastAsia="zh-CN"/>
-        </w:rPr>
-      </w:pPr>
-      <w:r>
-        <w:rPr>
-          <w:rFonts w:hint="eastAsia" w:ascii="宋体" w:hAnsi="宋体" w:eastAsia="宋体" w:cs="宋体"/>
-          <w:lang w:val="en-US" w:eastAsia="zh-CN"/>
-        </w:rPr>
-        <w:t>}</w:t>
-      </w:r>
-    </w:p>
-    <w:p>
-      <w:pPr>
-        <w:keepNext w:val="0"/>
-        <w:keepLines w:val="0"/>
-        <w:pageBreakBefore w:val="0"/>
-        <w:widowControl w:val="0"/>
-        <w:kinsoku/>
-        <w:wordWrap/>
-        <w:overflowPunct/>
-        <w:topLinePunct w:val="0"/>
-        <w:autoSpaceDE/>
-        <w:autoSpaceDN/>
-        <w:bidi w:val="0"/>
-        <w:adjustRightInd/>
-        <w:snapToGrid/>
-        <w:ind w:firstLine="400" w:firstLineChars="200"/>
-        <w:jc w:val="both"/>
-        <w:textAlignment w:val="auto"/>
-        <w:rPr>
-          <w:rFonts w:hint="eastAsia" w:ascii="宋体" w:hAnsi="宋体" w:eastAsia="宋体" w:cs="宋体"/>
-          <w:lang w:val="en-US" w:eastAsia="zh-CN"/>
-        </w:rPr>
-      </w:pPr>
-      <w:r>
-        <w:rPr>
-          <w:rFonts w:hint="eastAsia" w:ascii="宋体" w:hAnsi="宋体" w:eastAsia="宋体" w:cs="宋体"/>
-          <w:lang w:val="en-US" w:eastAsia="zh-CN"/>
-        </w:rPr>
-        <w:t>对应更新uart.h文件：</w:t>
-      </w:r>
-    </w:p>
-    <w:p>
-      <w:pPr>
-        <w:keepNext w:val="0"/>
-        <w:keepLines w:val="0"/>
-        <w:pageBreakBefore w:val="0"/>
-        <w:kinsoku/>
-        <w:wordWrap/>
-        <w:overflowPunct/>
-        <w:topLinePunct w:val="0"/>
-        <w:autoSpaceDE/>
-        <w:autoSpaceDN/>
-        <w:bidi w:val="0"/>
-        <w:adjustRightInd/>
-        <w:snapToGrid/>
-        <w:jc w:val="both"/>
-        <w:textAlignment w:val="auto"/>
-        <w:rPr>
-          <w:rFonts w:hint="eastAsia" w:ascii="宋体" w:hAnsi="宋体" w:eastAsia="宋体" w:cs="宋体"/>
-          <w:lang w:val="en-US" w:eastAsia="zh-CN"/>
-        </w:rPr>
-      </w:pPr>
-      <w:r>
-        <w:rPr>
-          <w:rFonts w:hint="eastAsia" w:ascii="宋体" w:hAnsi="宋体" w:eastAsia="宋体" w:cs="宋体"/>
-          <w:lang w:val="en-US" w:eastAsia="zh-CN"/>
-        </w:rPr>
-        <w:t>#ifndef __UART_H__</w:t>
-      </w:r>
-    </w:p>
-    <w:p>
-      <w:pPr>
-        <w:keepNext w:val="0"/>
-        <w:keepLines w:val="0"/>
-        <w:pageBreakBefore w:val="0"/>
-        <w:kinsoku/>
-        <w:wordWrap/>
-        <w:overflowPunct/>
-        <w:topLinePunct w:val="0"/>
-        <w:autoSpaceDE/>
-        <w:autoSpaceDN/>
-        <w:bidi w:val="0"/>
-        <w:adjustRightInd/>
-        <w:snapToGrid/>
-        <w:jc w:val="both"/>
-        <w:textAlignment w:val="auto"/>
-        <w:rPr>
-          <w:rFonts w:hint="eastAsia" w:ascii="宋体" w:hAnsi="宋体" w:eastAsia="宋体" w:cs="宋体"/>
-          <w:lang w:val="en-US" w:eastAsia="zh-CN"/>
-        </w:rPr>
-      </w:pPr>
-      <w:r>
-        <w:rPr>
-          <w:rFonts w:hint="eastAsia" w:ascii="宋体" w:hAnsi="宋体" w:eastAsia="宋体" w:cs="宋体"/>
-          <w:lang w:val="en-US" w:eastAsia="zh-CN"/>
-        </w:rPr>
-        <w:t>#define __UART_H__</w:t>
-      </w:r>
-    </w:p>
-    <w:p>
-      <w:pPr>
-        <w:keepNext w:val="0"/>
-        <w:keepLines w:val="0"/>
-        <w:pageBreakBefore w:val="0"/>
-        <w:kinsoku/>
-        <w:wordWrap/>
-        <w:overflowPunct/>
-        <w:topLinePunct w:val="0"/>
-        <w:autoSpaceDE/>
-        <w:autoSpaceDN/>
-        <w:bidi w:val="0"/>
-        <w:adjustRightInd/>
-        <w:snapToGrid/>
-        <w:jc w:val="both"/>
-        <w:textAlignment w:val="auto"/>
-        <w:rPr>
-          <w:rFonts w:hint="eastAsia" w:ascii="宋体" w:hAnsi="宋体" w:eastAsia="宋体" w:cs="宋体"/>
-          <w:lang w:val="en-US" w:eastAsia="zh-CN"/>
-        </w:rPr>
-      </w:pPr>
-    </w:p>
-    <w:p>
-      <w:pPr>
-        <w:keepNext w:val="0"/>
-        <w:keepLines w:val="0"/>
-        <w:pageBreakBefore w:val="0"/>
-        <w:kinsoku/>
-        <w:wordWrap/>
-        <w:overflowPunct/>
-        <w:topLinePunct w:val="0"/>
-        <w:autoSpaceDE/>
-        <w:autoSpaceDN/>
-        <w:bidi w:val="0"/>
-        <w:adjustRightInd/>
-        <w:snapToGrid/>
-        <w:jc w:val="both"/>
-        <w:textAlignment w:val="auto"/>
-        <w:rPr>
-          <w:rFonts w:hint="eastAsia" w:ascii="宋体" w:hAnsi="宋体" w:eastAsia="宋体" w:cs="宋体"/>
-          <w:lang w:val="en-US" w:eastAsia="zh-CN"/>
-        </w:rPr>
-      </w:pPr>
-      <w:r>
-        <w:rPr>
-          <w:rFonts w:hint="eastAsia" w:ascii="宋体" w:hAnsi="宋体" w:eastAsia="宋体" w:cs="宋体"/>
-          <w:lang w:val="en-US" w:eastAsia="zh-CN"/>
-        </w:rPr>
-        <w:t>#include "headfile.h"</w:t>
-      </w:r>
-    </w:p>
-    <w:p>
-      <w:pPr>
-        <w:keepNext w:val="0"/>
-        <w:keepLines w:val="0"/>
-        <w:pageBreakBefore w:val="0"/>
-        <w:kinsoku/>
-        <w:wordWrap/>
-        <w:overflowPunct/>
-        <w:topLinePunct w:val="0"/>
-        <w:autoSpaceDE/>
-        <w:autoSpaceDN/>
-        <w:bidi w:val="0"/>
-        <w:adjustRightInd/>
-        <w:snapToGrid/>
-        <w:jc w:val="both"/>
-        <w:textAlignment w:val="auto"/>
-        <w:rPr>
-          <w:rFonts w:hint="eastAsia" w:ascii="宋体" w:hAnsi="宋体" w:eastAsia="宋体" w:cs="宋体"/>
-          <w:lang w:val="en-US" w:eastAsia="zh-CN"/>
-        </w:rPr>
-      </w:pPr>
-    </w:p>
-    <w:p>
-      <w:pPr>
-        <w:keepNext w:val="0"/>
-        <w:keepLines w:val="0"/>
-        <w:pageBreakBefore w:val="0"/>
-        <w:kinsoku/>
-        <w:wordWrap/>
-        <w:overflowPunct/>
-        <w:topLinePunct w:val="0"/>
-        <w:autoSpaceDE/>
-        <w:autoSpaceDN/>
-        <w:bidi w:val="0"/>
-        <w:adjustRightInd/>
-        <w:snapToGrid/>
-        <w:jc w:val="both"/>
-        <w:textAlignment w:val="auto"/>
-        <w:rPr>
-          <w:rFonts w:hint="eastAsia" w:ascii="宋体" w:hAnsi="宋体" w:eastAsia="宋体" w:cs="宋体"/>
-          <w:lang w:val="en-US" w:eastAsia="zh-CN"/>
-        </w:rPr>
-      </w:pPr>
-      <w:r>
-        <w:rPr>
-          <w:rFonts w:hint="eastAsia" w:ascii="宋体" w:hAnsi="宋体" w:eastAsia="宋体" w:cs="宋体"/>
-          <w:lang w:val="en-US" w:eastAsia="zh-CN"/>
-        </w:rPr>
-        <w:t>void uart0_init(void);</w:t>
-      </w:r>
-    </w:p>
-    <w:p>
-      <w:pPr>
-        <w:keepNext w:val="0"/>
-        <w:keepLines w:val="0"/>
-        <w:pageBreakBefore w:val="0"/>
-        <w:kinsoku/>
-        <w:wordWrap/>
-        <w:overflowPunct/>
-        <w:topLinePunct w:val="0"/>
-        <w:autoSpaceDE/>
-        <w:autoSpaceDN/>
-        <w:bidi w:val="0"/>
-        <w:adjustRightInd/>
-        <w:snapToGrid/>
-        <w:jc w:val="both"/>
-        <w:textAlignment w:val="auto"/>
-        <w:rPr>
-          <w:rFonts w:hint="eastAsia" w:ascii="宋体" w:hAnsi="宋体" w:eastAsia="宋体" w:cs="宋体"/>
-          <w:lang w:val="en-US" w:eastAsia="zh-CN"/>
-        </w:rPr>
-      </w:pPr>
-    </w:p>
-    <w:p>
-      <w:pPr>
-        <w:keepNext w:val="0"/>
-        <w:keepLines w:val="0"/>
-        <w:pageBreakBefore w:val="0"/>
-        <w:kinsoku/>
-        <w:wordWrap/>
-        <w:overflowPunct/>
-        <w:topLinePunct w:val="0"/>
-        <w:autoSpaceDE/>
-        <w:autoSpaceDN/>
-        <w:bidi w:val="0"/>
-        <w:adjustRightInd/>
-        <w:snapToGrid/>
-        <w:jc w:val="both"/>
-        <w:textAlignment w:val="auto"/>
-        <w:rPr>
-          <w:rFonts w:hint="eastAsia" w:ascii="宋体" w:hAnsi="宋体" w:eastAsia="宋体" w:cs="宋体"/>
-          <w:lang w:val="en-US" w:eastAsia="zh-CN"/>
-        </w:rPr>
-      </w:pPr>
-      <w:r>
-        <w:rPr>
-          <w:rFonts w:hint="eastAsia" w:ascii="宋体" w:hAnsi="宋体" w:eastAsia="宋体" w:cs="宋体"/>
-          <w:lang w:val="en-US" w:eastAsia="zh-CN"/>
-        </w:rPr>
-        <w:t>#endif</w:t>
-      </w:r>
-    </w:p>
-    <w:p>
-      <w:pPr>
-        <w:keepNext w:val="0"/>
-        <w:keepLines w:val="0"/>
-        <w:pageBreakBefore w:val="0"/>
-        <w:widowControl w:val="0"/>
-        <w:kinsoku/>
-        <w:wordWrap/>
-        <w:overflowPunct/>
-        <w:topLinePunct w:val="0"/>
-        <w:autoSpaceDE/>
-        <w:autoSpaceDN/>
-        <w:bidi w:val="0"/>
-        <w:adjustRightInd/>
-        <w:snapToGrid/>
-        <w:ind w:firstLine="400" w:firstLineChars="200"/>
-        <w:jc w:val="both"/>
-        <w:textAlignment w:val="auto"/>
-        <w:rPr>
-          <w:rFonts w:hint="eastAsia" w:ascii="宋体" w:hAnsi="宋体" w:eastAsia="宋体" w:cs="宋体"/>
-          <w:lang w:val="en-US" w:eastAsia="zh-CN"/>
-        </w:rPr>
-      </w:pPr>
-      <w:r>
-        <w:rPr>
-          <w:rFonts w:hint="eastAsia" w:ascii="宋体" w:hAnsi="宋体" w:eastAsia="宋体" w:cs="宋体"/>
-          <w:lang w:val="en-US" w:eastAsia="zh-CN"/>
-        </w:rPr>
-        <w:t>接下来我们看一下串口的中断函数格式：</w:t>
-      </w:r>
-    </w:p>
-    <w:p>
-      <w:pPr>
-        <w:keepNext w:val="0"/>
-        <w:keepLines w:val="0"/>
-        <w:pageBreakBefore w:val="0"/>
-        <w:kinsoku/>
-        <w:wordWrap/>
-        <w:overflowPunct/>
-        <w:topLinePunct w:val="0"/>
-        <w:autoSpaceDE/>
-        <w:autoSpaceDN/>
-        <w:bidi w:val="0"/>
-        <w:adjustRightInd/>
-        <w:snapToGrid/>
-        <w:jc w:val="both"/>
-        <w:textAlignment w:val="auto"/>
-        <w:rPr>
-          <w:rFonts w:hint="eastAsia" w:ascii="宋体" w:hAnsi="宋体" w:eastAsia="宋体" w:cs="宋体"/>
-          <w:lang w:val="en-US" w:eastAsia="zh-CN"/>
-        </w:rPr>
-      </w:pPr>
-      <w:r>
-        <w:rPr>
-          <w:rFonts w:hint="eastAsia" w:ascii="宋体" w:hAnsi="宋体" w:eastAsia="宋体" w:cs="宋体"/>
-          <w:lang w:val="en-US" w:eastAsia="zh-CN"/>
-        </w:rPr>
-        <w:t>#pragma vector = URX0_VECTOR</w:t>
-      </w:r>
-    </w:p>
-    <w:p>
-      <w:pPr>
-        <w:keepNext w:val="0"/>
-        <w:keepLines w:val="0"/>
-        <w:pageBreakBefore w:val="0"/>
-        <w:kinsoku/>
-        <w:wordWrap/>
-        <w:overflowPunct/>
-        <w:topLinePunct w:val="0"/>
-        <w:autoSpaceDE/>
-        <w:autoSpaceDN/>
-        <w:bidi w:val="0"/>
-        <w:adjustRightInd/>
-        <w:snapToGrid/>
-        <w:jc w:val="both"/>
-        <w:textAlignment w:val="auto"/>
-        <w:rPr>
-          <w:rFonts w:hint="eastAsia" w:ascii="宋体" w:hAnsi="宋体" w:eastAsia="宋体" w:cs="宋体"/>
-          <w:lang w:val="en-US" w:eastAsia="zh-CN"/>
-        </w:rPr>
-      </w:pPr>
-      <w:r>
-        <w:rPr>
-          <w:rFonts w:hint="eastAsia" w:ascii="宋体" w:hAnsi="宋体" w:eastAsia="宋体" w:cs="宋体"/>
-          <w:lang w:val="en-US" w:eastAsia="zh-CN"/>
-        </w:rPr>
-        <w:t>__interrupt void 函数名(void)</w:t>
-      </w:r>
-    </w:p>
-    <w:p>
-      <w:pPr>
-        <w:keepNext w:val="0"/>
-        <w:keepLines w:val="0"/>
-        <w:pageBreakBefore w:val="0"/>
-        <w:kinsoku/>
-        <w:wordWrap/>
-        <w:overflowPunct/>
-        <w:topLinePunct w:val="0"/>
-        <w:autoSpaceDE/>
-        <w:autoSpaceDN/>
-        <w:bidi w:val="0"/>
-        <w:adjustRightInd/>
-        <w:snapToGrid/>
-        <w:jc w:val="both"/>
-        <w:textAlignment w:val="auto"/>
-        <w:rPr>
-          <w:rFonts w:hint="eastAsia" w:ascii="宋体" w:hAnsi="宋体" w:eastAsia="宋体" w:cs="宋体"/>
-          <w:lang w:val="en-US" w:eastAsia="zh-CN"/>
-        </w:rPr>
-      </w:pPr>
-      <w:r>
-        <w:rPr>
-          <w:rFonts w:hint="eastAsia" w:ascii="宋体" w:hAnsi="宋体" w:eastAsia="宋体" w:cs="宋体"/>
-          <w:lang w:val="en-US" w:eastAsia="zh-CN"/>
-        </w:rPr>
-        <w:t>{</w:t>
-      </w:r>
-    </w:p>
-    <w:p>
-      <w:pPr>
-        <w:keepNext w:val="0"/>
-        <w:keepLines w:val="0"/>
-        <w:pageBreakBefore w:val="0"/>
-        <w:kinsoku/>
-        <w:wordWrap/>
-        <w:overflowPunct/>
-        <w:topLinePunct w:val="0"/>
-        <w:autoSpaceDE/>
-        <w:autoSpaceDN/>
-        <w:bidi w:val="0"/>
-        <w:adjustRightInd/>
-        <w:snapToGrid/>
-        <w:ind w:firstLine="420" w:firstLineChars="0"/>
-        <w:jc w:val="both"/>
-        <w:textAlignment w:val="auto"/>
-        <w:rPr>
-          <w:rFonts w:hint="eastAsia" w:ascii="宋体" w:hAnsi="宋体" w:eastAsia="宋体" w:cs="宋体"/>
-          <w:lang w:val="en-US" w:eastAsia="zh-CN"/>
-        </w:rPr>
-      </w:pPr>
-      <w:r>
-        <w:rPr>
-          <w:rFonts w:hint="eastAsia" w:ascii="宋体" w:hAnsi="宋体" w:eastAsia="宋体" w:cs="宋体"/>
-          <w:lang w:val="en-US" w:eastAsia="zh-CN"/>
-        </w:rPr>
-        <w:t>执行内容；</w:t>
-      </w:r>
-    </w:p>
-    <w:p>
-      <w:pPr>
-        <w:keepNext w:val="0"/>
-        <w:keepLines w:val="0"/>
-        <w:pageBreakBefore w:val="0"/>
-        <w:kinsoku/>
-        <w:wordWrap/>
-        <w:overflowPunct/>
-        <w:topLinePunct w:val="0"/>
-        <w:autoSpaceDE/>
-        <w:autoSpaceDN/>
-        <w:bidi w:val="0"/>
-        <w:adjustRightInd/>
-        <w:snapToGrid/>
-        <w:jc w:val="both"/>
-        <w:textAlignment w:val="auto"/>
-        <w:rPr>
-          <w:rFonts w:hint="eastAsia" w:ascii="宋体" w:hAnsi="宋体" w:eastAsia="宋体" w:cs="宋体"/>
-          <w:lang w:val="en-US" w:eastAsia="zh-CN"/>
-        </w:rPr>
-      </w:pPr>
-      <w:r>
-        <w:rPr>
-          <w:rFonts w:hint="eastAsia" w:ascii="宋体" w:hAnsi="宋体" w:eastAsia="宋体" w:cs="宋体"/>
-          <w:lang w:val="en-US" w:eastAsia="zh-CN"/>
-        </w:rPr>
-        <w:t>}</w:t>
-      </w:r>
-    </w:p>
-    <w:p>
-      <w:pPr>
-        <w:keepNext w:val="0"/>
-        <w:keepLines w:val="0"/>
-        <w:pageBreakBefore w:val="0"/>
-        <w:widowControl w:val="0"/>
-        <w:kinsoku/>
-        <w:wordWrap/>
-        <w:overflowPunct/>
-        <w:topLinePunct w:val="0"/>
-        <w:autoSpaceDE/>
-        <w:autoSpaceDN/>
-        <w:bidi w:val="0"/>
-        <w:adjustRightInd/>
-        <w:snapToGrid/>
-        <w:ind w:firstLine="400" w:firstLineChars="200"/>
-        <w:jc w:val="both"/>
-        <w:textAlignment w:val="auto"/>
-        <w:rPr>
-          <w:rFonts w:hint="eastAsia" w:ascii="宋体" w:hAnsi="宋体" w:eastAsia="宋体" w:cs="宋体"/>
-          <w:lang w:val="en-US" w:eastAsia="zh-CN"/>
-        </w:rPr>
-      </w:pPr>
-      <w:r>
-        <w:rPr>
-          <w:rFonts w:hint="eastAsia" w:ascii="宋体" w:hAnsi="宋体" w:eastAsia="宋体" w:cs="宋体"/>
-          <w:lang w:val="en-US" w:eastAsia="zh-CN"/>
-        </w:rPr>
-        <w:t>U0DBUF和U0BUF是一样的，但是我们在写程序时就必须写U0DBUF，因为iocc2530.h里命名的是U0DBUF。USART0的发送缓存器和接收缓存器都叫做U0DBUF，当U0DBUF写在等号的右边时表示的是接收缓存器，在左边时表示发送缓存器。</w:t>
-      </w:r>
-    </w:p>
-    <w:p>
-      <w:pPr>
-        <w:keepNext w:val="0"/>
-        <w:keepLines w:val="0"/>
-        <w:pageBreakBefore w:val="0"/>
-        <w:kinsoku/>
-        <w:wordWrap/>
-        <w:overflowPunct/>
-        <w:topLinePunct w:val="0"/>
-        <w:autoSpaceDE/>
-        <w:autoSpaceDN/>
-        <w:bidi w:val="0"/>
-        <w:adjustRightInd/>
-        <w:snapToGrid/>
-        <w:jc w:val="both"/>
-        <w:textAlignment w:val="auto"/>
-        <w:rPr>
-          <w:rFonts w:hint="eastAsia" w:ascii="宋体" w:hAnsi="宋体" w:eastAsia="宋体" w:cs="宋体"/>
-          <w:lang w:val="en-US" w:eastAsia="zh-CN"/>
-        </w:rPr>
-      </w:pPr>
-      <w:r>
-        <w:rPr>
-          <w:rFonts w:hint="eastAsia" w:ascii="宋体" w:hAnsi="宋体" w:eastAsia="宋体" w:cs="宋体"/>
-          <w:lang w:val="en-US" w:eastAsia="zh-CN"/>
-        </w:rPr>
-        <w:t>#pragma vector = URX0_VECTOR</w:t>
-      </w:r>
-    </w:p>
-    <w:p>
-      <w:pPr>
-        <w:keepNext w:val="0"/>
-        <w:keepLines w:val="0"/>
-        <w:pageBreakBefore w:val="0"/>
-        <w:kinsoku/>
-        <w:wordWrap/>
-        <w:overflowPunct/>
-        <w:topLinePunct w:val="0"/>
-        <w:autoSpaceDE/>
-        <w:autoSpaceDN/>
-        <w:bidi w:val="0"/>
-        <w:adjustRightInd/>
-        <w:snapToGrid/>
-        <w:jc w:val="both"/>
-        <w:textAlignment w:val="auto"/>
-        <w:rPr>
-          <w:rFonts w:hint="eastAsia" w:ascii="宋体" w:hAnsi="宋体" w:eastAsia="宋体" w:cs="宋体"/>
-          <w:lang w:val="en-US" w:eastAsia="zh-CN"/>
-        </w:rPr>
-      </w:pPr>
-      <w:r>
-        <w:rPr>
-          <w:rFonts w:hint="eastAsia" w:ascii="宋体" w:hAnsi="宋体" w:eastAsia="宋体" w:cs="宋体"/>
-          <w:lang w:val="en-US" w:eastAsia="zh-CN"/>
-        </w:rPr>
-        <w:t>__interrupt void uart0_rx(void)</w:t>
-      </w:r>
-    </w:p>
-    <w:p>
-      <w:pPr>
-        <w:keepNext w:val="0"/>
-        <w:keepLines w:val="0"/>
-        <w:pageBreakBefore w:val="0"/>
-        <w:kinsoku/>
-        <w:wordWrap/>
-        <w:overflowPunct/>
-        <w:topLinePunct w:val="0"/>
-        <w:autoSpaceDE/>
-        <w:autoSpaceDN/>
-        <w:bidi w:val="0"/>
-        <w:adjustRightInd/>
-        <w:snapToGrid/>
-        <w:jc w:val="both"/>
-        <w:textAlignment w:val="auto"/>
-        <w:rPr>
-          <w:rFonts w:hint="eastAsia" w:ascii="宋体" w:hAnsi="宋体" w:eastAsia="宋体" w:cs="宋体"/>
-          <w:lang w:val="en-US" w:eastAsia="zh-CN"/>
-        </w:rPr>
-      </w:pPr>
-      <w:r>
-        <w:rPr>
-          <w:rFonts w:hint="eastAsia" w:ascii="宋体" w:hAnsi="宋体" w:eastAsia="宋体" w:cs="宋体"/>
-          <w:lang w:val="en-US" w:eastAsia="zh-CN"/>
-        </w:rPr>
-        <w:t>{</w:t>
-      </w:r>
-    </w:p>
-    <w:p>
-      <w:pPr>
-        <w:keepNext w:val="0"/>
-        <w:keepLines w:val="0"/>
-        <w:pageBreakBefore w:val="0"/>
-        <w:kinsoku/>
-        <w:wordWrap/>
-        <w:overflowPunct/>
-        <w:topLinePunct w:val="0"/>
-        <w:autoSpaceDE/>
-        <w:autoSpaceDN/>
-        <w:bidi w:val="0"/>
-        <w:adjustRightInd/>
-        <w:snapToGrid/>
-        <w:jc w:val="both"/>
-        <w:textAlignment w:val="auto"/>
-        <w:rPr>
-          <w:rFonts w:hint="eastAsia" w:ascii="宋体" w:hAnsi="宋体" w:eastAsia="宋体" w:cs="宋体"/>
-          <w:lang w:val="en-US" w:eastAsia="zh-CN"/>
-        </w:rPr>
-      </w:pPr>
-      <w:r>
-        <w:rPr>
-          <w:rFonts w:hint="eastAsia" w:ascii="宋体" w:hAnsi="宋体" w:eastAsia="宋体" w:cs="宋体"/>
-          <w:lang w:val="en-US" w:eastAsia="zh-CN"/>
-        </w:rPr>
-        <w:t xml:space="preserve">    char buf;</w:t>
-      </w:r>
-    </w:p>
-    <w:p>
-      <w:pPr>
-        <w:keepNext w:val="0"/>
-        <w:keepLines w:val="0"/>
-        <w:pageBreakBefore w:val="0"/>
-        <w:kinsoku/>
-        <w:wordWrap/>
-        <w:overflowPunct/>
-        <w:topLinePunct w:val="0"/>
-        <w:autoSpaceDE/>
-        <w:autoSpaceDN/>
-        <w:bidi w:val="0"/>
-        <w:adjustRightInd/>
-        <w:snapToGrid/>
-        <w:jc w:val="both"/>
-        <w:textAlignment w:val="auto"/>
-        <w:rPr>
-          <w:rFonts w:hint="eastAsia" w:ascii="宋体" w:hAnsi="宋体" w:eastAsia="宋体" w:cs="宋体"/>
-          <w:lang w:val="en-US" w:eastAsia="zh-CN"/>
-        </w:rPr>
-      </w:pPr>
-      <w:r>
-        <w:rPr>
-          <w:rFonts w:hint="eastAsia" w:ascii="宋体" w:hAnsi="宋体" w:eastAsia="宋体" w:cs="宋体"/>
-          <w:lang w:val="en-US" w:eastAsia="zh-CN"/>
-        </w:rPr>
-        <w:t xml:space="preserve">    URX0IF = 0;</w:t>
-      </w:r>
-      <w:r>
-        <w:rPr>
-          <w:rFonts w:hint="eastAsia" w:ascii="宋体" w:hAnsi="宋体" w:eastAsia="宋体" w:cs="宋体"/>
-          <w:lang w:val="en-US" w:eastAsia="zh-CN"/>
-        </w:rPr>
-        <w:tab/>
-      </w:r>
-      <w:r>
-        <w:rPr>
-          <w:rFonts w:hint="eastAsia" w:ascii="宋体" w:hAnsi="宋体" w:eastAsia="宋体" w:cs="宋体"/>
-          <w:lang w:val="en-US" w:eastAsia="zh-CN"/>
-        </w:rPr>
-        <w:tab/>
-      </w:r>
-      <w:r>
-        <w:rPr>
-          <w:rFonts w:hint="eastAsia" w:ascii="宋体" w:hAnsi="宋体" w:eastAsia="宋体" w:cs="宋体"/>
-          <w:lang w:val="en-US" w:eastAsia="zh-CN"/>
-        </w:rPr>
-        <w:tab/>
-      </w:r>
-      <w:r>
-        <w:rPr>
-          <w:rFonts w:hint="eastAsia" w:ascii="宋体" w:hAnsi="宋体" w:eastAsia="宋体" w:cs="宋体"/>
-          <w:lang w:val="en-US" w:eastAsia="zh-CN"/>
-        </w:rPr>
-        <w:tab/>
-      </w:r>
-      <w:r>
-        <w:rPr>
-          <w:rFonts w:hint="eastAsia" w:ascii="宋体" w:hAnsi="宋体" w:eastAsia="宋体" w:cs="宋体"/>
-          <w:lang w:val="en-US" w:eastAsia="zh-CN"/>
-        </w:rPr>
-        <w:tab/>
-      </w:r>
-      <w:r>
-        <w:rPr>
-          <w:rFonts w:hint="eastAsia" w:ascii="宋体" w:hAnsi="宋体" w:eastAsia="宋体" w:cs="宋体"/>
-          <w:lang w:val="en-US" w:eastAsia="zh-CN"/>
-        </w:rPr>
-        <w:t>//清除串口0接收标志位</w:t>
-      </w:r>
-    </w:p>
-    <w:p>
-      <w:pPr>
-        <w:keepNext w:val="0"/>
-        <w:keepLines w:val="0"/>
-        <w:pageBreakBefore w:val="0"/>
-        <w:kinsoku/>
-        <w:wordWrap/>
-        <w:overflowPunct/>
-        <w:topLinePunct w:val="0"/>
-        <w:autoSpaceDE/>
-        <w:autoSpaceDN/>
-        <w:bidi w:val="0"/>
-        <w:adjustRightInd/>
-        <w:snapToGrid/>
-        <w:jc w:val="both"/>
-        <w:textAlignment w:val="auto"/>
-        <w:rPr>
-          <w:rFonts w:hint="eastAsia" w:ascii="宋体" w:hAnsi="宋体" w:eastAsia="宋体" w:cs="宋体"/>
-          <w:lang w:val="en-US" w:eastAsia="zh-CN"/>
-        </w:rPr>
-      </w:pPr>
-      <w:r>
-        <w:rPr>
-          <w:rFonts w:hint="eastAsia" w:ascii="宋体" w:hAnsi="宋体" w:eastAsia="宋体" w:cs="宋体"/>
-          <w:lang w:val="en-US" w:eastAsia="zh-CN"/>
-        </w:rPr>
-        <w:t xml:space="preserve">    buf = U0DBUF;</w:t>
-      </w:r>
-      <w:r>
-        <w:rPr>
-          <w:rFonts w:hint="eastAsia" w:ascii="宋体" w:hAnsi="宋体" w:eastAsia="宋体" w:cs="宋体"/>
-          <w:lang w:val="en-US" w:eastAsia="zh-CN"/>
-        </w:rPr>
-        <w:tab/>
-      </w:r>
-      <w:r>
-        <w:rPr>
-          <w:rFonts w:hint="eastAsia" w:ascii="宋体" w:hAnsi="宋体" w:eastAsia="宋体" w:cs="宋体"/>
-          <w:lang w:val="en-US" w:eastAsia="zh-CN"/>
-        </w:rPr>
-        <w:tab/>
-      </w:r>
-      <w:r>
-        <w:rPr>
-          <w:rFonts w:hint="eastAsia" w:ascii="宋体" w:hAnsi="宋体" w:eastAsia="宋体" w:cs="宋体"/>
-          <w:lang w:val="en-US" w:eastAsia="zh-CN"/>
-        </w:rPr>
-        <w:tab/>
-      </w:r>
-      <w:r>
-        <w:rPr>
-          <w:rFonts w:hint="eastAsia" w:ascii="宋体" w:hAnsi="宋体" w:eastAsia="宋体" w:cs="宋体"/>
-          <w:lang w:val="en-US" w:eastAsia="zh-CN"/>
-        </w:rPr>
-        <w:tab/>
-      </w:r>
-      <w:r>
-        <w:rPr>
-          <w:rFonts w:hint="eastAsia" w:ascii="宋体" w:hAnsi="宋体" w:eastAsia="宋体" w:cs="宋体"/>
-          <w:lang w:val="en-US" w:eastAsia="zh-CN"/>
-        </w:rPr>
-        <w:t>//从串口0接收器读取数据</w:t>
-      </w:r>
-    </w:p>
-    <w:p>
-      <w:pPr>
-        <w:keepNext w:val="0"/>
-        <w:keepLines w:val="0"/>
-        <w:pageBreakBefore w:val="0"/>
-        <w:kinsoku/>
-        <w:wordWrap/>
-        <w:overflowPunct/>
-        <w:topLinePunct w:val="0"/>
-        <w:autoSpaceDE/>
-        <w:autoSpaceDN/>
-        <w:bidi w:val="0"/>
-        <w:adjustRightInd/>
-        <w:snapToGrid/>
-        <w:jc w:val="both"/>
-        <w:textAlignment w:val="auto"/>
-        <w:rPr>
-          <w:rFonts w:hint="eastAsia" w:ascii="宋体" w:hAnsi="宋体" w:eastAsia="宋体" w:cs="宋体"/>
-          <w:lang w:val="en-US" w:eastAsia="zh-CN"/>
-        </w:rPr>
-      </w:pPr>
-      <w:r>
-        <w:rPr>
-          <w:rFonts w:hint="eastAsia" w:ascii="宋体" w:hAnsi="宋体" w:eastAsia="宋体" w:cs="宋体"/>
-          <w:lang w:val="en-US" w:eastAsia="zh-CN"/>
-        </w:rPr>
-        <w:t xml:space="preserve">    LED1 = !LED1;</w:t>
-      </w:r>
-    </w:p>
-    <w:p>
-      <w:pPr>
-        <w:keepNext w:val="0"/>
-        <w:keepLines w:val="0"/>
-        <w:pageBreakBefore w:val="0"/>
-        <w:kinsoku/>
-        <w:wordWrap/>
-        <w:overflowPunct/>
-        <w:topLinePunct w:val="0"/>
-        <w:autoSpaceDE/>
-        <w:autoSpaceDN/>
-        <w:bidi w:val="0"/>
-        <w:adjustRightInd/>
-        <w:snapToGrid/>
-        <w:jc w:val="both"/>
-        <w:textAlignment w:val="auto"/>
-        <w:rPr>
-          <w:rFonts w:hint="eastAsia" w:ascii="宋体" w:hAnsi="宋体" w:eastAsia="宋体" w:cs="宋体"/>
-          <w:lang w:val="en-US" w:eastAsia="zh-CN"/>
-        </w:rPr>
-      </w:pPr>
-      <w:r>
-        <w:rPr>
-          <w:rFonts w:hint="eastAsia" w:ascii="宋体" w:hAnsi="宋体" w:eastAsia="宋体" w:cs="宋体"/>
-          <w:lang w:val="en-US" w:eastAsia="zh-CN"/>
-        </w:rPr>
-        <w:t xml:space="preserve">    U0DBUF = buf;</w:t>
-      </w:r>
-      <w:r>
-        <w:rPr>
-          <w:rFonts w:hint="eastAsia" w:ascii="宋体" w:hAnsi="宋体" w:eastAsia="宋体" w:cs="宋体"/>
-          <w:lang w:val="en-US" w:eastAsia="zh-CN"/>
-        </w:rPr>
-        <w:tab/>
-      </w:r>
-      <w:r>
-        <w:rPr>
-          <w:rFonts w:hint="eastAsia" w:ascii="宋体" w:hAnsi="宋体" w:eastAsia="宋体" w:cs="宋体"/>
-          <w:lang w:val="en-US" w:eastAsia="zh-CN"/>
-        </w:rPr>
-        <w:tab/>
-      </w:r>
-      <w:r>
-        <w:rPr>
-          <w:rFonts w:hint="eastAsia" w:ascii="宋体" w:hAnsi="宋体" w:eastAsia="宋体" w:cs="宋体"/>
-          <w:lang w:val="en-US" w:eastAsia="zh-CN"/>
-        </w:rPr>
-        <w:tab/>
-      </w:r>
-      <w:r>
-        <w:rPr>
-          <w:rFonts w:hint="eastAsia" w:ascii="宋体" w:hAnsi="宋体" w:eastAsia="宋体" w:cs="宋体"/>
-          <w:lang w:val="en-US" w:eastAsia="zh-CN"/>
-        </w:rPr>
-        <w:tab/>
-      </w:r>
-      <w:r>
-        <w:rPr>
-          <w:rFonts w:hint="eastAsia" w:ascii="宋体" w:hAnsi="宋体" w:eastAsia="宋体" w:cs="宋体"/>
-          <w:lang w:val="en-US" w:eastAsia="zh-CN"/>
-        </w:rPr>
-        <w:t>//将ch放进串口0发送器内</w:t>
-      </w:r>
-    </w:p>
-    <w:p>
-      <w:pPr>
-        <w:keepNext w:val="0"/>
-        <w:keepLines w:val="0"/>
-        <w:pageBreakBefore w:val="0"/>
-        <w:kinsoku/>
-        <w:wordWrap/>
-        <w:overflowPunct/>
-        <w:topLinePunct w:val="0"/>
-        <w:autoSpaceDE/>
-        <w:autoSpaceDN/>
-        <w:bidi w:val="0"/>
-        <w:adjustRightInd/>
-        <w:snapToGrid/>
-        <w:jc w:val="both"/>
-        <w:textAlignment w:val="auto"/>
-        <w:rPr>
-          <w:rFonts w:hint="eastAsia" w:ascii="宋体" w:hAnsi="宋体" w:eastAsia="宋体" w:cs="宋体"/>
-          <w:lang w:val="en-US" w:eastAsia="zh-CN"/>
-        </w:rPr>
-      </w:pPr>
-      <w:r>
-        <w:rPr>
-          <w:rFonts w:hint="eastAsia" w:ascii="宋体" w:hAnsi="宋体" w:eastAsia="宋体" w:cs="宋体"/>
-          <w:lang w:val="en-US" w:eastAsia="zh-CN"/>
-        </w:rPr>
-        <w:t xml:space="preserve">    while(UTX0IF == 0); </w:t>
-      </w:r>
-      <w:r>
-        <w:rPr>
-          <w:rFonts w:hint="eastAsia" w:ascii="宋体" w:hAnsi="宋体" w:eastAsia="宋体" w:cs="宋体"/>
-          <w:lang w:val="en-US" w:eastAsia="zh-CN"/>
-        </w:rPr>
-        <w:tab/>
-      </w:r>
-      <w:r>
-        <w:rPr>
-          <w:rFonts w:hint="eastAsia" w:ascii="宋体" w:hAnsi="宋体" w:eastAsia="宋体" w:cs="宋体"/>
-          <w:lang w:val="en-US" w:eastAsia="zh-CN"/>
-        </w:rPr>
-        <w:tab/>
-      </w:r>
-      <w:r>
-        <w:rPr>
-          <w:rFonts w:hint="eastAsia" w:ascii="宋体" w:hAnsi="宋体" w:eastAsia="宋体" w:cs="宋体"/>
-          <w:lang w:val="en-US" w:eastAsia="zh-CN"/>
-        </w:rPr>
-        <w:tab/>
+        <w:t xml:space="preserve"> </w:t>
       </w:r>
       <w:bookmarkStart w:id="0" w:name="_GoBack"/>
       <w:bookmarkEnd w:id="0"/>
+      <w:r>
+        <w:rPr>
+          <w:rFonts w:hint="eastAsia" w:ascii="宋体" w:hAnsi="宋体" w:eastAsia="宋体" w:cs="宋体"/>
+          <w:lang w:val="en-US" w:eastAsia="zh-CN"/>
+        </w:rPr>
+        <w:t>//打开CPU总中断</w:t>
+      </w:r>
+    </w:p>
+    <w:p>
+      <w:pPr>
+        <w:keepNext w:val="0"/>
+        <w:keepLines w:val="0"/>
+        <w:pageBreakBefore w:val="0"/>
+        <w:kinsoku/>
+        <w:wordWrap/>
+        <w:overflowPunct/>
+        <w:topLinePunct w:val="0"/>
+        <w:autoSpaceDE/>
+        <w:autoSpaceDN/>
+        <w:bidi w:val="0"/>
+        <w:adjustRightInd/>
+        <w:snapToGrid/>
+        <w:jc w:val="both"/>
+        <w:textAlignment w:val="auto"/>
+        <w:rPr>
+          <w:rFonts w:hint="eastAsia" w:ascii="宋体" w:hAnsi="宋体" w:eastAsia="宋体" w:cs="宋体"/>
+          <w:lang w:val="en-US" w:eastAsia="zh-CN"/>
+        </w:rPr>
+      </w:pPr>
+      <w:r>
+        <w:rPr>
+          <w:rFonts w:hint="eastAsia" w:ascii="宋体" w:hAnsi="宋体" w:eastAsia="宋体" w:cs="宋体"/>
+          <w:lang w:val="en-US" w:eastAsia="zh-CN"/>
+        </w:rPr>
+        <w:t>}</w:t>
+      </w:r>
+    </w:p>
+    <w:p>
+      <w:pPr>
+        <w:keepNext w:val="0"/>
+        <w:keepLines w:val="0"/>
+        <w:pageBreakBefore w:val="0"/>
+        <w:widowControl w:val="0"/>
+        <w:kinsoku/>
+        <w:wordWrap/>
+        <w:overflowPunct/>
+        <w:topLinePunct w:val="0"/>
+        <w:autoSpaceDE/>
+        <w:autoSpaceDN/>
+        <w:bidi w:val="0"/>
+        <w:adjustRightInd/>
+        <w:snapToGrid/>
+        <w:ind w:firstLine="400" w:firstLineChars="200"/>
+        <w:jc w:val="both"/>
+        <w:textAlignment w:val="auto"/>
+        <w:rPr>
+          <w:rFonts w:hint="eastAsia" w:ascii="宋体" w:hAnsi="宋体" w:eastAsia="宋体" w:cs="宋体"/>
+          <w:lang w:val="en-US" w:eastAsia="zh-CN"/>
+        </w:rPr>
+      </w:pPr>
+      <w:r>
+        <w:rPr>
+          <w:rFonts w:hint="eastAsia" w:ascii="宋体" w:hAnsi="宋体" w:eastAsia="宋体" w:cs="宋体"/>
+          <w:lang w:val="en-US" w:eastAsia="zh-CN"/>
+        </w:rPr>
+        <w:t>对应更新uart.h文件：</w:t>
+      </w:r>
+    </w:p>
+    <w:p>
+      <w:pPr>
+        <w:keepNext w:val="0"/>
+        <w:keepLines w:val="0"/>
+        <w:pageBreakBefore w:val="0"/>
+        <w:kinsoku/>
+        <w:wordWrap/>
+        <w:overflowPunct/>
+        <w:topLinePunct w:val="0"/>
+        <w:autoSpaceDE/>
+        <w:autoSpaceDN/>
+        <w:bidi w:val="0"/>
+        <w:adjustRightInd/>
+        <w:snapToGrid/>
+        <w:jc w:val="both"/>
+        <w:textAlignment w:val="auto"/>
+        <w:rPr>
+          <w:rFonts w:hint="eastAsia" w:ascii="宋体" w:hAnsi="宋体" w:eastAsia="宋体" w:cs="宋体"/>
+          <w:lang w:val="en-US" w:eastAsia="zh-CN"/>
+        </w:rPr>
+      </w:pPr>
+      <w:r>
+        <w:rPr>
+          <w:rFonts w:hint="eastAsia" w:ascii="宋体" w:hAnsi="宋体" w:eastAsia="宋体" w:cs="宋体"/>
+          <w:lang w:val="en-US" w:eastAsia="zh-CN"/>
+        </w:rPr>
+        <w:t>#ifndef __UART_H__</w:t>
+      </w:r>
+    </w:p>
+    <w:p>
+      <w:pPr>
+        <w:keepNext w:val="0"/>
+        <w:keepLines w:val="0"/>
+        <w:pageBreakBefore w:val="0"/>
+        <w:kinsoku/>
+        <w:wordWrap/>
+        <w:overflowPunct/>
+        <w:topLinePunct w:val="0"/>
+        <w:autoSpaceDE/>
+        <w:autoSpaceDN/>
+        <w:bidi w:val="0"/>
+        <w:adjustRightInd/>
+        <w:snapToGrid/>
+        <w:jc w:val="both"/>
+        <w:textAlignment w:val="auto"/>
+        <w:rPr>
+          <w:rFonts w:hint="eastAsia" w:ascii="宋体" w:hAnsi="宋体" w:eastAsia="宋体" w:cs="宋体"/>
+          <w:lang w:val="en-US" w:eastAsia="zh-CN"/>
+        </w:rPr>
+      </w:pPr>
+      <w:r>
+        <w:rPr>
+          <w:rFonts w:hint="eastAsia" w:ascii="宋体" w:hAnsi="宋体" w:eastAsia="宋体" w:cs="宋体"/>
+          <w:lang w:val="en-US" w:eastAsia="zh-CN"/>
+        </w:rPr>
+        <w:t>#define __UART_H__</w:t>
+      </w:r>
+    </w:p>
+    <w:p>
+      <w:pPr>
+        <w:keepNext w:val="0"/>
+        <w:keepLines w:val="0"/>
+        <w:pageBreakBefore w:val="0"/>
+        <w:kinsoku/>
+        <w:wordWrap/>
+        <w:overflowPunct/>
+        <w:topLinePunct w:val="0"/>
+        <w:autoSpaceDE/>
+        <w:autoSpaceDN/>
+        <w:bidi w:val="0"/>
+        <w:adjustRightInd/>
+        <w:snapToGrid/>
+        <w:jc w:val="both"/>
+        <w:textAlignment w:val="auto"/>
+        <w:rPr>
+          <w:rFonts w:hint="eastAsia" w:ascii="宋体" w:hAnsi="宋体" w:eastAsia="宋体" w:cs="宋体"/>
+          <w:lang w:val="en-US" w:eastAsia="zh-CN"/>
+        </w:rPr>
+      </w:pPr>
+    </w:p>
+    <w:p>
+      <w:pPr>
+        <w:keepNext w:val="0"/>
+        <w:keepLines w:val="0"/>
+        <w:pageBreakBefore w:val="0"/>
+        <w:kinsoku/>
+        <w:wordWrap/>
+        <w:overflowPunct/>
+        <w:topLinePunct w:val="0"/>
+        <w:autoSpaceDE/>
+        <w:autoSpaceDN/>
+        <w:bidi w:val="0"/>
+        <w:adjustRightInd/>
+        <w:snapToGrid/>
+        <w:jc w:val="both"/>
+        <w:textAlignment w:val="auto"/>
+        <w:rPr>
+          <w:rFonts w:hint="eastAsia" w:ascii="宋体" w:hAnsi="宋体" w:eastAsia="宋体" w:cs="宋体"/>
+          <w:lang w:val="en-US" w:eastAsia="zh-CN"/>
+        </w:rPr>
+      </w:pPr>
+      <w:r>
+        <w:rPr>
+          <w:rFonts w:hint="eastAsia" w:ascii="宋体" w:hAnsi="宋体" w:eastAsia="宋体" w:cs="宋体"/>
+          <w:lang w:val="en-US" w:eastAsia="zh-CN"/>
+        </w:rPr>
+        <w:t>#include "headfile.h"</w:t>
+      </w:r>
+    </w:p>
+    <w:p>
+      <w:pPr>
+        <w:keepNext w:val="0"/>
+        <w:keepLines w:val="0"/>
+        <w:pageBreakBefore w:val="0"/>
+        <w:kinsoku/>
+        <w:wordWrap/>
+        <w:overflowPunct/>
+        <w:topLinePunct w:val="0"/>
+        <w:autoSpaceDE/>
+        <w:autoSpaceDN/>
+        <w:bidi w:val="0"/>
+        <w:adjustRightInd/>
+        <w:snapToGrid/>
+        <w:jc w:val="both"/>
+        <w:textAlignment w:val="auto"/>
+        <w:rPr>
+          <w:rFonts w:hint="eastAsia" w:ascii="宋体" w:hAnsi="宋体" w:eastAsia="宋体" w:cs="宋体"/>
+          <w:lang w:val="en-US" w:eastAsia="zh-CN"/>
+        </w:rPr>
+      </w:pPr>
+    </w:p>
+    <w:p>
+      <w:pPr>
+        <w:keepNext w:val="0"/>
+        <w:keepLines w:val="0"/>
+        <w:pageBreakBefore w:val="0"/>
+        <w:kinsoku/>
+        <w:wordWrap/>
+        <w:overflowPunct/>
+        <w:topLinePunct w:val="0"/>
+        <w:autoSpaceDE/>
+        <w:autoSpaceDN/>
+        <w:bidi w:val="0"/>
+        <w:adjustRightInd/>
+        <w:snapToGrid/>
+        <w:jc w:val="both"/>
+        <w:textAlignment w:val="auto"/>
+        <w:rPr>
+          <w:rFonts w:hint="eastAsia" w:ascii="宋体" w:hAnsi="宋体" w:eastAsia="宋体" w:cs="宋体"/>
+          <w:lang w:val="en-US" w:eastAsia="zh-CN"/>
+        </w:rPr>
+      </w:pPr>
+      <w:r>
+        <w:rPr>
+          <w:rFonts w:hint="eastAsia" w:ascii="宋体" w:hAnsi="宋体" w:eastAsia="宋体" w:cs="宋体"/>
+          <w:lang w:val="en-US" w:eastAsia="zh-CN"/>
+        </w:rPr>
+        <w:t>void uart0_init(void);</w:t>
+      </w:r>
+    </w:p>
+    <w:p>
+      <w:pPr>
+        <w:keepNext w:val="0"/>
+        <w:keepLines w:val="0"/>
+        <w:pageBreakBefore w:val="0"/>
+        <w:kinsoku/>
+        <w:wordWrap/>
+        <w:overflowPunct/>
+        <w:topLinePunct w:val="0"/>
+        <w:autoSpaceDE/>
+        <w:autoSpaceDN/>
+        <w:bidi w:val="0"/>
+        <w:adjustRightInd/>
+        <w:snapToGrid/>
+        <w:jc w:val="both"/>
+        <w:textAlignment w:val="auto"/>
+        <w:rPr>
+          <w:rFonts w:hint="eastAsia" w:ascii="宋体" w:hAnsi="宋体" w:eastAsia="宋体" w:cs="宋体"/>
+          <w:lang w:val="en-US" w:eastAsia="zh-CN"/>
+        </w:rPr>
+      </w:pPr>
+    </w:p>
+    <w:p>
+      <w:pPr>
+        <w:keepNext w:val="0"/>
+        <w:keepLines w:val="0"/>
+        <w:pageBreakBefore w:val="0"/>
+        <w:kinsoku/>
+        <w:wordWrap/>
+        <w:overflowPunct/>
+        <w:topLinePunct w:val="0"/>
+        <w:autoSpaceDE/>
+        <w:autoSpaceDN/>
+        <w:bidi w:val="0"/>
+        <w:adjustRightInd/>
+        <w:snapToGrid/>
+        <w:jc w:val="both"/>
+        <w:textAlignment w:val="auto"/>
+        <w:rPr>
+          <w:rFonts w:hint="eastAsia" w:ascii="宋体" w:hAnsi="宋体" w:eastAsia="宋体" w:cs="宋体"/>
+          <w:lang w:val="en-US" w:eastAsia="zh-CN"/>
+        </w:rPr>
+      </w:pPr>
+      <w:r>
+        <w:rPr>
+          <w:rFonts w:hint="eastAsia" w:ascii="宋体" w:hAnsi="宋体" w:eastAsia="宋体" w:cs="宋体"/>
+          <w:lang w:val="en-US" w:eastAsia="zh-CN"/>
+        </w:rPr>
+        <w:t>#endif</w:t>
+      </w:r>
+    </w:p>
+    <w:p>
+      <w:pPr>
+        <w:keepNext w:val="0"/>
+        <w:keepLines w:val="0"/>
+        <w:pageBreakBefore w:val="0"/>
+        <w:widowControl w:val="0"/>
+        <w:kinsoku/>
+        <w:wordWrap/>
+        <w:overflowPunct/>
+        <w:topLinePunct w:val="0"/>
+        <w:autoSpaceDE/>
+        <w:autoSpaceDN/>
+        <w:bidi w:val="0"/>
+        <w:adjustRightInd/>
+        <w:snapToGrid/>
+        <w:ind w:firstLine="400" w:firstLineChars="200"/>
+        <w:jc w:val="both"/>
+        <w:textAlignment w:val="auto"/>
+        <w:rPr>
+          <w:rFonts w:hint="eastAsia" w:ascii="宋体" w:hAnsi="宋体" w:eastAsia="宋体" w:cs="宋体"/>
+          <w:lang w:val="en-US" w:eastAsia="zh-CN"/>
+        </w:rPr>
+      </w:pPr>
+      <w:r>
+        <w:rPr>
+          <w:rFonts w:hint="eastAsia" w:ascii="宋体" w:hAnsi="宋体" w:eastAsia="宋体" w:cs="宋体"/>
+          <w:lang w:val="en-US" w:eastAsia="zh-CN"/>
+        </w:rPr>
+        <w:t>接下来我们看一下串口的中断函数格式：</w:t>
+      </w:r>
+    </w:p>
+    <w:p>
+      <w:pPr>
+        <w:keepNext w:val="0"/>
+        <w:keepLines w:val="0"/>
+        <w:pageBreakBefore w:val="0"/>
+        <w:kinsoku/>
+        <w:wordWrap/>
+        <w:overflowPunct/>
+        <w:topLinePunct w:val="0"/>
+        <w:autoSpaceDE/>
+        <w:autoSpaceDN/>
+        <w:bidi w:val="0"/>
+        <w:adjustRightInd/>
+        <w:snapToGrid/>
+        <w:jc w:val="both"/>
+        <w:textAlignment w:val="auto"/>
+        <w:rPr>
+          <w:rFonts w:hint="eastAsia" w:ascii="宋体" w:hAnsi="宋体" w:eastAsia="宋体" w:cs="宋体"/>
+          <w:lang w:val="en-US" w:eastAsia="zh-CN"/>
+        </w:rPr>
+      </w:pPr>
+      <w:r>
+        <w:rPr>
+          <w:rFonts w:hint="eastAsia" w:ascii="宋体" w:hAnsi="宋体" w:eastAsia="宋体" w:cs="宋体"/>
+          <w:lang w:val="en-US" w:eastAsia="zh-CN"/>
+        </w:rPr>
+        <w:t>#pragma vector = URX0_VECTOR</w:t>
+      </w:r>
+    </w:p>
+    <w:p>
+      <w:pPr>
+        <w:keepNext w:val="0"/>
+        <w:keepLines w:val="0"/>
+        <w:pageBreakBefore w:val="0"/>
+        <w:kinsoku/>
+        <w:wordWrap/>
+        <w:overflowPunct/>
+        <w:topLinePunct w:val="0"/>
+        <w:autoSpaceDE/>
+        <w:autoSpaceDN/>
+        <w:bidi w:val="0"/>
+        <w:adjustRightInd/>
+        <w:snapToGrid/>
+        <w:jc w:val="both"/>
+        <w:textAlignment w:val="auto"/>
+        <w:rPr>
+          <w:rFonts w:hint="eastAsia" w:ascii="宋体" w:hAnsi="宋体" w:eastAsia="宋体" w:cs="宋体"/>
+          <w:lang w:val="en-US" w:eastAsia="zh-CN"/>
+        </w:rPr>
+      </w:pPr>
+      <w:r>
+        <w:rPr>
+          <w:rFonts w:hint="eastAsia" w:ascii="宋体" w:hAnsi="宋体" w:eastAsia="宋体" w:cs="宋体"/>
+          <w:lang w:val="en-US" w:eastAsia="zh-CN"/>
+        </w:rPr>
+        <w:t>__interrupt void 函数名(void)</w:t>
+      </w:r>
+    </w:p>
+    <w:p>
+      <w:pPr>
+        <w:keepNext w:val="0"/>
+        <w:keepLines w:val="0"/>
+        <w:pageBreakBefore w:val="0"/>
+        <w:kinsoku/>
+        <w:wordWrap/>
+        <w:overflowPunct/>
+        <w:topLinePunct w:val="0"/>
+        <w:autoSpaceDE/>
+        <w:autoSpaceDN/>
+        <w:bidi w:val="0"/>
+        <w:adjustRightInd/>
+        <w:snapToGrid/>
+        <w:jc w:val="both"/>
+        <w:textAlignment w:val="auto"/>
+        <w:rPr>
+          <w:rFonts w:hint="eastAsia" w:ascii="宋体" w:hAnsi="宋体" w:eastAsia="宋体" w:cs="宋体"/>
+          <w:lang w:val="en-US" w:eastAsia="zh-CN"/>
+        </w:rPr>
+      </w:pPr>
+      <w:r>
+        <w:rPr>
+          <w:rFonts w:hint="eastAsia" w:ascii="宋体" w:hAnsi="宋体" w:eastAsia="宋体" w:cs="宋体"/>
+          <w:lang w:val="en-US" w:eastAsia="zh-CN"/>
+        </w:rPr>
+        <w:t>{</w:t>
+      </w:r>
+    </w:p>
+    <w:p>
+      <w:pPr>
+        <w:keepNext w:val="0"/>
+        <w:keepLines w:val="0"/>
+        <w:pageBreakBefore w:val="0"/>
+        <w:kinsoku/>
+        <w:wordWrap/>
+        <w:overflowPunct/>
+        <w:topLinePunct w:val="0"/>
+        <w:autoSpaceDE/>
+        <w:autoSpaceDN/>
+        <w:bidi w:val="0"/>
+        <w:adjustRightInd/>
+        <w:snapToGrid/>
+        <w:ind w:firstLine="420" w:firstLineChars="0"/>
+        <w:jc w:val="both"/>
+        <w:textAlignment w:val="auto"/>
+        <w:rPr>
+          <w:rFonts w:hint="eastAsia" w:ascii="宋体" w:hAnsi="宋体" w:eastAsia="宋体" w:cs="宋体"/>
+          <w:lang w:val="en-US" w:eastAsia="zh-CN"/>
+        </w:rPr>
+      </w:pPr>
+      <w:r>
+        <w:rPr>
+          <w:rFonts w:hint="eastAsia" w:ascii="宋体" w:hAnsi="宋体" w:eastAsia="宋体" w:cs="宋体"/>
+          <w:lang w:val="en-US" w:eastAsia="zh-CN"/>
+        </w:rPr>
+        <w:t>执行内容；</w:t>
+      </w:r>
+    </w:p>
+    <w:p>
+      <w:pPr>
+        <w:keepNext w:val="0"/>
+        <w:keepLines w:val="0"/>
+        <w:pageBreakBefore w:val="0"/>
+        <w:kinsoku/>
+        <w:wordWrap/>
+        <w:overflowPunct/>
+        <w:topLinePunct w:val="0"/>
+        <w:autoSpaceDE/>
+        <w:autoSpaceDN/>
+        <w:bidi w:val="0"/>
+        <w:adjustRightInd/>
+        <w:snapToGrid/>
+        <w:jc w:val="both"/>
+        <w:textAlignment w:val="auto"/>
+        <w:rPr>
+          <w:rFonts w:hint="eastAsia" w:ascii="宋体" w:hAnsi="宋体" w:eastAsia="宋体" w:cs="宋体"/>
+          <w:lang w:val="en-US" w:eastAsia="zh-CN"/>
+        </w:rPr>
+      </w:pPr>
+      <w:r>
+        <w:rPr>
+          <w:rFonts w:hint="eastAsia" w:ascii="宋体" w:hAnsi="宋体" w:eastAsia="宋体" w:cs="宋体"/>
+          <w:lang w:val="en-US" w:eastAsia="zh-CN"/>
+        </w:rPr>
+        <w:t>}</w:t>
+      </w:r>
+    </w:p>
+    <w:p>
+      <w:pPr>
+        <w:keepNext w:val="0"/>
+        <w:keepLines w:val="0"/>
+        <w:pageBreakBefore w:val="0"/>
+        <w:widowControl w:val="0"/>
+        <w:kinsoku/>
+        <w:wordWrap/>
+        <w:overflowPunct/>
+        <w:topLinePunct w:val="0"/>
+        <w:autoSpaceDE/>
+        <w:autoSpaceDN/>
+        <w:bidi w:val="0"/>
+        <w:adjustRightInd/>
+        <w:snapToGrid/>
+        <w:ind w:firstLine="400" w:firstLineChars="200"/>
+        <w:jc w:val="both"/>
+        <w:textAlignment w:val="auto"/>
+        <w:rPr>
+          <w:rFonts w:hint="eastAsia" w:ascii="宋体" w:hAnsi="宋体" w:eastAsia="宋体" w:cs="宋体"/>
+          <w:lang w:val="en-US" w:eastAsia="zh-CN"/>
+        </w:rPr>
+      </w:pPr>
+      <w:r>
+        <w:rPr>
+          <w:rFonts w:hint="eastAsia" w:ascii="宋体" w:hAnsi="宋体" w:eastAsia="宋体" w:cs="宋体"/>
+          <w:lang w:val="en-US" w:eastAsia="zh-CN"/>
+        </w:rPr>
+        <w:t>U0DBUF和U0BUF是一样的，但是我们在写程序时就必须写U0DBUF，因为iocc2530.h里命名的是U0DBUF。USART0的发送缓存器和接收缓存器都叫做U0DBUF，当U0DBUF写在等号的右边时表示的是接收缓存器，在左边时表示发送缓存器。</w:t>
+      </w:r>
+    </w:p>
+    <w:p>
+      <w:pPr>
+        <w:keepNext w:val="0"/>
+        <w:keepLines w:val="0"/>
+        <w:pageBreakBefore w:val="0"/>
+        <w:kinsoku/>
+        <w:wordWrap/>
+        <w:overflowPunct/>
+        <w:topLinePunct w:val="0"/>
+        <w:autoSpaceDE/>
+        <w:autoSpaceDN/>
+        <w:bidi w:val="0"/>
+        <w:adjustRightInd/>
+        <w:snapToGrid/>
+        <w:jc w:val="both"/>
+        <w:textAlignment w:val="auto"/>
+        <w:rPr>
+          <w:rFonts w:hint="eastAsia" w:ascii="宋体" w:hAnsi="宋体" w:eastAsia="宋体" w:cs="宋体"/>
+          <w:lang w:val="en-US" w:eastAsia="zh-CN"/>
+        </w:rPr>
+      </w:pPr>
+      <w:r>
+        <w:rPr>
+          <w:rFonts w:hint="eastAsia" w:ascii="宋体" w:hAnsi="宋体" w:eastAsia="宋体" w:cs="宋体"/>
+          <w:lang w:val="en-US" w:eastAsia="zh-CN"/>
+        </w:rPr>
+        <w:t>#pragma vector = URX0_VECTOR</w:t>
+      </w:r>
+    </w:p>
+    <w:p>
+      <w:pPr>
+        <w:keepNext w:val="0"/>
+        <w:keepLines w:val="0"/>
+        <w:pageBreakBefore w:val="0"/>
+        <w:kinsoku/>
+        <w:wordWrap/>
+        <w:overflowPunct/>
+        <w:topLinePunct w:val="0"/>
+        <w:autoSpaceDE/>
+        <w:autoSpaceDN/>
+        <w:bidi w:val="0"/>
+        <w:adjustRightInd/>
+        <w:snapToGrid/>
+        <w:jc w:val="both"/>
+        <w:textAlignment w:val="auto"/>
+        <w:rPr>
+          <w:rFonts w:hint="eastAsia" w:ascii="宋体" w:hAnsi="宋体" w:eastAsia="宋体" w:cs="宋体"/>
+          <w:lang w:val="en-US" w:eastAsia="zh-CN"/>
+        </w:rPr>
+      </w:pPr>
+      <w:r>
+        <w:rPr>
+          <w:rFonts w:hint="eastAsia" w:ascii="宋体" w:hAnsi="宋体" w:eastAsia="宋体" w:cs="宋体"/>
+          <w:lang w:val="en-US" w:eastAsia="zh-CN"/>
+        </w:rPr>
+        <w:t>__interrupt void uart0_rx(void)</w:t>
+      </w:r>
+    </w:p>
+    <w:p>
+      <w:pPr>
+        <w:keepNext w:val="0"/>
+        <w:keepLines w:val="0"/>
+        <w:pageBreakBefore w:val="0"/>
+        <w:kinsoku/>
+        <w:wordWrap/>
+        <w:overflowPunct/>
+        <w:topLinePunct w:val="0"/>
+        <w:autoSpaceDE/>
+        <w:autoSpaceDN/>
+        <w:bidi w:val="0"/>
+        <w:adjustRightInd/>
+        <w:snapToGrid/>
+        <w:jc w:val="both"/>
+        <w:textAlignment w:val="auto"/>
+        <w:rPr>
+          <w:rFonts w:hint="eastAsia" w:ascii="宋体" w:hAnsi="宋体" w:eastAsia="宋体" w:cs="宋体"/>
+          <w:lang w:val="en-US" w:eastAsia="zh-CN"/>
+        </w:rPr>
+      </w:pPr>
+      <w:r>
+        <w:rPr>
+          <w:rFonts w:hint="eastAsia" w:ascii="宋体" w:hAnsi="宋体" w:eastAsia="宋体" w:cs="宋体"/>
+          <w:lang w:val="en-US" w:eastAsia="zh-CN"/>
+        </w:rPr>
+        <w:t>{</w:t>
+      </w:r>
+    </w:p>
+    <w:p>
+      <w:pPr>
+        <w:keepNext w:val="0"/>
+        <w:keepLines w:val="0"/>
+        <w:pageBreakBefore w:val="0"/>
+        <w:kinsoku/>
+        <w:wordWrap/>
+        <w:overflowPunct/>
+        <w:topLinePunct w:val="0"/>
+        <w:autoSpaceDE/>
+        <w:autoSpaceDN/>
+        <w:bidi w:val="0"/>
+        <w:adjustRightInd/>
+        <w:snapToGrid/>
+        <w:jc w:val="both"/>
+        <w:textAlignment w:val="auto"/>
+        <w:rPr>
+          <w:rFonts w:hint="eastAsia" w:ascii="宋体" w:hAnsi="宋体" w:eastAsia="宋体" w:cs="宋体"/>
+          <w:lang w:val="en-US" w:eastAsia="zh-CN"/>
+        </w:rPr>
+      </w:pPr>
+      <w:r>
+        <w:rPr>
+          <w:rFonts w:hint="eastAsia" w:ascii="宋体" w:hAnsi="宋体" w:eastAsia="宋体" w:cs="宋体"/>
+          <w:lang w:val="en-US" w:eastAsia="zh-CN"/>
+        </w:rPr>
+        <w:t xml:space="preserve">    char buf;</w:t>
+      </w:r>
+    </w:p>
+    <w:p>
+      <w:pPr>
+        <w:keepNext w:val="0"/>
+        <w:keepLines w:val="0"/>
+        <w:pageBreakBefore w:val="0"/>
+        <w:kinsoku/>
+        <w:wordWrap/>
+        <w:overflowPunct/>
+        <w:topLinePunct w:val="0"/>
+        <w:autoSpaceDE/>
+        <w:autoSpaceDN/>
+        <w:bidi w:val="0"/>
+        <w:adjustRightInd/>
+        <w:snapToGrid/>
+        <w:jc w:val="both"/>
+        <w:textAlignment w:val="auto"/>
+        <w:rPr>
+          <w:rFonts w:hint="eastAsia" w:ascii="宋体" w:hAnsi="宋体" w:eastAsia="宋体" w:cs="宋体"/>
+          <w:lang w:val="en-US" w:eastAsia="zh-CN"/>
+        </w:rPr>
+      </w:pPr>
+      <w:r>
+        <w:rPr>
+          <w:rFonts w:hint="eastAsia" w:ascii="宋体" w:hAnsi="宋体" w:eastAsia="宋体" w:cs="宋体"/>
+          <w:lang w:val="en-US" w:eastAsia="zh-CN"/>
+        </w:rPr>
+        <w:t xml:space="preserve">    URX0IF = 0;</w:t>
+      </w:r>
+      <w:r>
+        <w:rPr>
+          <w:rFonts w:hint="eastAsia" w:ascii="宋体" w:hAnsi="宋体" w:eastAsia="宋体" w:cs="宋体"/>
+          <w:lang w:val="en-US" w:eastAsia="zh-CN"/>
+        </w:rPr>
+        <w:tab/>
+      </w:r>
+      <w:r>
+        <w:rPr>
+          <w:rFonts w:hint="eastAsia" w:ascii="宋体" w:hAnsi="宋体" w:eastAsia="宋体" w:cs="宋体"/>
+          <w:lang w:val="en-US" w:eastAsia="zh-CN"/>
+        </w:rPr>
+        <w:tab/>
+      </w:r>
+      <w:r>
+        <w:rPr>
+          <w:rFonts w:hint="eastAsia" w:ascii="宋体" w:hAnsi="宋体" w:eastAsia="宋体" w:cs="宋体"/>
+          <w:lang w:val="en-US" w:eastAsia="zh-CN"/>
+        </w:rPr>
+        <w:tab/>
+      </w:r>
+      <w:r>
+        <w:rPr>
+          <w:rFonts w:hint="eastAsia" w:ascii="宋体" w:hAnsi="宋体" w:eastAsia="宋体" w:cs="宋体"/>
+          <w:lang w:val="en-US" w:eastAsia="zh-CN"/>
+        </w:rPr>
+        <w:tab/>
+      </w:r>
+      <w:r>
+        <w:rPr>
+          <w:rFonts w:hint="eastAsia" w:ascii="宋体" w:hAnsi="宋体" w:eastAsia="宋体" w:cs="宋体"/>
+          <w:lang w:val="en-US" w:eastAsia="zh-CN"/>
+        </w:rPr>
+        <w:tab/>
+      </w:r>
+      <w:r>
+        <w:rPr>
+          <w:rFonts w:hint="eastAsia" w:ascii="宋体" w:hAnsi="宋体" w:eastAsia="宋体" w:cs="宋体"/>
+          <w:lang w:val="en-US" w:eastAsia="zh-CN"/>
+        </w:rPr>
+        <w:t>//清除串口0接收标志位</w:t>
+      </w:r>
+    </w:p>
+    <w:p>
+      <w:pPr>
+        <w:keepNext w:val="0"/>
+        <w:keepLines w:val="0"/>
+        <w:pageBreakBefore w:val="0"/>
+        <w:kinsoku/>
+        <w:wordWrap/>
+        <w:overflowPunct/>
+        <w:topLinePunct w:val="0"/>
+        <w:autoSpaceDE/>
+        <w:autoSpaceDN/>
+        <w:bidi w:val="0"/>
+        <w:adjustRightInd/>
+        <w:snapToGrid/>
+        <w:jc w:val="both"/>
+        <w:textAlignment w:val="auto"/>
+        <w:rPr>
+          <w:rFonts w:hint="eastAsia" w:ascii="宋体" w:hAnsi="宋体" w:eastAsia="宋体" w:cs="宋体"/>
+          <w:lang w:val="en-US" w:eastAsia="zh-CN"/>
+        </w:rPr>
+      </w:pPr>
+      <w:r>
+        <w:rPr>
+          <w:rFonts w:hint="eastAsia" w:ascii="宋体" w:hAnsi="宋体" w:eastAsia="宋体" w:cs="宋体"/>
+          <w:lang w:val="en-US" w:eastAsia="zh-CN"/>
+        </w:rPr>
+        <w:t xml:space="preserve">    buf = U0DBUF;</w:t>
+      </w:r>
+      <w:r>
+        <w:rPr>
+          <w:rFonts w:hint="eastAsia" w:ascii="宋体" w:hAnsi="宋体" w:eastAsia="宋体" w:cs="宋体"/>
+          <w:lang w:val="en-US" w:eastAsia="zh-CN"/>
+        </w:rPr>
+        <w:tab/>
+      </w:r>
+      <w:r>
+        <w:rPr>
+          <w:rFonts w:hint="eastAsia" w:ascii="宋体" w:hAnsi="宋体" w:eastAsia="宋体" w:cs="宋体"/>
+          <w:lang w:val="en-US" w:eastAsia="zh-CN"/>
+        </w:rPr>
+        <w:tab/>
+      </w:r>
+      <w:r>
+        <w:rPr>
+          <w:rFonts w:hint="eastAsia" w:ascii="宋体" w:hAnsi="宋体" w:eastAsia="宋体" w:cs="宋体"/>
+          <w:lang w:val="en-US" w:eastAsia="zh-CN"/>
+        </w:rPr>
+        <w:tab/>
+      </w:r>
+      <w:r>
+        <w:rPr>
+          <w:rFonts w:hint="eastAsia" w:ascii="宋体" w:hAnsi="宋体" w:eastAsia="宋体" w:cs="宋体"/>
+          <w:lang w:val="en-US" w:eastAsia="zh-CN"/>
+        </w:rPr>
+        <w:tab/>
+      </w:r>
+      <w:r>
+        <w:rPr>
+          <w:rFonts w:hint="eastAsia" w:ascii="宋体" w:hAnsi="宋体" w:eastAsia="宋体" w:cs="宋体"/>
+          <w:lang w:val="en-US" w:eastAsia="zh-CN"/>
+        </w:rPr>
+        <w:t>//从串口0接收器读取数据</w:t>
+      </w:r>
+    </w:p>
+    <w:p>
+      <w:pPr>
+        <w:keepNext w:val="0"/>
+        <w:keepLines w:val="0"/>
+        <w:pageBreakBefore w:val="0"/>
+        <w:kinsoku/>
+        <w:wordWrap/>
+        <w:overflowPunct/>
+        <w:topLinePunct w:val="0"/>
+        <w:autoSpaceDE/>
+        <w:autoSpaceDN/>
+        <w:bidi w:val="0"/>
+        <w:adjustRightInd/>
+        <w:snapToGrid/>
+        <w:jc w:val="both"/>
+        <w:textAlignment w:val="auto"/>
+        <w:rPr>
+          <w:rFonts w:hint="eastAsia" w:ascii="宋体" w:hAnsi="宋体" w:eastAsia="宋体" w:cs="宋体"/>
+          <w:lang w:val="en-US" w:eastAsia="zh-CN"/>
+        </w:rPr>
+      </w:pPr>
+      <w:r>
+        <w:rPr>
+          <w:rFonts w:hint="eastAsia" w:ascii="宋体" w:hAnsi="宋体" w:eastAsia="宋体" w:cs="宋体"/>
+          <w:lang w:val="en-US" w:eastAsia="zh-CN"/>
+        </w:rPr>
+        <w:t xml:space="preserve">    LED1 = !LED1;</w:t>
+      </w:r>
+    </w:p>
+    <w:p>
+      <w:pPr>
+        <w:keepNext w:val="0"/>
+        <w:keepLines w:val="0"/>
+        <w:pageBreakBefore w:val="0"/>
+        <w:kinsoku/>
+        <w:wordWrap/>
+        <w:overflowPunct/>
+        <w:topLinePunct w:val="0"/>
+        <w:autoSpaceDE/>
+        <w:autoSpaceDN/>
+        <w:bidi w:val="0"/>
+        <w:adjustRightInd/>
+        <w:snapToGrid/>
+        <w:jc w:val="both"/>
+        <w:textAlignment w:val="auto"/>
+        <w:rPr>
+          <w:rFonts w:hint="eastAsia" w:ascii="宋体" w:hAnsi="宋体" w:eastAsia="宋体" w:cs="宋体"/>
+          <w:lang w:val="en-US" w:eastAsia="zh-CN"/>
+        </w:rPr>
+      </w:pPr>
+      <w:r>
+        <w:rPr>
+          <w:rFonts w:hint="eastAsia" w:ascii="宋体" w:hAnsi="宋体" w:eastAsia="宋体" w:cs="宋体"/>
+          <w:lang w:val="en-US" w:eastAsia="zh-CN"/>
+        </w:rPr>
+        <w:t xml:space="preserve">    U0DBUF = buf;</w:t>
+      </w:r>
+      <w:r>
+        <w:rPr>
+          <w:rFonts w:hint="eastAsia" w:ascii="宋体" w:hAnsi="宋体" w:eastAsia="宋体" w:cs="宋体"/>
+          <w:lang w:val="en-US" w:eastAsia="zh-CN"/>
+        </w:rPr>
+        <w:tab/>
+      </w:r>
+      <w:r>
+        <w:rPr>
+          <w:rFonts w:hint="eastAsia" w:ascii="宋体" w:hAnsi="宋体" w:eastAsia="宋体" w:cs="宋体"/>
+          <w:lang w:val="en-US" w:eastAsia="zh-CN"/>
+        </w:rPr>
+        <w:tab/>
+      </w:r>
+      <w:r>
+        <w:rPr>
+          <w:rFonts w:hint="eastAsia" w:ascii="宋体" w:hAnsi="宋体" w:eastAsia="宋体" w:cs="宋体"/>
+          <w:lang w:val="en-US" w:eastAsia="zh-CN"/>
+        </w:rPr>
+        <w:tab/>
+      </w:r>
+      <w:r>
+        <w:rPr>
+          <w:rFonts w:hint="eastAsia" w:ascii="宋体" w:hAnsi="宋体" w:eastAsia="宋体" w:cs="宋体"/>
+          <w:lang w:val="en-US" w:eastAsia="zh-CN"/>
+        </w:rPr>
+        <w:tab/>
+      </w:r>
+      <w:r>
+        <w:rPr>
+          <w:rFonts w:hint="eastAsia" w:ascii="宋体" w:hAnsi="宋体" w:eastAsia="宋体" w:cs="宋体"/>
+          <w:lang w:val="en-US" w:eastAsia="zh-CN"/>
+        </w:rPr>
+        <w:t>//将</w:t>
+      </w:r>
+      <w:r>
+        <w:rPr>
+          <w:rFonts w:hint="eastAsia" w:ascii="宋体" w:hAnsi="宋体" w:cs="宋体"/>
+          <w:lang w:val="en-US" w:eastAsia="zh-CN"/>
+        </w:rPr>
+        <w:t>buf</w:t>
+      </w:r>
+      <w:r>
+        <w:rPr>
+          <w:rFonts w:hint="eastAsia" w:ascii="宋体" w:hAnsi="宋体" w:eastAsia="宋体" w:cs="宋体"/>
+          <w:lang w:val="en-US" w:eastAsia="zh-CN"/>
+        </w:rPr>
+        <w:t>放进串口0发送器内</w:t>
+      </w:r>
+    </w:p>
+    <w:p>
+      <w:pPr>
+        <w:keepNext w:val="0"/>
+        <w:keepLines w:val="0"/>
+        <w:pageBreakBefore w:val="0"/>
+        <w:kinsoku/>
+        <w:wordWrap/>
+        <w:overflowPunct/>
+        <w:topLinePunct w:val="0"/>
+        <w:autoSpaceDE/>
+        <w:autoSpaceDN/>
+        <w:bidi w:val="0"/>
+        <w:adjustRightInd/>
+        <w:snapToGrid/>
+        <w:jc w:val="both"/>
+        <w:textAlignment w:val="auto"/>
+        <w:rPr>
+          <w:rFonts w:hint="eastAsia" w:ascii="宋体" w:hAnsi="宋体" w:eastAsia="宋体" w:cs="宋体"/>
+          <w:lang w:val="en-US" w:eastAsia="zh-CN"/>
+        </w:rPr>
+      </w:pPr>
+      <w:r>
+        <w:rPr>
+          <w:rFonts w:hint="eastAsia" w:ascii="宋体" w:hAnsi="宋体" w:eastAsia="宋体" w:cs="宋体"/>
+          <w:lang w:val="en-US" w:eastAsia="zh-CN"/>
+        </w:rPr>
+        <w:t xml:space="preserve">    while(UTX0IF == 0); </w:t>
+      </w:r>
+      <w:r>
+        <w:rPr>
+          <w:rFonts w:hint="eastAsia" w:ascii="宋体" w:hAnsi="宋体" w:eastAsia="宋体" w:cs="宋体"/>
+          <w:lang w:val="en-US" w:eastAsia="zh-CN"/>
+        </w:rPr>
+        <w:tab/>
+      </w:r>
+      <w:r>
+        <w:rPr>
+          <w:rFonts w:hint="eastAsia" w:ascii="宋体" w:hAnsi="宋体" w:eastAsia="宋体" w:cs="宋体"/>
+          <w:lang w:val="en-US" w:eastAsia="zh-CN"/>
+        </w:rPr>
+        <w:tab/>
+      </w:r>
+      <w:r>
+        <w:rPr>
+          <w:rFonts w:hint="eastAsia" w:ascii="宋体" w:hAnsi="宋体" w:eastAsia="宋体" w:cs="宋体"/>
+          <w:lang w:val="en-US" w:eastAsia="zh-CN"/>
+        </w:rPr>
+        <w:tab/>
+      </w:r>
       <w:r>
         <w:rPr>
           <w:rFonts w:hint="eastAsia" w:ascii="宋体" w:hAnsi="宋体" w:eastAsia="宋体" w:cs="宋体"/>
@@ -4112,6 +4130,1219 @@
         </w:rPr>
         <w:t>在发送区输入任意数字，点击手动发送，可以看到接收区对应接收到我们发送的数据，接着我们可以观察到ZIGBEE开发板上的LED1状态随着我们每次的发送而改变。</w:t>
       </w:r>
+    </w:p>
+    <w:p>
+      <w:pPr>
+        <w:keepNext w:val="0"/>
+        <w:keepLines w:val="0"/>
+        <w:pageBreakBefore w:val="0"/>
+        <w:widowControl w:val="0"/>
+        <w:kinsoku/>
+        <w:wordWrap/>
+        <w:overflowPunct/>
+        <w:topLinePunct w:val="0"/>
+        <w:autoSpaceDE/>
+        <w:autoSpaceDN/>
+        <w:bidi w:val="0"/>
+        <w:adjustRightInd/>
+        <w:snapToGrid/>
+        <w:ind w:firstLine="400" w:firstLineChars="200"/>
+        <w:jc w:val="both"/>
+        <w:textAlignment w:val="auto"/>
+        <w:rPr>
+          <w:rFonts w:hint="eastAsia" w:ascii="宋体" w:hAnsi="宋体" w:cs="宋体"/>
+          <w:lang w:val="en-US" w:eastAsia="zh-CN"/>
+        </w:rPr>
+      </w:pPr>
+      <w:r>
+        <w:rPr>
+          <w:rFonts w:hint="eastAsia" w:ascii="宋体" w:hAnsi="宋体" w:cs="宋体"/>
+          <w:lang w:val="en-US" w:eastAsia="zh-CN"/>
+        </w:rPr>
+        <w:t>现在我们尝试实现上电后发送字符串“Hello World!”。</w:t>
+      </w:r>
+    </w:p>
+    <w:p>
+      <w:pPr>
+        <w:keepNext w:val="0"/>
+        <w:keepLines w:val="0"/>
+        <w:pageBreakBefore w:val="0"/>
+        <w:widowControl w:val="0"/>
+        <w:kinsoku/>
+        <w:wordWrap/>
+        <w:overflowPunct/>
+        <w:topLinePunct w:val="0"/>
+        <w:autoSpaceDE/>
+        <w:autoSpaceDN/>
+        <w:bidi w:val="0"/>
+        <w:adjustRightInd/>
+        <w:snapToGrid/>
+        <w:ind w:firstLine="400" w:firstLineChars="200"/>
+        <w:jc w:val="both"/>
+        <w:textAlignment w:val="auto"/>
+        <w:rPr>
+          <w:rFonts w:hint="eastAsia" w:ascii="宋体" w:hAnsi="宋体" w:cs="宋体"/>
+          <w:lang w:val="en-US" w:eastAsia="zh-CN"/>
+        </w:rPr>
+      </w:pPr>
+      <w:r>
+        <w:rPr>
+          <w:rFonts w:hint="eastAsia" w:ascii="宋体" w:hAnsi="宋体" w:cs="宋体"/>
+          <w:lang w:val="en-US" w:eastAsia="zh-CN"/>
+        </w:rPr>
+        <w:t>首先我们在headfile.h文件里包含头文件stdio.h和string.h。回到uart.c，我们要写一个可以发送字符串的函数：</w:t>
+      </w:r>
+    </w:p>
+    <w:p>
+      <w:pPr>
+        <w:keepNext w:val="0"/>
+        <w:keepLines w:val="0"/>
+        <w:pageBreakBefore w:val="0"/>
+        <w:widowControl w:val="0"/>
+        <w:kinsoku/>
+        <w:wordWrap/>
+        <w:overflowPunct/>
+        <w:topLinePunct w:val="0"/>
+        <w:autoSpaceDE/>
+        <w:autoSpaceDN/>
+        <w:bidi w:val="0"/>
+        <w:adjustRightInd/>
+        <w:snapToGrid/>
+        <w:jc w:val="both"/>
+        <w:textAlignment w:val="auto"/>
+        <w:rPr>
+          <w:rFonts w:hint="default" w:ascii="宋体" w:hAnsi="宋体" w:cs="宋体"/>
+          <w:lang w:val="en-US" w:eastAsia="zh-CN"/>
+        </w:rPr>
+      </w:pPr>
+      <w:r>
+        <w:rPr>
+          <w:rFonts w:hint="default" w:ascii="宋体" w:hAnsi="宋体" w:cs="宋体"/>
+          <w:lang w:val="en-US" w:eastAsia="zh-CN"/>
+        </w:rPr>
+        <w:t>void uartsendstring(char *data,uint8_t len)</w:t>
+      </w:r>
+    </w:p>
+    <w:p>
+      <w:pPr>
+        <w:keepNext w:val="0"/>
+        <w:keepLines w:val="0"/>
+        <w:pageBreakBefore w:val="0"/>
+        <w:widowControl w:val="0"/>
+        <w:kinsoku/>
+        <w:wordWrap/>
+        <w:overflowPunct/>
+        <w:topLinePunct w:val="0"/>
+        <w:autoSpaceDE/>
+        <w:autoSpaceDN/>
+        <w:bidi w:val="0"/>
+        <w:adjustRightInd/>
+        <w:snapToGrid/>
+        <w:jc w:val="both"/>
+        <w:textAlignment w:val="auto"/>
+        <w:rPr>
+          <w:rFonts w:hint="default" w:ascii="宋体" w:hAnsi="宋体" w:cs="宋体"/>
+          <w:lang w:val="en-US" w:eastAsia="zh-CN"/>
+        </w:rPr>
+      </w:pPr>
+      <w:r>
+        <w:rPr>
+          <w:rFonts w:hint="default" w:ascii="宋体" w:hAnsi="宋体" w:cs="宋体"/>
+          <w:lang w:val="en-US" w:eastAsia="zh-CN"/>
+        </w:rPr>
+        <w:t>{</w:t>
+      </w:r>
+    </w:p>
+    <w:p>
+      <w:pPr>
+        <w:keepNext w:val="0"/>
+        <w:keepLines w:val="0"/>
+        <w:pageBreakBefore w:val="0"/>
+        <w:widowControl w:val="0"/>
+        <w:kinsoku/>
+        <w:wordWrap/>
+        <w:overflowPunct/>
+        <w:topLinePunct w:val="0"/>
+        <w:autoSpaceDE/>
+        <w:autoSpaceDN/>
+        <w:bidi w:val="0"/>
+        <w:adjustRightInd/>
+        <w:snapToGrid/>
+        <w:jc w:val="both"/>
+        <w:textAlignment w:val="auto"/>
+        <w:rPr>
+          <w:rFonts w:hint="default" w:ascii="宋体" w:hAnsi="宋体" w:cs="宋体"/>
+          <w:lang w:val="en-US" w:eastAsia="zh-CN"/>
+        </w:rPr>
+      </w:pPr>
+      <w:r>
+        <w:rPr>
+          <w:rFonts w:hint="default" w:ascii="宋体" w:hAnsi="宋体" w:cs="宋体"/>
+          <w:lang w:val="en-US" w:eastAsia="zh-CN"/>
+        </w:rPr>
+        <w:t xml:space="preserve">    for(;len&gt;0;len--)</w:t>
+      </w:r>
+    </w:p>
+    <w:p>
+      <w:pPr>
+        <w:keepNext w:val="0"/>
+        <w:keepLines w:val="0"/>
+        <w:pageBreakBefore w:val="0"/>
+        <w:widowControl w:val="0"/>
+        <w:kinsoku/>
+        <w:wordWrap/>
+        <w:overflowPunct/>
+        <w:topLinePunct w:val="0"/>
+        <w:autoSpaceDE/>
+        <w:autoSpaceDN/>
+        <w:bidi w:val="0"/>
+        <w:adjustRightInd/>
+        <w:snapToGrid/>
+        <w:jc w:val="both"/>
+        <w:textAlignment w:val="auto"/>
+        <w:rPr>
+          <w:rFonts w:hint="default" w:ascii="宋体" w:hAnsi="宋体" w:cs="宋体"/>
+          <w:lang w:val="en-US" w:eastAsia="zh-CN"/>
+        </w:rPr>
+      </w:pPr>
+      <w:r>
+        <w:rPr>
+          <w:rFonts w:hint="default" w:ascii="宋体" w:hAnsi="宋体" w:cs="宋体"/>
+          <w:lang w:val="en-US" w:eastAsia="zh-CN"/>
+        </w:rPr>
+        <w:t xml:space="preserve">    {</w:t>
+      </w:r>
+    </w:p>
+    <w:p>
+      <w:pPr>
+        <w:keepNext w:val="0"/>
+        <w:keepLines w:val="0"/>
+        <w:pageBreakBefore w:val="0"/>
+        <w:widowControl w:val="0"/>
+        <w:kinsoku/>
+        <w:wordWrap/>
+        <w:overflowPunct/>
+        <w:topLinePunct w:val="0"/>
+        <w:autoSpaceDE/>
+        <w:autoSpaceDN/>
+        <w:bidi w:val="0"/>
+        <w:adjustRightInd/>
+        <w:snapToGrid/>
+        <w:jc w:val="both"/>
+        <w:textAlignment w:val="auto"/>
+        <w:rPr>
+          <w:rFonts w:hint="default" w:ascii="宋体" w:hAnsi="宋体" w:cs="宋体"/>
+          <w:lang w:val="en-US" w:eastAsia="zh-CN"/>
+        </w:rPr>
+      </w:pPr>
+      <w:r>
+        <w:rPr>
+          <w:rFonts w:hint="default" w:ascii="宋体" w:hAnsi="宋体" w:cs="宋体"/>
+          <w:lang w:val="en-US" w:eastAsia="zh-CN"/>
+        </w:rPr>
+        <w:t xml:space="preserve">        U0DBUF = *data++;</w:t>
+      </w:r>
+      <w:r>
+        <w:rPr>
+          <w:rFonts w:hint="eastAsia" w:ascii="宋体" w:hAnsi="宋体" w:cs="宋体"/>
+          <w:lang w:val="en-US" w:eastAsia="zh-CN"/>
+        </w:rPr>
+        <w:tab/>
+      </w:r>
+      <w:r>
+        <w:rPr>
+          <w:rFonts w:hint="eastAsia" w:ascii="宋体" w:hAnsi="宋体" w:cs="宋体"/>
+          <w:lang w:val="en-US" w:eastAsia="zh-CN"/>
+        </w:rPr>
+        <w:tab/>
+      </w:r>
+      <w:r>
+        <w:rPr>
+          <w:rFonts w:hint="eastAsia" w:ascii="宋体" w:hAnsi="宋体" w:cs="宋体"/>
+          <w:lang w:val="en-US" w:eastAsia="zh-CN"/>
+        </w:rPr>
+        <w:tab/>
+      </w:r>
+      <w:r>
+        <w:rPr>
+          <w:rFonts w:hint="eastAsia" w:ascii="宋体" w:hAnsi="宋体" w:cs="宋体"/>
+          <w:lang w:val="en-US" w:eastAsia="zh-CN"/>
+        </w:rPr>
+        <w:tab/>
+      </w:r>
+      <w:r>
+        <w:rPr>
+          <w:rFonts w:hint="eastAsia" w:ascii="宋体" w:hAnsi="宋体" w:cs="宋体"/>
+          <w:lang w:val="en-US" w:eastAsia="zh-CN"/>
+        </w:rPr>
+        <w:tab/>
+      </w:r>
+      <w:r>
+        <w:rPr>
+          <w:rFonts w:hint="eastAsia" w:ascii="宋体" w:hAnsi="宋体" w:cs="宋体"/>
+          <w:lang w:val="en-US" w:eastAsia="zh-CN"/>
+        </w:rPr>
+        <w:t>//将要发送的字符串写入发送数据寄存器</w:t>
+      </w:r>
+    </w:p>
+    <w:p>
+      <w:pPr>
+        <w:keepNext w:val="0"/>
+        <w:keepLines w:val="0"/>
+        <w:pageBreakBefore w:val="0"/>
+        <w:widowControl w:val="0"/>
+        <w:kinsoku/>
+        <w:wordWrap/>
+        <w:overflowPunct/>
+        <w:topLinePunct w:val="0"/>
+        <w:autoSpaceDE/>
+        <w:autoSpaceDN/>
+        <w:bidi w:val="0"/>
+        <w:adjustRightInd/>
+        <w:snapToGrid/>
+        <w:jc w:val="both"/>
+        <w:textAlignment w:val="auto"/>
+        <w:rPr>
+          <w:rFonts w:hint="default" w:ascii="宋体" w:hAnsi="宋体" w:cs="宋体"/>
+          <w:lang w:val="en-US" w:eastAsia="zh-CN"/>
+        </w:rPr>
+      </w:pPr>
+      <w:r>
+        <w:rPr>
+          <w:rFonts w:hint="default" w:ascii="宋体" w:hAnsi="宋体" w:cs="宋体"/>
+          <w:lang w:val="en-US" w:eastAsia="zh-CN"/>
+        </w:rPr>
+        <w:t xml:space="preserve">        while(UTX0IF == 0);</w:t>
+      </w:r>
+      <w:r>
+        <w:rPr>
+          <w:rFonts w:hint="eastAsia" w:ascii="宋体" w:hAnsi="宋体" w:cs="宋体"/>
+          <w:lang w:val="en-US" w:eastAsia="zh-CN"/>
+        </w:rPr>
+        <w:tab/>
+      </w:r>
+      <w:r>
+        <w:rPr>
+          <w:rFonts w:hint="eastAsia" w:ascii="宋体" w:hAnsi="宋体" w:cs="宋体"/>
+          <w:lang w:val="en-US" w:eastAsia="zh-CN"/>
+        </w:rPr>
+        <w:tab/>
+      </w:r>
+      <w:r>
+        <w:rPr>
+          <w:rFonts w:hint="eastAsia" w:ascii="宋体" w:hAnsi="宋体" w:cs="宋体"/>
+          <w:lang w:val="en-US" w:eastAsia="zh-CN"/>
+        </w:rPr>
+        <w:tab/>
+      </w:r>
+      <w:r>
+        <w:rPr>
+          <w:rFonts w:hint="eastAsia" w:ascii="宋体" w:hAnsi="宋体" w:cs="宋体"/>
+          <w:lang w:val="en-US" w:eastAsia="zh-CN"/>
+        </w:rPr>
+        <w:tab/>
+      </w:r>
+      <w:r>
+        <w:rPr>
+          <w:rFonts w:hint="eastAsia" w:ascii="宋体" w:hAnsi="宋体" w:cs="宋体"/>
+          <w:lang w:val="en-US" w:eastAsia="zh-CN"/>
+        </w:rPr>
+        <w:t>//等待发送完毕</w:t>
+      </w:r>
+    </w:p>
+    <w:p>
+      <w:pPr>
+        <w:keepNext w:val="0"/>
+        <w:keepLines w:val="0"/>
+        <w:pageBreakBefore w:val="0"/>
+        <w:widowControl w:val="0"/>
+        <w:kinsoku/>
+        <w:wordWrap/>
+        <w:overflowPunct/>
+        <w:topLinePunct w:val="0"/>
+        <w:autoSpaceDE/>
+        <w:autoSpaceDN/>
+        <w:bidi w:val="0"/>
+        <w:adjustRightInd/>
+        <w:snapToGrid/>
+        <w:jc w:val="both"/>
+        <w:textAlignment w:val="auto"/>
+        <w:rPr>
+          <w:rFonts w:hint="default" w:ascii="宋体" w:hAnsi="宋体" w:cs="宋体"/>
+          <w:lang w:val="en-US" w:eastAsia="zh-CN"/>
+        </w:rPr>
+      </w:pPr>
+      <w:r>
+        <w:rPr>
+          <w:rFonts w:hint="default" w:ascii="宋体" w:hAnsi="宋体" w:cs="宋体"/>
+          <w:lang w:val="en-US" w:eastAsia="zh-CN"/>
+        </w:rPr>
+        <w:t xml:space="preserve">        UTX0IF = 0;</w:t>
+      </w:r>
+      <w:r>
+        <w:rPr>
+          <w:rFonts w:hint="eastAsia" w:ascii="宋体" w:hAnsi="宋体" w:cs="宋体"/>
+          <w:lang w:val="en-US" w:eastAsia="zh-CN"/>
+        </w:rPr>
+        <w:tab/>
+      </w:r>
+      <w:r>
+        <w:rPr>
+          <w:rFonts w:hint="eastAsia" w:ascii="宋体" w:hAnsi="宋体" w:cs="宋体"/>
+          <w:lang w:val="en-US" w:eastAsia="zh-CN"/>
+        </w:rPr>
+        <w:tab/>
+      </w:r>
+      <w:r>
+        <w:rPr>
+          <w:rFonts w:hint="eastAsia" w:ascii="宋体" w:hAnsi="宋体" w:cs="宋体"/>
+          <w:lang w:val="en-US" w:eastAsia="zh-CN"/>
+        </w:rPr>
+        <w:tab/>
+      </w:r>
+      <w:r>
+        <w:rPr>
+          <w:rFonts w:hint="eastAsia" w:ascii="宋体" w:hAnsi="宋体" w:cs="宋体"/>
+          <w:lang w:val="en-US" w:eastAsia="zh-CN"/>
+        </w:rPr>
+        <w:tab/>
+      </w:r>
+      <w:r>
+        <w:rPr>
+          <w:rFonts w:hint="eastAsia" w:ascii="宋体" w:hAnsi="宋体" w:cs="宋体"/>
+          <w:lang w:val="en-US" w:eastAsia="zh-CN"/>
+        </w:rPr>
+        <w:tab/>
+      </w:r>
+      <w:r>
+        <w:rPr>
+          <w:rFonts w:hint="eastAsia" w:ascii="宋体" w:hAnsi="宋体" w:cs="宋体"/>
+          <w:lang w:val="en-US" w:eastAsia="zh-CN"/>
+        </w:rPr>
+        <w:tab/>
+      </w:r>
+      <w:r>
+        <w:rPr>
+          <w:rFonts w:hint="eastAsia" w:ascii="宋体" w:hAnsi="宋体" w:cs="宋体"/>
+          <w:lang w:val="en-US" w:eastAsia="zh-CN"/>
+        </w:rPr>
+        <w:t>//清除发送标志位</w:t>
+      </w:r>
+    </w:p>
+    <w:p>
+      <w:pPr>
+        <w:keepNext w:val="0"/>
+        <w:keepLines w:val="0"/>
+        <w:pageBreakBefore w:val="0"/>
+        <w:widowControl w:val="0"/>
+        <w:kinsoku/>
+        <w:wordWrap/>
+        <w:overflowPunct/>
+        <w:topLinePunct w:val="0"/>
+        <w:autoSpaceDE/>
+        <w:autoSpaceDN/>
+        <w:bidi w:val="0"/>
+        <w:adjustRightInd/>
+        <w:snapToGrid/>
+        <w:jc w:val="both"/>
+        <w:textAlignment w:val="auto"/>
+        <w:rPr>
+          <w:rFonts w:hint="default" w:ascii="宋体" w:hAnsi="宋体" w:cs="宋体"/>
+          <w:lang w:val="en-US" w:eastAsia="zh-CN"/>
+        </w:rPr>
+      </w:pPr>
+      <w:r>
+        <w:rPr>
+          <w:rFonts w:hint="default" w:ascii="宋体" w:hAnsi="宋体" w:cs="宋体"/>
+          <w:lang w:val="en-US" w:eastAsia="zh-CN"/>
+        </w:rPr>
+        <w:t xml:space="preserve">    }</w:t>
+      </w:r>
+    </w:p>
+    <w:p>
+      <w:pPr>
+        <w:keepNext w:val="0"/>
+        <w:keepLines w:val="0"/>
+        <w:pageBreakBefore w:val="0"/>
+        <w:widowControl w:val="0"/>
+        <w:kinsoku/>
+        <w:wordWrap/>
+        <w:overflowPunct/>
+        <w:topLinePunct w:val="0"/>
+        <w:autoSpaceDE/>
+        <w:autoSpaceDN/>
+        <w:bidi w:val="0"/>
+        <w:adjustRightInd/>
+        <w:snapToGrid/>
+        <w:jc w:val="both"/>
+        <w:textAlignment w:val="auto"/>
+        <w:rPr>
+          <w:rFonts w:hint="default" w:ascii="宋体" w:hAnsi="宋体" w:cs="宋体"/>
+          <w:lang w:val="en-US" w:eastAsia="zh-CN"/>
+        </w:rPr>
+      </w:pPr>
+      <w:r>
+        <w:rPr>
+          <w:rFonts w:hint="default" w:ascii="宋体" w:hAnsi="宋体" w:cs="宋体"/>
+          <w:lang w:val="en-US" w:eastAsia="zh-CN"/>
+        </w:rPr>
+        <w:t>}</w:t>
+      </w:r>
+    </w:p>
+    <w:p>
+      <w:pPr>
+        <w:keepNext w:val="0"/>
+        <w:keepLines w:val="0"/>
+        <w:pageBreakBefore w:val="0"/>
+        <w:widowControl w:val="0"/>
+        <w:kinsoku/>
+        <w:wordWrap/>
+        <w:overflowPunct/>
+        <w:topLinePunct w:val="0"/>
+        <w:autoSpaceDE/>
+        <w:autoSpaceDN/>
+        <w:bidi w:val="0"/>
+        <w:adjustRightInd/>
+        <w:snapToGrid/>
+        <w:ind w:firstLine="400" w:firstLineChars="200"/>
+        <w:jc w:val="both"/>
+        <w:textAlignment w:val="auto"/>
+        <w:rPr>
+          <w:rFonts w:hint="default" w:ascii="宋体" w:hAnsi="宋体" w:cs="宋体"/>
+          <w:lang w:val="en-US" w:eastAsia="zh-CN"/>
+        </w:rPr>
+      </w:pPr>
+      <w:r>
+        <w:rPr>
+          <w:rFonts w:hint="eastAsia" w:ascii="宋体" w:hAnsi="宋体" w:cs="宋体"/>
+          <w:lang w:val="en-US" w:eastAsia="zh-CN"/>
+        </w:rPr>
+        <w:t>相应的在main.c内输入以下：</w:t>
+      </w:r>
+    </w:p>
+    <w:p>
+      <w:pPr>
+        <w:keepNext w:val="0"/>
+        <w:keepLines w:val="0"/>
+        <w:pageBreakBefore w:val="0"/>
+        <w:widowControl w:val="0"/>
+        <w:kinsoku/>
+        <w:wordWrap/>
+        <w:overflowPunct/>
+        <w:topLinePunct w:val="0"/>
+        <w:autoSpaceDE/>
+        <w:autoSpaceDN/>
+        <w:bidi w:val="0"/>
+        <w:adjustRightInd/>
+        <w:snapToGrid/>
+        <w:jc w:val="both"/>
+        <w:textAlignment w:val="auto"/>
+        <w:rPr>
+          <w:rFonts w:hint="default" w:ascii="宋体" w:hAnsi="宋体" w:cs="宋体"/>
+          <w:lang w:val="en-US" w:eastAsia="zh-CN"/>
+        </w:rPr>
+      </w:pPr>
+      <w:r>
+        <w:rPr>
+          <w:rFonts w:hint="default" w:ascii="宋体" w:hAnsi="宋体" w:cs="宋体"/>
+          <w:lang w:val="en-US" w:eastAsia="zh-CN"/>
+        </w:rPr>
+        <w:t>#include "iocc2530.h"                     //头文件</w:t>
+      </w:r>
+    </w:p>
+    <w:p>
+      <w:pPr>
+        <w:keepNext w:val="0"/>
+        <w:keepLines w:val="0"/>
+        <w:pageBreakBefore w:val="0"/>
+        <w:widowControl w:val="0"/>
+        <w:kinsoku/>
+        <w:wordWrap/>
+        <w:overflowPunct/>
+        <w:topLinePunct w:val="0"/>
+        <w:autoSpaceDE/>
+        <w:autoSpaceDN/>
+        <w:bidi w:val="0"/>
+        <w:adjustRightInd/>
+        <w:snapToGrid/>
+        <w:jc w:val="both"/>
+        <w:textAlignment w:val="auto"/>
+        <w:rPr>
+          <w:rFonts w:hint="default" w:ascii="宋体" w:hAnsi="宋体" w:cs="宋体"/>
+          <w:lang w:val="en-US" w:eastAsia="zh-CN"/>
+        </w:rPr>
+      </w:pPr>
+      <w:r>
+        <w:rPr>
+          <w:rFonts w:hint="default" w:ascii="宋体" w:hAnsi="宋体" w:cs="宋体"/>
+          <w:lang w:val="en-US" w:eastAsia="zh-CN"/>
+        </w:rPr>
+        <w:t>#include "headfile.h"</w:t>
+      </w:r>
+    </w:p>
+    <w:p>
+      <w:pPr>
+        <w:keepNext w:val="0"/>
+        <w:keepLines w:val="0"/>
+        <w:pageBreakBefore w:val="0"/>
+        <w:widowControl w:val="0"/>
+        <w:kinsoku/>
+        <w:wordWrap/>
+        <w:overflowPunct/>
+        <w:topLinePunct w:val="0"/>
+        <w:autoSpaceDE/>
+        <w:autoSpaceDN/>
+        <w:bidi w:val="0"/>
+        <w:adjustRightInd/>
+        <w:snapToGrid/>
+        <w:jc w:val="both"/>
+        <w:textAlignment w:val="auto"/>
+        <w:rPr>
+          <w:rFonts w:hint="default" w:ascii="宋体" w:hAnsi="宋体" w:cs="宋体"/>
+          <w:lang w:val="en-US" w:eastAsia="zh-CN"/>
+        </w:rPr>
+      </w:pPr>
+    </w:p>
+    <w:p>
+      <w:pPr>
+        <w:keepNext w:val="0"/>
+        <w:keepLines w:val="0"/>
+        <w:pageBreakBefore w:val="0"/>
+        <w:widowControl w:val="0"/>
+        <w:kinsoku/>
+        <w:wordWrap/>
+        <w:overflowPunct/>
+        <w:topLinePunct w:val="0"/>
+        <w:autoSpaceDE/>
+        <w:autoSpaceDN/>
+        <w:bidi w:val="0"/>
+        <w:adjustRightInd/>
+        <w:snapToGrid/>
+        <w:jc w:val="both"/>
+        <w:textAlignment w:val="auto"/>
+        <w:rPr>
+          <w:rFonts w:hint="default" w:ascii="宋体" w:hAnsi="宋体" w:cs="宋体"/>
+          <w:lang w:val="en-US" w:eastAsia="zh-CN"/>
+        </w:rPr>
+      </w:pPr>
+      <w:r>
+        <w:rPr>
+          <w:rFonts w:hint="default" w:ascii="宋体" w:hAnsi="宋体" w:cs="宋体"/>
+          <w:lang w:val="en-US" w:eastAsia="zh-CN"/>
+        </w:rPr>
+        <w:t>char buf[20];</w:t>
+      </w:r>
+    </w:p>
+    <w:p>
+      <w:pPr>
+        <w:keepNext w:val="0"/>
+        <w:keepLines w:val="0"/>
+        <w:pageBreakBefore w:val="0"/>
+        <w:widowControl w:val="0"/>
+        <w:kinsoku/>
+        <w:wordWrap/>
+        <w:overflowPunct/>
+        <w:topLinePunct w:val="0"/>
+        <w:autoSpaceDE/>
+        <w:autoSpaceDN/>
+        <w:bidi w:val="0"/>
+        <w:adjustRightInd/>
+        <w:snapToGrid/>
+        <w:jc w:val="both"/>
+        <w:textAlignment w:val="auto"/>
+        <w:rPr>
+          <w:rFonts w:hint="default" w:ascii="宋体" w:hAnsi="宋体" w:cs="宋体"/>
+          <w:lang w:val="en-US" w:eastAsia="zh-CN"/>
+        </w:rPr>
+      </w:pPr>
+    </w:p>
+    <w:p>
+      <w:pPr>
+        <w:keepNext w:val="0"/>
+        <w:keepLines w:val="0"/>
+        <w:pageBreakBefore w:val="0"/>
+        <w:widowControl w:val="0"/>
+        <w:kinsoku/>
+        <w:wordWrap/>
+        <w:overflowPunct/>
+        <w:topLinePunct w:val="0"/>
+        <w:autoSpaceDE/>
+        <w:autoSpaceDN/>
+        <w:bidi w:val="0"/>
+        <w:adjustRightInd/>
+        <w:snapToGrid/>
+        <w:jc w:val="both"/>
+        <w:textAlignment w:val="auto"/>
+        <w:rPr>
+          <w:rFonts w:hint="default" w:ascii="宋体" w:hAnsi="宋体" w:cs="宋体"/>
+          <w:lang w:val="en-US" w:eastAsia="zh-CN"/>
+        </w:rPr>
+      </w:pPr>
+      <w:r>
+        <w:rPr>
+          <w:rFonts w:hint="default" w:ascii="宋体" w:hAnsi="宋体" w:cs="宋体"/>
+          <w:lang w:val="en-US" w:eastAsia="zh-CN"/>
+        </w:rPr>
+        <w:t>void main(void)</w:t>
+      </w:r>
+    </w:p>
+    <w:p>
+      <w:pPr>
+        <w:keepNext w:val="0"/>
+        <w:keepLines w:val="0"/>
+        <w:pageBreakBefore w:val="0"/>
+        <w:widowControl w:val="0"/>
+        <w:kinsoku/>
+        <w:wordWrap/>
+        <w:overflowPunct/>
+        <w:topLinePunct w:val="0"/>
+        <w:autoSpaceDE/>
+        <w:autoSpaceDN/>
+        <w:bidi w:val="0"/>
+        <w:adjustRightInd/>
+        <w:snapToGrid/>
+        <w:jc w:val="both"/>
+        <w:textAlignment w:val="auto"/>
+        <w:rPr>
+          <w:rFonts w:hint="default" w:ascii="宋体" w:hAnsi="宋体" w:cs="宋体"/>
+          <w:lang w:val="en-US" w:eastAsia="zh-CN"/>
+        </w:rPr>
+      </w:pPr>
+      <w:r>
+        <w:rPr>
+          <w:rFonts w:hint="default" w:ascii="宋体" w:hAnsi="宋体" w:cs="宋体"/>
+          <w:lang w:val="en-US" w:eastAsia="zh-CN"/>
+        </w:rPr>
+        <w:t>{</w:t>
+      </w:r>
+    </w:p>
+    <w:p>
+      <w:pPr>
+        <w:keepNext w:val="0"/>
+        <w:keepLines w:val="0"/>
+        <w:pageBreakBefore w:val="0"/>
+        <w:widowControl w:val="0"/>
+        <w:kinsoku/>
+        <w:wordWrap/>
+        <w:overflowPunct/>
+        <w:topLinePunct w:val="0"/>
+        <w:autoSpaceDE/>
+        <w:autoSpaceDN/>
+        <w:bidi w:val="0"/>
+        <w:adjustRightInd/>
+        <w:snapToGrid/>
+        <w:jc w:val="both"/>
+        <w:textAlignment w:val="auto"/>
+        <w:rPr>
+          <w:rFonts w:hint="default" w:ascii="宋体" w:hAnsi="宋体" w:cs="宋体"/>
+          <w:lang w:val="en-US" w:eastAsia="zh-CN"/>
+        </w:rPr>
+      </w:pPr>
+      <w:r>
+        <w:rPr>
+          <w:rFonts w:hint="default" w:ascii="宋体" w:hAnsi="宋体" w:cs="宋体"/>
+          <w:lang w:val="en-US" w:eastAsia="zh-CN"/>
+        </w:rPr>
+        <w:t xml:space="preserve">    led_init();</w:t>
+      </w:r>
+    </w:p>
+    <w:p>
+      <w:pPr>
+        <w:keepNext w:val="0"/>
+        <w:keepLines w:val="0"/>
+        <w:pageBreakBefore w:val="0"/>
+        <w:widowControl w:val="0"/>
+        <w:kinsoku/>
+        <w:wordWrap/>
+        <w:overflowPunct/>
+        <w:topLinePunct w:val="0"/>
+        <w:autoSpaceDE/>
+        <w:autoSpaceDN/>
+        <w:bidi w:val="0"/>
+        <w:adjustRightInd/>
+        <w:snapToGrid/>
+        <w:jc w:val="both"/>
+        <w:textAlignment w:val="auto"/>
+        <w:rPr>
+          <w:rFonts w:hint="default" w:ascii="宋体" w:hAnsi="宋体" w:cs="宋体"/>
+          <w:lang w:val="en-US" w:eastAsia="zh-CN"/>
+        </w:rPr>
+      </w:pPr>
+      <w:r>
+        <w:rPr>
+          <w:rFonts w:hint="default" w:ascii="宋体" w:hAnsi="宋体" w:cs="宋体"/>
+          <w:lang w:val="en-US" w:eastAsia="zh-CN"/>
+        </w:rPr>
+        <w:t xml:space="preserve">    clk32m_init();</w:t>
+      </w:r>
+    </w:p>
+    <w:p>
+      <w:pPr>
+        <w:keepNext w:val="0"/>
+        <w:keepLines w:val="0"/>
+        <w:pageBreakBefore w:val="0"/>
+        <w:widowControl w:val="0"/>
+        <w:kinsoku/>
+        <w:wordWrap/>
+        <w:overflowPunct/>
+        <w:topLinePunct w:val="0"/>
+        <w:autoSpaceDE/>
+        <w:autoSpaceDN/>
+        <w:bidi w:val="0"/>
+        <w:adjustRightInd/>
+        <w:snapToGrid/>
+        <w:jc w:val="both"/>
+        <w:textAlignment w:val="auto"/>
+        <w:rPr>
+          <w:rFonts w:hint="default" w:ascii="宋体" w:hAnsi="宋体" w:cs="宋体"/>
+          <w:lang w:val="en-US" w:eastAsia="zh-CN"/>
+        </w:rPr>
+      </w:pPr>
+      <w:r>
+        <w:rPr>
+          <w:rFonts w:hint="default" w:ascii="宋体" w:hAnsi="宋体" w:cs="宋体"/>
+          <w:lang w:val="en-US" w:eastAsia="zh-CN"/>
+        </w:rPr>
+        <w:t xml:space="preserve">    uart0_init();</w:t>
+      </w:r>
+    </w:p>
+    <w:p>
+      <w:pPr>
+        <w:keepNext w:val="0"/>
+        <w:keepLines w:val="0"/>
+        <w:pageBreakBefore w:val="0"/>
+        <w:widowControl w:val="0"/>
+        <w:kinsoku/>
+        <w:wordWrap/>
+        <w:overflowPunct/>
+        <w:topLinePunct w:val="0"/>
+        <w:autoSpaceDE/>
+        <w:autoSpaceDN/>
+        <w:bidi w:val="0"/>
+        <w:adjustRightInd/>
+        <w:snapToGrid/>
+        <w:jc w:val="both"/>
+        <w:textAlignment w:val="auto"/>
+        <w:rPr>
+          <w:rFonts w:hint="default" w:ascii="宋体" w:hAnsi="宋体" w:cs="宋体"/>
+          <w:lang w:val="en-US" w:eastAsia="zh-CN"/>
+        </w:rPr>
+      </w:pPr>
+      <w:r>
+        <w:rPr>
+          <w:rFonts w:hint="default" w:ascii="宋体" w:hAnsi="宋体" w:cs="宋体"/>
+          <w:lang w:val="en-US" w:eastAsia="zh-CN"/>
+        </w:rPr>
+        <w:t xml:space="preserve">    memset(buf,0,sizeof(buf));                  //往buf内写入长度为buf长度的0</w:t>
+      </w:r>
+    </w:p>
+    <w:p>
+      <w:pPr>
+        <w:keepNext w:val="0"/>
+        <w:keepLines w:val="0"/>
+        <w:pageBreakBefore w:val="0"/>
+        <w:widowControl w:val="0"/>
+        <w:kinsoku/>
+        <w:wordWrap/>
+        <w:overflowPunct/>
+        <w:topLinePunct w:val="0"/>
+        <w:autoSpaceDE/>
+        <w:autoSpaceDN/>
+        <w:bidi w:val="0"/>
+        <w:adjustRightInd/>
+        <w:snapToGrid/>
+        <w:jc w:val="both"/>
+        <w:textAlignment w:val="auto"/>
+        <w:rPr>
+          <w:rFonts w:hint="default" w:ascii="宋体" w:hAnsi="宋体" w:cs="宋体"/>
+          <w:lang w:val="en-US" w:eastAsia="zh-CN"/>
+        </w:rPr>
+      </w:pPr>
+      <w:r>
+        <w:rPr>
+          <w:rFonts w:hint="default" w:ascii="宋体" w:hAnsi="宋体" w:cs="宋体"/>
+          <w:lang w:val="en-US" w:eastAsia="zh-CN"/>
+        </w:rPr>
+        <w:t xml:space="preserve">    sprintf(buf,"Hello World!\n");              //往buf内写入字符串</w:t>
+      </w:r>
+    </w:p>
+    <w:p>
+      <w:pPr>
+        <w:keepNext w:val="0"/>
+        <w:keepLines w:val="0"/>
+        <w:pageBreakBefore w:val="0"/>
+        <w:widowControl w:val="0"/>
+        <w:kinsoku/>
+        <w:wordWrap/>
+        <w:overflowPunct/>
+        <w:topLinePunct w:val="0"/>
+        <w:autoSpaceDE/>
+        <w:autoSpaceDN/>
+        <w:bidi w:val="0"/>
+        <w:adjustRightInd/>
+        <w:snapToGrid/>
+        <w:jc w:val="both"/>
+        <w:textAlignment w:val="auto"/>
+        <w:rPr>
+          <w:rFonts w:hint="default" w:ascii="宋体" w:hAnsi="宋体" w:cs="宋体"/>
+          <w:lang w:val="en-US" w:eastAsia="zh-CN"/>
+        </w:rPr>
+      </w:pPr>
+      <w:r>
+        <w:rPr>
+          <w:rFonts w:hint="default" w:ascii="宋体" w:hAnsi="宋体" w:cs="宋体"/>
+          <w:lang w:val="en-US" w:eastAsia="zh-CN"/>
+        </w:rPr>
+        <w:t xml:space="preserve">    uartsendstring(buf,sizeof(buf));            //发送buf</w:t>
+      </w:r>
+    </w:p>
+    <w:p>
+      <w:pPr>
+        <w:keepNext w:val="0"/>
+        <w:keepLines w:val="0"/>
+        <w:pageBreakBefore w:val="0"/>
+        <w:widowControl w:val="0"/>
+        <w:kinsoku/>
+        <w:wordWrap/>
+        <w:overflowPunct/>
+        <w:topLinePunct w:val="0"/>
+        <w:autoSpaceDE/>
+        <w:autoSpaceDN/>
+        <w:bidi w:val="0"/>
+        <w:adjustRightInd/>
+        <w:snapToGrid/>
+        <w:jc w:val="both"/>
+        <w:textAlignment w:val="auto"/>
+        <w:rPr>
+          <w:rFonts w:hint="default" w:ascii="宋体" w:hAnsi="宋体" w:cs="宋体"/>
+          <w:lang w:val="en-US" w:eastAsia="zh-CN"/>
+        </w:rPr>
+      </w:pPr>
+      <w:r>
+        <w:rPr>
+          <w:rFonts w:hint="default" w:ascii="宋体" w:hAnsi="宋体" w:cs="宋体"/>
+          <w:lang w:val="en-US" w:eastAsia="zh-CN"/>
+        </w:rPr>
+        <w:t xml:space="preserve">    while(1);</w:t>
+      </w:r>
+    </w:p>
+    <w:p>
+      <w:pPr>
+        <w:keepNext w:val="0"/>
+        <w:keepLines w:val="0"/>
+        <w:pageBreakBefore w:val="0"/>
+        <w:widowControl w:val="0"/>
+        <w:kinsoku/>
+        <w:wordWrap/>
+        <w:overflowPunct/>
+        <w:topLinePunct w:val="0"/>
+        <w:autoSpaceDE/>
+        <w:autoSpaceDN/>
+        <w:bidi w:val="0"/>
+        <w:adjustRightInd/>
+        <w:snapToGrid/>
+        <w:jc w:val="both"/>
+        <w:textAlignment w:val="auto"/>
+        <w:rPr>
+          <w:rFonts w:hint="default" w:ascii="宋体" w:hAnsi="宋体" w:cs="宋体"/>
+          <w:lang w:val="en-US" w:eastAsia="zh-CN"/>
+        </w:rPr>
+      </w:pPr>
+      <w:r>
+        <w:rPr>
+          <w:rFonts w:hint="default" w:ascii="宋体" w:hAnsi="宋体" w:cs="宋体"/>
+          <w:lang w:val="en-US" w:eastAsia="zh-CN"/>
+        </w:rPr>
+        <w:t>}</w:t>
+      </w:r>
+    </w:p>
+    <w:p>
+      <w:pPr>
+        <w:keepNext w:val="0"/>
+        <w:keepLines w:val="0"/>
+        <w:pageBreakBefore w:val="0"/>
+        <w:widowControl w:val="0"/>
+        <w:kinsoku/>
+        <w:wordWrap/>
+        <w:overflowPunct/>
+        <w:topLinePunct w:val="0"/>
+        <w:autoSpaceDE/>
+        <w:autoSpaceDN/>
+        <w:bidi w:val="0"/>
+        <w:adjustRightInd/>
+        <w:snapToGrid/>
+        <w:jc w:val="both"/>
+        <w:textAlignment w:val="auto"/>
+        <w:rPr>
+          <w:rFonts w:hint="default" w:ascii="宋体" w:hAnsi="宋体" w:cs="宋体"/>
+          <w:lang w:val="en-US" w:eastAsia="zh-CN"/>
+        </w:rPr>
+      </w:pPr>
+    </w:p>
+    <w:p>
+      <w:pPr>
+        <w:keepNext w:val="0"/>
+        <w:keepLines w:val="0"/>
+        <w:pageBreakBefore w:val="0"/>
+        <w:widowControl w:val="0"/>
+        <w:kinsoku/>
+        <w:wordWrap/>
+        <w:overflowPunct/>
+        <w:topLinePunct w:val="0"/>
+        <w:autoSpaceDE/>
+        <w:autoSpaceDN/>
+        <w:bidi w:val="0"/>
+        <w:adjustRightInd/>
+        <w:snapToGrid/>
+        <w:jc w:val="both"/>
+        <w:textAlignment w:val="auto"/>
+        <w:rPr>
+          <w:rFonts w:hint="default" w:ascii="宋体" w:hAnsi="宋体" w:cs="宋体"/>
+          <w:lang w:val="en-US" w:eastAsia="zh-CN"/>
+        </w:rPr>
+      </w:pPr>
+      <w:r>
+        <w:rPr>
+          <w:rFonts w:hint="default" w:ascii="宋体" w:hAnsi="宋体" w:cs="宋体"/>
+          <w:lang w:val="en-US" w:eastAsia="zh-CN"/>
+        </w:rPr>
+        <w:t>#pragma vector = URX0_VECTOR</w:t>
+      </w:r>
+    </w:p>
+    <w:p>
+      <w:pPr>
+        <w:keepNext w:val="0"/>
+        <w:keepLines w:val="0"/>
+        <w:pageBreakBefore w:val="0"/>
+        <w:widowControl w:val="0"/>
+        <w:kinsoku/>
+        <w:wordWrap/>
+        <w:overflowPunct/>
+        <w:topLinePunct w:val="0"/>
+        <w:autoSpaceDE/>
+        <w:autoSpaceDN/>
+        <w:bidi w:val="0"/>
+        <w:adjustRightInd/>
+        <w:snapToGrid/>
+        <w:jc w:val="both"/>
+        <w:textAlignment w:val="auto"/>
+        <w:rPr>
+          <w:rFonts w:hint="default" w:ascii="宋体" w:hAnsi="宋体" w:cs="宋体"/>
+          <w:lang w:val="en-US" w:eastAsia="zh-CN"/>
+        </w:rPr>
+      </w:pPr>
+      <w:r>
+        <w:rPr>
+          <w:rFonts w:hint="default" w:ascii="宋体" w:hAnsi="宋体" w:cs="宋体"/>
+          <w:lang w:val="en-US" w:eastAsia="zh-CN"/>
+        </w:rPr>
+        <w:t>__interrupt void uart0_rx(void)</w:t>
+      </w:r>
+    </w:p>
+    <w:p>
+      <w:pPr>
+        <w:keepNext w:val="0"/>
+        <w:keepLines w:val="0"/>
+        <w:pageBreakBefore w:val="0"/>
+        <w:widowControl w:val="0"/>
+        <w:kinsoku/>
+        <w:wordWrap/>
+        <w:overflowPunct/>
+        <w:topLinePunct w:val="0"/>
+        <w:autoSpaceDE/>
+        <w:autoSpaceDN/>
+        <w:bidi w:val="0"/>
+        <w:adjustRightInd/>
+        <w:snapToGrid/>
+        <w:jc w:val="both"/>
+        <w:textAlignment w:val="auto"/>
+        <w:rPr>
+          <w:rFonts w:hint="default" w:ascii="宋体" w:hAnsi="宋体" w:cs="宋体"/>
+          <w:lang w:val="en-US" w:eastAsia="zh-CN"/>
+        </w:rPr>
+      </w:pPr>
+      <w:r>
+        <w:rPr>
+          <w:rFonts w:hint="default" w:ascii="宋体" w:hAnsi="宋体" w:cs="宋体"/>
+          <w:lang w:val="en-US" w:eastAsia="zh-CN"/>
+        </w:rPr>
+        <w:t>{</w:t>
+      </w:r>
+    </w:p>
+    <w:p>
+      <w:pPr>
+        <w:keepNext w:val="0"/>
+        <w:keepLines w:val="0"/>
+        <w:pageBreakBefore w:val="0"/>
+        <w:widowControl w:val="0"/>
+        <w:kinsoku/>
+        <w:wordWrap/>
+        <w:overflowPunct/>
+        <w:topLinePunct w:val="0"/>
+        <w:autoSpaceDE/>
+        <w:autoSpaceDN/>
+        <w:bidi w:val="0"/>
+        <w:adjustRightInd/>
+        <w:snapToGrid/>
+        <w:jc w:val="both"/>
+        <w:textAlignment w:val="auto"/>
+        <w:rPr>
+          <w:rFonts w:hint="default" w:ascii="宋体" w:hAnsi="宋体" w:cs="宋体"/>
+          <w:lang w:val="en-US" w:eastAsia="zh-CN"/>
+        </w:rPr>
+      </w:pPr>
+      <w:r>
+        <w:rPr>
+          <w:rFonts w:hint="default" w:ascii="宋体" w:hAnsi="宋体" w:cs="宋体"/>
+          <w:lang w:val="en-US" w:eastAsia="zh-CN"/>
+        </w:rPr>
+        <w:t xml:space="preserve">    URX0IF = 0;                 //清除串口0接收标志位</w:t>
+      </w:r>
+    </w:p>
+    <w:p>
+      <w:pPr>
+        <w:keepNext w:val="0"/>
+        <w:keepLines w:val="0"/>
+        <w:pageBreakBefore w:val="0"/>
+        <w:widowControl w:val="0"/>
+        <w:kinsoku/>
+        <w:wordWrap/>
+        <w:overflowPunct/>
+        <w:topLinePunct w:val="0"/>
+        <w:autoSpaceDE/>
+        <w:autoSpaceDN/>
+        <w:bidi w:val="0"/>
+        <w:adjustRightInd/>
+        <w:snapToGrid/>
+        <w:jc w:val="both"/>
+        <w:textAlignment w:val="auto"/>
+        <w:rPr>
+          <w:rFonts w:hint="default" w:ascii="宋体" w:hAnsi="宋体" w:cs="宋体"/>
+          <w:lang w:val="en-US" w:eastAsia="zh-CN"/>
+        </w:rPr>
+      </w:pPr>
+      <w:r>
+        <w:rPr>
+          <w:rFonts w:hint="default" w:ascii="宋体" w:hAnsi="宋体" w:cs="宋体"/>
+          <w:lang w:val="en-US" w:eastAsia="zh-CN"/>
+        </w:rPr>
+        <w:t xml:space="preserve">    while(UTX0IF == 0);         //等待串口0发送完毕</w:t>
+      </w:r>
+    </w:p>
+    <w:p>
+      <w:pPr>
+        <w:keepNext w:val="0"/>
+        <w:keepLines w:val="0"/>
+        <w:pageBreakBefore w:val="0"/>
+        <w:widowControl w:val="0"/>
+        <w:kinsoku/>
+        <w:wordWrap/>
+        <w:overflowPunct/>
+        <w:topLinePunct w:val="0"/>
+        <w:autoSpaceDE/>
+        <w:autoSpaceDN/>
+        <w:bidi w:val="0"/>
+        <w:adjustRightInd/>
+        <w:snapToGrid/>
+        <w:jc w:val="both"/>
+        <w:textAlignment w:val="auto"/>
+        <w:rPr>
+          <w:rFonts w:hint="default" w:ascii="宋体" w:hAnsi="宋体" w:cs="宋体"/>
+          <w:lang w:val="en-US" w:eastAsia="zh-CN"/>
+        </w:rPr>
+      </w:pPr>
+      <w:r>
+        <w:rPr>
+          <w:rFonts w:hint="default" w:ascii="宋体" w:hAnsi="宋体" w:cs="宋体"/>
+          <w:lang w:val="en-US" w:eastAsia="zh-CN"/>
+        </w:rPr>
+        <w:t xml:space="preserve">    UTX0IF = 0;                 //清除串口0发送标志位</w:t>
+      </w:r>
+    </w:p>
+    <w:p>
+      <w:pPr>
+        <w:keepNext w:val="0"/>
+        <w:keepLines w:val="0"/>
+        <w:pageBreakBefore w:val="0"/>
+        <w:widowControl w:val="0"/>
+        <w:kinsoku/>
+        <w:wordWrap/>
+        <w:overflowPunct/>
+        <w:topLinePunct w:val="0"/>
+        <w:autoSpaceDE/>
+        <w:autoSpaceDN/>
+        <w:bidi w:val="0"/>
+        <w:adjustRightInd/>
+        <w:snapToGrid/>
+        <w:jc w:val="both"/>
+        <w:textAlignment w:val="auto"/>
+        <w:rPr>
+          <w:rFonts w:hint="default" w:ascii="宋体" w:hAnsi="宋体" w:cs="宋体"/>
+          <w:lang w:val="en-US" w:eastAsia="zh-CN"/>
+        </w:rPr>
+      </w:pPr>
+      <w:r>
+        <w:rPr>
+          <w:rFonts w:hint="default" w:ascii="宋体" w:hAnsi="宋体" w:cs="宋体"/>
+          <w:lang w:val="en-US" w:eastAsia="zh-CN"/>
+        </w:rPr>
+        <w:t>}</w:t>
+      </w:r>
+    </w:p>
+    <w:p>
+      <w:pPr>
+        <w:keepNext w:val="0"/>
+        <w:keepLines w:val="0"/>
+        <w:pageBreakBefore w:val="0"/>
+        <w:widowControl w:val="0"/>
+        <w:kinsoku/>
+        <w:wordWrap/>
+        <w:overflowPunct/>
+        <w:topLinePunct w:val="0"/>
+        <w:autoSpaceDE/>
+        <w:autoSpaceDN/>
+        <w:bidi w:val="0"/>
+        <w:adjustRightInd/>
+        <w:snapToGrid/>
+        <w:ind w:firstLine="400" w:firstLineChars="200"/>
+        <w:jc w:val="both"/>
+        <w:textAlignment w:val="auto"/>
+        <w:rPr>
+          <w:rFonts w:hint="default" w:ascii="宋体" w:hAnsi="宋体" w:cs="宋体"/>
+          <w:lang w:val="en-US" w:eastAsia="zh-CN"/>
+        </w:rPr>
+      </w:pPr>
+      <w:r>
+        <w:rPr>
+          <w:rFonts w:hint="eastAsia" w:ascii="宋体" w:hAnsi="宋体" w:cs="宋体"/>
+          <w:lang w:val="en-US" w:eastAsia="zh-CN"/>
+        </w:rPr>
+        <w:t>当我们上电后可以看到串口调试助手的接收区自动收到“Hello World!”。如果没有的话按一下复位键试试。</w:t>
+      </w:r>
+    </w:p>
+    <w:p>
+      <w:pPr>
+        <w:keepNext w:val="0"/>
+        <w:keepLines w:val="0"/>
+        <w:pageBreakBefore w:val="0"/>
+        <w:widowControl w:val="0"/>
+        <w:kinsoku/>
+        <w:wordWrap/>
+        <w:overflowPunct/>
+        <w:topLinePunct w:val="0"/>
+        <w:autoSpaceDE/>
+        <w:autoSpaceDN/>
+        <w:bidi w:val="0"/>
+        <w:adjustRightInd/>
+        <w:snapToGrid/>
+        <w:ind w:firstLine="400" w:firstLineChars="200"/>
+        <w:jc w:val="both"/>
+        <w:textAlignment w:val="auto"/>
+        <w:rPr>
+          <w:rFonts w:hint="eastAsia" w:ascii="宋体" w:hAnsi="宋体" w:eastAsia="宋体" w:cs="宋体"/>
+          <w:lang w:val="en-US" w:eastAsia="zh-CN"/>
+        </w:rPr>
+      </w:pPr>
     </w:p>
     <w:sectPr>
       <w:footerReference r:id="rId4" w:type="default"/>

--- a/Uwaycontech/实验例程/CC2530基础实验/8-CC2530 UART配置/实验指导书/8-CC2530 UART配置.docx
+++ b/Uwaycontech/实验例程/CC2530基础实验/8-CC2530 UART配置/实验指导书/8-CC2530 UART配置.docx
@@ -2265,7 +2265,6 @@
           <w:lang w:val="en-US" w:eastAsia="zh-CN"/>
         </w:rPr>
         <w:tab/>
-        <w:t/>
       </w:r>
       <w:r>
         <w:rPr>
@@ -2273,7 +2272,6 @@
           <w:lang w:val="en-US" w:eastAsia="zh-CN"/>
         </w:rPr>
         <w:tab/>
-        <w:t/>
       </w:r>
       <w:r>
         <w:rPr>
@@ -2281,7 +2279,6 @@
           <w:lang w:val="en-US" w:eastAsia="zh-CN"/>
         </w:rPr>
         <w:tab/>
-        <w:t/>
       </w:r>
       <w:r>
         <w:rPr>
@@ -2289,10 +2286,14 @@
           <w:lang w:val="en-US" w:eastAsia="zh-CN"/>
         </w:rPr>
         <w:tab/>
+      </w:r>
+      <w:r>
+        <w:rPr>
+          <w:rFonts w:hint="eastAsia" w:ascii="宋体" w:hAnsi="宋体" w:cs="宋体"/>
+          <w:lang w:val="en-US" w:eastAsia="zh-CN"/>
+        </w:rPr>
         <w:t xml:space="preserve"> </w:t>
       </w:r>
-      <w:bookmarkStart w:id="0" w:name="_GoBack"/>
-      <w:bookmarkEnd w:id="0"/>
       <w:r>
         <w:rPr>
           <w:rFonts w:hint="eastAsia" w:ascii="宋体" w:hAnsi="宋体" w:eastAsia="宋体" w:cs="宋体"/>
@@ -3568,7 +3569,7 @@
         <w:jc w:val="both"/>
         <w:textAlignment w:val="auto"/>
         <w:rPr>
-          <w:rFonts w:hint="eastAsia" w:ascii="宋体" w:hAnsi="宋体" w:eastAsia="宋体" w:cs="宋体"/>
+          <w:rFonts w:hint="default" w:ascii="宋体" w:hAnsi="宋体" w:eastAsia="宋体" w:cs="宋体"/>
           <w:lang w:val="en-US" w:eastAsia="zh-CN"/>
         </w:rPr>
       </w:pPr>
@@ -3579,63 +3580,12 @@
         </w:rPr>
         <w:t xml:space="preserve">    while(1)</w:t>
       </w:r>
-    </w:p>
-    <w:p>
-      <w:pPr>
-        <w:keepNext w:val="0"/>
-        <w:keepLines w:val="0"/>
-        <w:pageBreakBefore w:val="0"/>
-        <w:kinsoku/>
-        <w:wordWrap/>
-        <w:overflowPunct/>
-        <w:topLinePunct w:val="0"/>
-        <w:autoSpaceDE/>
-        <w:autoSpaceDN/>
-        <w:bidi w:val="0"/>
-        <w:adjustRightInd/>
-        <w:snapToGrid/>
-        <w:jc w:val="both"/>
-        <w:textAlignment w:val="auto"/>
-        <w:rPr>
-          <w:rFonts w:hint="eastAsia" w:ascii="宋体" w:hAnsi="宋体" w:eastAsia="宋体" w:cs="宋体"/>
-          <w:lang w:val="en-US" w:eastAsia="zh-CN"/>
-        </w:rPr>
-      </w:pPr>
-      <w:r>
-        <w:rPr>
-          <w:rFonts w:hint="eastAsia" w:ascii="宋体" w:hAnsi="宋体" w:eastAsia="宋体" w:cs="宋体"/>
-          <w:lang w:val="en-US" w:eastAsia="zh-CN"/>
-        </w:rPr>
-        <w:t xml:space="preserve">    {</w:t>
-      </w:r>
-    </w:p>
-    <w:p>
-      <w:pPr>
-        <w:keepNext w:val="0"/>
-        <w:keepLines w:val="0"/>
-        <w:pageBreakBefore w:val="0"/>
-        <w:kinsoku/>
-        <w:wordWrap/>
-        <w:overflowPunct/>
-        <w:topLinePunct w:val="0"/>
-        <w:autoSpaceDE/>
-        <w:autoSpaceDN/>
-        <w:bidi w:val="0"/>
-        <w:adjustRightInd/>
-        <w:snapToGrid/>
-        <w:jc w:val="both"/>
-        <w:textAlignment w:val="auto"/>
-        <w:rPr>
-          <w:rFonts w:hint="eastAsia" w:ascii="宋体" w:hAnsi="宋体" w:eastAsia="宋体" w:cs="宋体"/>
-          <w:lang w:val="en-US" w:eastAsia="zh-CN"/>
-        </w:rPr>
-      </w:pPr>
-      <w:r>
-        <w:rPr>
-          <w:rFonts w:hint="eastAsia" w:ascii="宋体" w:hAnsi="宋体" w:eastAsia="宋体" w:cs="宋体"/>
-          <w:lang w:val="en-US" w:eastAsia="zh-CN"/>
-        </w:rPr>
-        <w:t xml:space="preserve">    }</w:t>
+      <w:r>
+        <w:rPr>
+          <w:rFonts w:hint="eastAsia" w:ascii="宋体" w:hAnsi="宋体" w:cs="宋体"/>
+          <w:lang w:val="en-US" w:eastAsia="zh-CN"/>
+        </w:rPr>
+        <w:t>;</w:t>
       </w:r>
     </w:p>
     <w:p>
@@ -5312,6 +5262,7 @@
           <w:lang w:val="en-US" w:eastAsia="zh-CN"/>
         </w:rPr>
       </w:pPr>
+      <w:bookmarkStart w:id="0" w:name="_GoBack"/>
       <w:r>
         <w:rPr>
           <w:rFonts w:hint="eastAsia" w:ascii="宋体" w:hAnsi="宋体" w:cs="宋体"/>
@@ -5320,6 +5271,7 @@
         <w:t>当我们上电后可以看到串口调试助手的接收区自动收到“Hello World!”。如果没有的话按一下复位键试试。</w:t>
       </w:r>
     </w:p>
+    <w:bookmarkEnd w:id="0"/>
     <w:p>
       <w:pPr>
         <w:keepNext w:val="0"/>

--- a/Uwaycontech/实验例程/CC2530基础实验/8-CC2530 UART配置/实验指导书/8-CC2530 UART配置.docx
+++ b/Uwaycontech/实验例程/CC2530基础实验/8-CC2530 UART配置/实验指导书/8-CC2530 UART配置.docx
@@ -3587,6 +3587,8 @@
         </w:rPr>
         <w:t>;</w:t>
       </w:r>
+      <w:bookmarkStart w:id="0" w:name="_GoBack"/>
+      <w:bookmarkEnd w:id="0"/>
     </w:p>
     <w:p>
       <w:pPr>
@@ -5262,7 +5264,6 @@
           <w:lang w:val="en-US" w:eastAsia="zh-CN"/>
         </w:rPr>
       </w:pPr>
-      <w:bookmarkStart w:id="0" w:name="_GoBack"/>
       <w:r>
         <w:rPr>
           <w:rFonts w:hint="eastAsia" w:ascii="宋体" w:hAnsi="宋体" w:cs="宋体"/>
@@ -5271,7 +5272,6 @@
         <w:t>当我们上电后可以看到串口调试助手的接收区自动收到“Hello World!”。如果没有的话按一下复位键试试。</w:t>
       </w:r>
     </w:p>
-    <w:bookmarkEnd w:id="0"/>
     <w:p>
       <w:pPr>
         <w:keepNext w:val="0"/>
